--- a/ADG/12장/12장_실습문제_추가서술형_정답.docx
+++ b/ADG/12장/12장_실습문제_추가서술형_정답.docx
@@ -50,45 +50,158 @@
       <w:r>
         <w:rPr>
           <w:rFonts w:ascii="맑은 고딕" w:hAnsi="맑은 고딕" w:eastAsia="맑은 고딕"/>
-          <w:sz w:val="21"/>
-        </w:rPr>
-        <w:t>**적용 방식** — Physical Standby는 리두를 **블록 변경의 기록**으로 본다. "파일 5번의 블록 1234가 이렇게 바뀌었다"를 그대로 재현하며 무엇을 하는 SQL이었는지는 관심이 없다. Logical Standby는 **논리적 변경의 기록**으로 본다. LogMiner로 "EMP의 사번 7788인 행의 SAL이 3000에서 3500으로 바뀌었다"를 복원하고 그에 해당하는 SQL을 실행한다.</w:t>
+          <w:b/>
+          <w:sz w:val="21"/>
+        </w:rPr>
+        <w:t xml:space="preserve">적용 방식</w:t>
+      </w:r>
+      <w:r>
+        <w:rPr>
+          <w:rFonts w:ascii="맑은 고딕" w:hAnsi="맑은 고딕" w:eastAsia="맑은 고딕"/>
+          <w:sz w:val="21"/>
+        </w:rPr>
+        <w:t xml:space="preserve"> — Physical Standby는 리두를 </w:t>
+      </w:r>
+      <w:r>
+        <w:rPr>
+          <w:rFonts w:ascii="맑은 고딕" w:hAnsi="맑은 고딕" w:eastAsia="맑은 고딕"/>
+          <w:b/>
+          <w:sz w:val="21"/>
+        </w:rPr>
+        <w:t xml:space="preserve">블록 변경의 기록</w:t>
+      </w:r>
+      <w:r>
+        <w:rPr>
+          <w:rFonts w:ascii="맑은 고딕" w:hAnsi="맑은 고딕" w:eastAsia="맑은 고딕"/>
+          <w:sz w:val="21"/>
+        </w:rPr>
+        <w:t xml:space="preserve">으로 본다. "파일 5번의 블록 1234가 이렇게 바뀌었다"를 그대로 재현하며 무엇을 하는 SQL이었는지는 관심이 없다. Logical Standby는 </w:t>
+      </w:r>
+      <w:r>
+        <w:rPr>
+          <w:rFonts w:ascii="맑은 고딕" w:hAnsi="맑은 고딕" w:eastAsia="맑은 고딕"/>
+          <w:b/>
+          <w:sz w:val="21"/>
+        </w:rPr>
+        <w:t xml:space="preserve">논리적 변경의 기록</w:t>
+      </w:r>
+      <w:r>
+        <w:rPr>
+          <w:rFonts w:ascii="맑은 고딕" w:hAnsi="맑은 고딕" w:eastAsia="맑은 고딕"/>
+          <w:sz w:val="21"/>
+        </w:rPr>
+        <w:t xml:space="preserve">으로 본다. LogMiner로 "EMP의 사번 7788인 행의 SAL이 3000에서 3500으로 바뀌었다"를 복원하고 그에 해당하는 SQL을 실행한다.</w:t>
       </w:r>
     </w:p>
     <w:p>
       <w:r>
         <w:rPr>
           <w:rFonts w:ascii="맑은 고딕" w:hAnsi="맑은 고딕" w:eastAsia="맑은 고딕"/>
-          <w:sz w:val="21"/>
-        </w:rPr>
-        <w:t>**물리 구조** — Physical은 Primary와 완전히 동일하다. Logical은 자유롭다. 자체 인덱스와 구체화 뷰를 둘 수 있고 `DB_NAME`도 바꿀 수 있다.</w:t>
+          <w:b/>
+          <w:sz w:val="21"/>
+        </w:rPr>
+        <w:t xml:space="preserve">물리 구조</w:t>
+      </w:r>
+      <w:r>
+        <w:rPr>
+          <w:rFonts w:ascii="맑은 고딕" w:hAnsi="맑은 고딕" w:eastAsia="맑은 고딕"/>
+          <w:sz w:val="21"/>
+        </w:rPr>
+        <w:t xml:space="preserve"> — Physical은 Primary와 완전히 동일하다. Logical은 자유롭다. 자체 인덱스와 구체화 뷰를 둘 수 있고 </w:t>
+      </w:r>
+      <w:r>
+        <w:rPr>
+          <w:rFonts w:ascii="Consolas" w:hAnsi="Consolas" w:eastAsia="맑은 고딕"/>
+          <w:sz w:val="21"/>
+        </w:rPr>
+        <w:t xml:space="preserve">DB_NAME</w:t>
+      </w:r>
+      <w:r>
+        <w:rPr>
+          <w:rFonts w:ascii="맑은 고딕" w:hAnsi="맑은 고딕" w:eastAsia="맑은 고딕"/>
+          <w:sz w:val="21"/>
+        </w:rPr>
+        <w:t xml:space="preserve">도 바꿀 수 있다.</w:t>
       </w:r>
     </w:p>
     <w:p>
       <w:r>
         <w:rPr>
           <w:rFonts w:ascii="맑은 고딕" w:hAnsi="맑은 고딕" w:eastAsia="맑은 고딕"/>
-          <w:sz w:val="21"/>
-        </w:rPr>
-        <w:t>**데이터 타입 지원** — Physical은 전부 지원한다. Logical은 제한이 있으며 `DBA_LOGSTDBY_UNSUPPORTED`에 나온 컬럼을 가진 테이블은 데이터가 복제되지 않는다.</w:t>
+          <w:b/>
+          <w:sz w:val="21"/>
+        </w:rPr>
+        <w:t xml:space="preserve">데이터 타입 지원</w:t>
+      </w:r>
+      <w:r>
+        <w:rPr>
+          <w:rFonts w:ascii="맑은 고딕" w:hAnsi="맑은 고딕" w:eastAsia="맑은 고딕"/>
+          <w:sz w:val="21"/>
+        </w:rPr>
+        <w:t xml:space="preserve"> — Physical은 전부 지원한다. Logical은 제한이 있으며 </w:t>
+      </w:r>
+      <w:r>
+        <w:rPr>
+          <w:rFonts w:ascii="Consolas" w:hAnsi="Consolas" w:eastAsia="맑은 고딕"/>
+          <w:sz w:val="21"/>
+        </w:rPr>
+        <w:t xml:space="preserve">DBA_LOGSTDBY_UNSUPPORTED</w:t>
+      </w:r>
+      <w:r>
+        <w:rPr>
+          <w:rFonts w:ascii="맑은 고딕" w:hAnsi="맑은 고딕" w:eastAsia="맑은 고딕"/>
+          <w:sz w:val="21"/>
+        </w:rPr>
+        <w:t xml:space="preserve">에 나온 컬럼을 가진 테이블은 데이터가 복제되지 않는다.</w:t>
       </w:r>
     </w:p>
     <w:p>
       <w:r>
         <w:rPr>
           <w:rFonts w:ascii="맑은 고딕" w:hAnsi="맑은 고딕" w:eastAsia="맑은 고딕"/>
-          <w:sz w:val="21"/>
-        </w:rPr>
-        <w:t>**속도** — Physical이 빠르다. Logical은 느리다.</w:t>
+          <w:b/>
+          <w:sz w:val="21"/>
+        </w:rPr>
+        <w:t xml:space="preserve">속도</w:t>
+      </w:r>
+      <w:r>
+        <w:rPr>
+          <w:rFonts w:ascii="맑은 고딕" w:hAnsi="맑은 고딕" w:eastAsia="맑은 고딕"/>
+          <w:sz w:val="21"/>
+        </w:rPr>
+        <w:t xml:space="preserve"> — Physical이 빠르다. Logical은 느리다.</w:t>
       </w:r>
     </w:p>
     <w:p>
       <w:r>
         <w:rPr>
           <w:rFonts w:ascii="맑은 고딕" w:hAnsi="맑은 고딕" w:eastAsia="맑은 고딕"/>
-          <w:sz w:val="21"/>
-        </w:rPr>
-        <w:t>**하나의 원인** — 네 차이가 모두 **"블록이냐 SQL이냐"**에서 나온다. 블록을 복사하면 결과가 똑같아야 하므로 구조를 바꿀 수 없지만 대신 빠르고 타입을 가리지 않는다. SQL로 재실행하면 구조가 달라도 되지만 대신 Primary가 이미 한 계산(파싱·실행 계획·인덱스 갱신)을 다시 해야 하므로 느리고, SQL로 표현할 수 없는 타입은 처리하지 못한다.</w:t>
+          <w:b/>
+          <w:sz w:val="21"/>
+        </w:rPr>
+        <w:t xml:space="preserve">하나의 원인</w:t>
+      </w:r>
+      <w:r>
+        <w:rPr>
+          <w:rFonts w:ascii="맑은 고딕" w:hAnsi="맑은 고딕" w:eastAsia="맑은 고딕"/>
+          <w:sz w:val="21"/>
+        </w:rPr>
+        <w:t xml:space="preserve"> — 네 차이가 모두 </w:t>
+      </w:r>
+      <w:r>
+        <w:rPr>
+          <w:rFonts w:ascii="맑은 고딕" w:hAnsi="맑은 고딕" w:eastAsia="맑은 고딕"/>
+          <w:b/>
+          <w:sz w:val="21"/>
+        </w:rPr>
+        <w:t xml:space="preserve">"블록이냐 SQL이냐"</w:t>
+      </w:r>
+      <w:r>
+        <w:rPr>
+          <w:rFonts w:ascii="맑은 고딕" w:hAnsi="맑은 고딕" w:eastAsia="맑은 고딕"/>
+          <w:sz w:val="21"/>
+        </w:rPr>
+        <w:t xml:space="preserve">에서 나온다. 블록을 복사하면 결과가 똑같아야 하므로 구조를 바꿀 수 없지만 대신 빠르고 타입을 가리지 않는다. SQL로 재실행하면 구조가 달라도 되지만 대신 Primary가 이미 한 계산(파싱·실행 계획·인덱스 갱신)을 다시 해야 하므로 느리고, SQL로 표현할 수 없는 타입은 처리하지 못한다.</w:t>
       </w:r>
     </w:p>
     <w:p>
@@ -125,7 +238,29 @@
           <w:rFonts w:ascii="맑은 고딕" w:hAnsi="맑은 고딕" w:eastAsia="맑은 고딕"/>
           <w:sz w:val="21"/>
         </w:rPr>
-        <w:t>Primary가 `UPDATE emp SET sal=3500 WHERE empno=7788`을 실행하면 리두에는 "파일 5, 블록 1234, 오프셋 …의 값이 바뀌었다"가 기록된다. **블록 안의 위치는 알지만 그 행이 논리적으로 무엇인지는 없다.**</w:t>
+        <w:t xml:space="preserve">Primary가 </w:t>
+      </w:r>
+      <w:r>
+        <w:rPr>
+          <w:rFonts w:ascii="Consolas" w:hAnsi="Consolas" w:eastAsia="맑은 고딕"/>
+          <w:sz w:val="21"/>
+        </w:rPr>
+        <w:t xml:space="preserve">UPDATE emp SET sal=3500 WHERE empno=7788</w:t>
+      </w:r>
+      <w:r>
+        <w:rPr>
+          <w:rFonts w:ascii="맑은 고딕" w:hAnsi="맑은 고딕" w:eastAsia="맑은 고딕"/>
+          <w:sz w:val="21"/>
+        </w:rPr>
+        <w:t xml:space="preserve">을 실행하면 리두에는 "파일 5, 블록 1234, 오프셋 …의 값이 바뀌었다"가 기록된다. </w:t>
+      </w:r>
+      <w:r>
+        <w:rPr>
+          <w:rFonts w:ascii="맑은 고딕" w:hAnsi="맑은 고딕" w:eastAsia="맑은 고딕"/>
+          <w:b/>
+          <w:sz w:val="21"/>
+        </w:rPr>
+        <w:t xml:space="preserve">블록 안의 위치는 알지만 그 행이 논리적으로 무엇인지는 없다.</w:t>
       </w:r>
     </w:p>
     <w:p>
@@ -143,16 +278,146 @@
           <w:rFonts w:ascii="맑은 고딕" w:hAnsi="맑은 고딕" w:eastAsia="맑은 고딕"/>
           <w:sz w:val="21"/>
         </w:rPr>
-        <w:t>Logical Standby는 다르다. 같은 데이터가 다른 블록에 있을 수 있으므로 "`EMPNO`가 7788인 행"이라는 논리적 식별이 필요하다. **보충 로깅**이 그 빈틈을 메운다. 행을 식별할 수 있는 컬럼 값을 리두에 함께 기록한다.</w:t>
+        <w:t xml:space="preserve">Logical Standby는 다르다. 같은 데이터가 다른 블록에 있을 수 있으므로 "</w:t>
+      </w:r>
+      <w:r>
+        <w:rPr>
+          <w:rFonts w:ascii="Consolas" w:hAnsi="Consolas" w:eastAsia="맑은 고딕"/>
+          <w:sz w:val="21"/>
+        </w:rPr>
+        <w:t xml:space="preserve">EMPNO</w:t>
+      </w:r>
+      <w:r>
+        <w:rPr>
+          <w:rFonts w:ascii="맑은 고딕" w:hAnsi="맑은 고딕" w:eastAsia="맑은 고딕"/>
+          <w:sz w:val="21"/>
+        </w:rPr>
+        <w:t xml:space="preserve">가 7788인 행"이라는 논리적 식별이 필요하다. </w:t>
+      </w:r>
+      <w:r>
+        <w:rPr>
+          <w:rFonts w:ascii="맑은 고딕" w:hAnsi="맑은 고딕" w:eastAsia="맑은 고딕"/>
+          <w:b/>
+          <w:sz w:val="21"/>
+        </w:rPr>
+        <w:t xml:space="preserve">보충 로깅</w:t>
+      </w:r>
+      <w:r>
+        <w:rPr>
+          <w:rFonts w:ascii="맑은 고딕" w:hAnsi="맑은 고딕" w:eastAsia="맑은 고딕"/>
+          <w:sz w:val="21"/>
+        </w:rPr>
+        <w:t xml:space="preserve">이 그 빈틈을 메운다. 행을 식별할 수 있는 컬럼 값을 리두에 함께 기록한다.</w:t>
       </w:r>
     </w:p>
     <w:p>
       <w:r>
         <w:rPr>
-          <w:rFonts w:ascii="맑은 고딕" w:hAnsi="맑은 고딕" w:eastAsia="맑은 고딕"/>
-          <w:sz w:val="21"/>
-        </w:rPr>
-        <w:t>**`FORCE_LOGGING`과의 차이** — `FORCE_LOGGING`은 "리두를 남기느냐"의 문제다. `NOLOGGING` 작업도 리두를 남기게 강제하며 4장에서 켰다. 보충 로깅은 "리두에 무엇을 더 담느냐"의 문제다. **둘 다 필요하며 서로를 대신하지 못한다.** 실습에서 `FORCE_LOGGING`은 `YES`인데 보충 로깅은 전부 `NO`였다.</w:t>
+          <w:rFonts w:ascii="Consolas" w:hAnsi="Consolas" w:eastAsia="맑은 고딕"/>
+          <w:b/>
+          <w:sz w:val="21"/>
+        </w:rPr>
+        <w:t xml:space="preserve">FORCE_LOGGING</w:t>
+      </w:r>
+      <w:r>
+        <w:rPr>
+          <w:rFonts w:ascii="맑은 고딕" w:hAnsi="맑은 고딕" w:eastAsia="맑은 고딕"/>
+          <w:b/>
+          <w:sz w:val="21"/>
+        </w:rPr>
+        <w:t xml:space="preserve">과의 차이</w:t>
+      </w:r>
+      <w:r>
+        <w:rPr>
+          <w:rFonts w:ascii="맑은 고딕" w:hAnsi="맑은 고딕" w:eastAsia="맑은 고딕"/>
+          <w:sz w:val="21"/>
+        </w:rPr>
+        <w:t xml:space="preserve"> — </w:t>
+      </w:r>
+      <w:r>
+        <w:rPr>
+          <w:rFonts w:ascii="Consolas" w:hAnsi="Consolas" w:eastAsia="맑은 고딕"/>
+          <w:sz w:val="21"/>
+        </w:rPr>
+        <w:t xml:space="preserve">FORCE_LOGGING</w:t>
+      </w:r>
+      <w:r>
+        <w:rPr>
+          <w:rFonts w:ascii="맑은 고딕" w:hAnsi="맑은 고딕" w:eastAsia="맑은 고딕"/>
+          <w:sz w:val="21"/>
+        </w:rPr>
+        <w:t xml:space="preserve">은 "리두를 남기느냐"의 문제다. </w:t>
+      </w:r>
+      <w:r>
+        <w:rPr>
+          <w:rFonts w:ascii="Consolas" w:hAnsi="Consolas" w:eastAsia="맑은 고딕"/>
+          <w:sz w:val="21"/>
+        </w:rPr>
+        <w:t xml:space="preserve">NOLOGGING</w:t>
+      </w:r>
+      <w:r>
+        <w:rPr>
+          <w:rFonts w:ascii="맑은 고딕" w:hAnsi="맑은 고딕" w:eastAsia="맑은 고딕"/>
+          <w:sz w:val="21"/>
+        </w:rPr>
+        <w:t xml:space="preserve"> 작업도 리두를 남기게 강제하며 4장에서 켰다. 보충 로깅은 "리두에 무엇을 더 담느냐"의 문제다. </w:t>
+      </w:r>
+      <w:r>
+        <w:rPr>
+          <w:rFonts w:ascii="맑은 고딕" w:hAnsi="맑은 고딕" w:eastAsia="맑은 고딕"/>
+          <w:b/>
+          <w:sz w:val="21"/>
+        </w:rPr>
+        <w:t xml:space="preserve">둘 다 필요하며 서로를 대신하지 못한다.</w:t>
+      </w:r>
+      <w:r>
+        <w:rPr>
+          <w:rFonts w:ascii="맑은 고딕" w:hAnsi="맑은 고딕" w:eastAsia="맑은 고딕"/>
+          <w:sz w:val="21"/>
+        </w:rPr>
+        <w:t xml:space="preserve"> 실습에서 </w:t>
+      </w:r>
+      <w:r>
+        <w:rPr>
+          <w:rFonts w:ascii="Consolas" w:hAnsi="Consolas" w:eastAsia="맑은 고딕"/>
+          <w:sz w:val="21"/>
+        </w:rPr>
+        <w:t xml:space="preserve">FORCE_LOGGING</w:t>
+      </w:r>
+      <w:r>
+        <w:rPr>
+          <w:rFonts w:ascii="맑은 고딕" w:hAnsi="맑은 고딕" w:eastAsia="맑은 고딕"/>
+          <w:sz w:val="21"/>
+        </w:rPr>
+        <w:t xml:space="preserve">은 </w:t>
+      </w:r>
+      <w:r>
+        <w:rPr>
+          <w:rFonts w:ascii="Consolas" w:hAnsi="Consolas" w:eastAsia="맑은 고딕"/>
+          <w:sz w:val="21"/>
+        </w:rPr>
+        <w:t xml:space="preserve">YES</w:t>
+      </w:r>
+      <w:r>
+        <w:rPr>
+          <w:rFonts w:ascii="맑은 고딕" w:hAnsi="맑은 고딕" w:eastAsia="맑은 고딕"/>
+          <w:sz w:val="21"/>
+        </w:rPr>
+        <w:t xml:space="preserve">인데 보충 로깅은 전부 </w:t>
+      </w:r>
+      <w:r>
+        <w:rPr>
+          <w:rFonts w:ascii="Consolas" w:hAnsi="Consolas" w:eastAsia="맑은 고딕"/>
+          <w:sz w:val="21"/>
+        </w:rPr>
+        <w:t xml:space="preserve">NO</w:t>
+      </w:r>
+      <w:r>
+        <w:rPr>
+          <w:rFonts w:ascii="맑은 고딕" w:hAnsi="맑은 고딕" w:eastAsia="맑은 고딕"/>
+          <w:sz w:val="21"/>
+        </w:rPr>
+        <w:t xml:space="preserve">였다.</w:t>
       </w:r>
     </w:p>
     <w:p>
@@ -187,45 +452,333 @@
       <w:r>
         <w:rPr>
           <w:rFonts w:ascii="맑은 고딕" w:hAnsi="맑은 고딕" w:eastAsia="맑은 고딕"/>
-          <w:sz w:val="21"/>
-        </w:rPr>
-        <w:t>**① LogMiner 딕셔너리를 만들어 리두에 싣는다.** 실측에서 `V$ARCHIVED_LOG`의 `DICTIONARY_BEGIN`과 `DICTIONARY_END`가 모두 `YES`인 아카이브가 2개 나타났다.</w:t>
+          <w:b/>
+          <w:sz w:val="21"/>
+        </w:rPr>
+        <w:t xml:space="preserve">① LogMiner 딕셔너리를 만들어 리두에 싣는다.</w:t>
+      </w:r>
+      <w:r>
+        <w:rPr>
+          <w:rFonts w:ascii="맑은 고딕" w:hAnsi="맑은 고딕" w:eastAsia="맑은 고딕"/>
+          <w:sz w:val="21"/>
+        </w:rPr>
+        <w:t xml:space="preserve"> 실측에서 </w:t>
+      </w:r>
+      <w:r>
+        <w:rPr>
+          <w:rFonts w:ascii="Consolas" w:hAnsi="Consolas" w:eastAsia="맑은 고딕"/>
+          <w:sz w:val="21"/>
+        </w:rPr>
+        <w:t xml:space="preserve">V$ARCHIVED_LOG</w:t>
+      </w:r>
+      <w:r>
+        <w:rPr>
+          <w:rFonts w:ascii="맑은 고딕" w:hAnsi="맑은 고딕" w:eastAsia="맑은 고딕"/>
+          <w:sz w:val="21"/>
+        </w:rPr>
+        <w:t xml:space="preserve">의 </w:t>
+      </w:r>
+      <w:r>
+        <w:rPr>
+          <w:rFonts w:ascii="Consolas" w:hAnsi="Consolas" w:eastAsia="맑은 고딕"/>
+          <w:sz w:val="21"/>
+        </w:rPr>
+        <w:t xml:space="preserve">DICTIONARY_BEGIN</w:t>
+      </w:r>
+      <w:r>
+        <w:rPr>
+          <w:rFonts w:ascii="맑은 고딕" w:hAnsi="맑은 고딕" w:eastAsia="맑은 고딕"/>
+          <w:sz w:val="21"/>
+        </w:rPr>
+        <w:t xml:space="preserve">과 </w:t>
+      </w:r>
+      <w:r>
+        <w:rPr>
+          <w:rFonts w:ascii="Consolas" w:hAnsi="Consolas" w:eastAsia="맑은 고딕"/>
+          <w:sz w:val="21"/>
+        </w:rPr>
+        <w:t xml:space="preserve">DICTIONARY_END</w:t>
+      </w:r>
+      <w:r>
+        <w:rPr>
+          <w:rFonts w:ascii="맑은 고딕" w:hAnsi="맑은 고딕" w:eastAsia="맑은 고딕"/>
+          <w:sz w:val="21"/>
+        </w:rPr>
+        <w:t xml:space="preserve">가 모두 </w:t>
+      </w:r>
+      <w:r>
+        <w:rPr>
+          <w:rFonts w:ascii="Consolas" w:hAnsi="Consolas" w:eastAsia="맑은 고딕"/>
+          <w:sz w:val="21"/>
+        </w:rPr>
+        <w:t xml:space="preserve">YES</w:t>
+      </w:r>
+      <w:r>
+        <w:rPr>
+          <w:rFonts w:ascii="맑은 고딕" w:hAnsi="맑은 고딕" w:eastAsia="맑은 고딕"/>
+          <w:sz w:val="21"/>
+        </w:rPr>
+        <w:t xml:space="preserve">인 아카이브가 2개 나타났다.</w:t>
       </w:r>
     </w:p>
     <w:p>
       <w:r>
         <w:rPr>
           <w:rFonts w:ascii="맑은 고딕" w:hAnsi="맑은 고딕" w:eastAsia="맑은 고딕"/>
-          <w:sz w:val="21"/>
-        </w:rPr>
-        <w:t>**② 보충 로깅을 자동으로 켠다.** 실행 전 `MN=NO, PK=NO, UI=NO`였던 값이 실행 후 **`MN=IMPLICIT, PK=YES, UI=YES`**가 되었다. `ALTER DATABASE ADD SUPPLEMENTAL LOG DATA`를 실행한 적이 없는데 바뀐 것이다.</w:t>
+          <w:b/>
+          <w:sz w:val="21"/>
+        </w:rPr>
+        <w:t xml:space="preserve">② 보충 로깅을 자동으로 켠다.</w:t>
+      </w:r>
+      <w:r>
+        <w:rPr>
+          <w:rFonts w:ascii="맑은 고딕" w:hAnsi="맑은 고딕" w:eastAsia="맑은 고딕"/>
+          <w:sz w:val="21"/>
+        </w:rPr>
+        <w:t xml:space="preserve"> 실행 전 </w:t>
+      </w:r>
+      <w:r>
+        <w:rPr>
+          <w:rFonts w:ascii="Consolas" w:hAnsi="Consolas" w:eastAsia="맑은 고딕"/>
+          <w:sz w:val="21"/>
+        </w:rPr>
+        <w:t xml:space="preserve">MN=NO, PK=NO, UI=NO</w:t>
+      </w:r>
+      <w:r>
+        <w:rPr>
+          <w:rFonts w:ascii="맑은 고딕" w:hAnsi="맑은 고딕" w:eastAsia="맑은 고딕"/>
+          <w:sz w:val="21"/>
+        </w:rPr>
+        <w:t xml:space="preserve">였던 값이 실행 후 </w:t>
+      </w:r>
+      <w:r>
+        <w:rPr>
+          <w:rFonts w:ascii="Consolas" w:hAnsi="Consolas" w:eastAsia="맑은 고딕"/>
+          <w:b/>
+          <w:sz w:val="21"/>
+        </w:rPr>
+        <w:t xml:space="preserve">MN=IMPLICIT, PK=YES, UI=YES</w:t>
+      </w:r>
+      <w:r>
+        <w:rPr>
+          <w:rFonts w:ascii="맑은 고딕" w:hAnsi="맑은 고딕" w:eastAsia="맑은 고딕"/>
+          <w:sz w:val="21"/>
+        </w:rPr>
+        <w:t xml:space="preserve">가 되었다. </w:t>
+      </w:r>
+      <w:r>
+        <w:rPr>
+          <w:rFonts w:ascii="Consolas" w:hAnsi="Consolas" w:eastAsia="맑은 고딕"/>
+          <w:sz w:val="21"/>
+        </w:rPr>
+        <w:t xml:space="preserve">ALTER DATABASE ADD SUPPLEMENTAL LOG DATA</w:t>
+      </w:r>
+      <w:r>
+        <w:rPr>
+          <w:rFonts w:ascii="맑은 고딕" w:hAnsi="맑은 고딕" w:eastAsia="맑은 고딕"/>
+          <w:sz w:val="21"/>
+        </w:rPr>
+        <w:t xml:space="preserve">를 실행한 적이 없는데 바뀐 것이다.</w:t>
       </w:r>
     </w:p>
     <w:p>
       <w:r>
         <w:rPr>
           <w:rFonts w:ascii="맑은 고딕" w:hAnsi="맑은 고딕" w:eastAsia="맑은 고딕"/>
-          <w:sz w:val="21"/>
-        </w:rPr>
-        <w:t>**③ 딕셔너리 관련 객체를 정비한다.** `SYSTEM` 스키마에 `LOGMNR`로 시작하는 객체가 329개 있었다.</w:t>
+          <w:b/>
+          <w:sz w:val="21"/>
+        </w:rPr>
+        <w:t xml:space="preserve">③ 딕셔너리 관련 객체를 정비한다.</w:t>
+      </w:r>
+      <w:r>
+        <w:rPr>
+          <w:rFonts w:ascii="맑은 고딕" w:hAnsi="맑은 고딕" w:eastAsia="맑은 고딕"/>
+          <w:sz w:val="21"/>
+        </w:rPr>
+        <w:t xml:space="preserve"> </w:t>
+      </w:r>
+      <w:r>
+        <w:rPr>
+          <w:rFonts w:ascii="Consolas" w:hAnsi="Consolas" w:eastAsia="맑은 고딕"/>
+          <w:sz w:val="21"/>
+        </w:rPr>
+        <w:t xml:space="preserve">SYSTEM</w:t>
+      </w:r>
+      <w:r>
+        <w:rPr>
+          <w:rFonts w:ascii="맑은 고딕" w:hAnsi="맑은 고딕" w:eastAsia="맑은 고딕"/>
+          <w:sz w:val="21"/>
+        </w:rPr>
+        <w:t xml:space="preserve"> 스키마에 </w:t>
+      </w:r>
+      <w:r>
+        <w:rPr>
+          <w:rFonts w:ascii="Consolas" w:hAnsi="Consolas" w:eastAsia="맑은 고딕"/>
+          <w:sz w:val="21"/>
+        </w:rPr>
+        <w:t xml:space="preserve">LOGMNR</w:t>
+      </w:r>
+      <w:r>
+        <w:rPr>
+          <w:rFonts w:ascii="맑은 고딕" w:hAnsi="맑은 고딕" w:eastAsia="맑은 고딕"/>
+          <w:sz w:val="21"/>
+        </w:rPr>
+        <w:t xml:space="preserve">로 시작하는 객체가 329개 있었다.</w:t>
       </w:r>
     </w:p>
     <w:p>
       <w:r>
         <w:rPr>
-          <w:rFonts w:ascii="맑은 고딕" w:hAnsi="맑은 고딕" w:eastAsia="맑은 고딕"/>
-          <w:sz w:val="21"/>
-        </w:rPr>
-        <w:t>**`IMPLICIT`의 의미** — `YES`는 "직접 켰다"이고 `IMPLICIT`은 "직접 켜지는 않았지만 다른 설정 때문에 켜진 것과 같은 상태"다. `PK`와 `UI`가 켜졌으므로 최소 보충 로깅은 자동으로 성립한다. 그래서 `MIN`이 `IMPLICIT`으로 표시된다.</w:t>
+          <w:rFonts w:ascii="Consolas" w:hAnsi="Consolas" w:eastAsia="맑은 고딕"/>
+          <w:b/>
+          <w:sz w:val="21"/>
+        </w:rPr>
+        <w:t xml:space="preserve">IMPLICIT</w:t>
+      </w:r>
+      <w:r>
+        <w:rPr>
+          <w:rFonts w:ascii="맑은 고딕" w:hAnsi="맑은 고딕" w:eastAsia="맑은 고딕"/>
+          <w:b/>
+          <w:sz w:val="21"/>
+        </w:rPr>
+        <w:t xml:space="preserve">의 의미</w:t>
+      </w:r>
+      <w:r>
+        <w:rPr>
+          <w:rFonts w:ascii="맑은 고딕" w:hAnsi="맑은 고딕" w:eastAsia="맑은 고딕"/>
+          <w:sz w:val="21"/>
+        </w:rPr>
+        <w:t xml:space="preserve"> — </w:t>
+      </w:r>
+      <w:r>
+        <w:rPr>
+          <w:rFonts w:ascii="Consolas" w:hAnsi="Consolas" w:eastAsia="맑은 고딕"/>
+          <w:sz w:val="21"/>
+        </w:rPr>
+        <w:t xml:space="preserve">YES</w:t>
+      </w:r>
+      <w:r>
+        <w:rPr>
+          <w:rFonts w:ascii="맑은 고딕" w:hAnsi="맑은 고딕" w:eastAsia="맑은 고딕"/>
+          <w:sz w:val="21"/>
+        </w:rPr>
+        <w:t xml:space="preserve">는 "직접 켰다"이고 </w:t>
+      </w:r>
+      <w:r>
+        <w:rPr>
+          <w:rFonts w:ascii="Consolas" w:hAnsi="Consolas" w:eastAsia="맑은 고딕"/>
+          <w:sz w:val="21"/>
+        </w:rPr>
+        <w:t xml:space="preserve">IMPLICIT</w:t>
+      </w:r>
+      <w:r>
+        <w:rPr>
+          <w:rFonts w:ascii="맑은 고딕" w:hAnsi="맑은 고딕" w:eastAsia="맑은 고딕"/>
+          <w:sz w:val="21"/>
+        </w:rPr>
+        <w:t xml:space="preserve">은 "직접 켜지는 않았지만 다른 설정 때문에 켜진 것과 같은 상태"다. </w:t>
+      </w:r>
+      <w:r>
+        <w:rPr>
+          <w:rFonts w:ascii="Consolas" w:hAnsi="Consolas" w:eastAsia="맑은 고딕"/>
+          <w:sz w:val="21"/>
+        </w:rPr>
+        <w:t xml:space="preserve">PK</w:t>
+      </w:r>
+      <w:r>
+        <w:rPr>
+          <w:rFonts w:ascii="맑은 고딕" w:hAnsi="맑은 고딕" w:eastAsia="맑은 고딕"/>
+          <w:sz w:val="21"/>
+        </w:rPr>
+        <w:t xml:space="preserve">와 </w:t>
+      </w:r>
+      <w:r>
+        <w:rPr>
+          <w:rFonts w:ascii="Consolas" w:hAnsi="Consolas" w:eastAsia="맑은 고딕"/>
+          <w:sz w:val="21"/>
+        </w:rPr>
+        <w:t xml:space="preserve">UI</w:t>
+      </w:r>
+      <w:r>
+        <w:rPr>
+          <w:rFonts w:ascii="맑은 고딕" w:hAnsi="맑은 고딕" w:eastAsia="맑은 고딕"/>
+          <w:sz w:val="21"/>
+        </w:rPr>
+        <w:t xml:space="preserve">가 켜졌으므로 최소 보충 로깅은 자동으로 성립한다. 그래서 </w:t>
+      </w:r>
+      <w:r>
+        <w:rPr>
+          <w:rFonts w:ascii="Consolas" w:hAnsi="Consolas" w:eastAsia="맑은 고딕"/>
+          <w:sz w:val="21"/>
+        </w:rPr>
+        <w:t xml:space="preserve">MIN</w:t>
+      </w:r>
+      <w:r>
+        <w:rPr>
+          <w:rFonts w:ascii="맑은 고딕" w:hAnsi="맑은 고딕" w:eastAsia="맑은 고딕"/>
+          <w:sz w:val="21"/>
+        </w:rPr>
+        <w:t xml:space="preserve">이 </w:t>
+      </w:r>
+      <w:r>
+        <w:rPr>
+          <w:rFonts w:ascii="Consolas" w:hAnsi="Consolas" w:eastAsia="맑은 고딕"/>
+          <w:sz w:val="21"/>
+        </w:rPr>
+        <w:t xml:space="preserve">IMPLICIT</w:t>
+      </w:r>
+      <w:r>
+        <w:rPr>
+          <w:rFonts w:ascii="맑은 고딕" w:hAnsi="맑은 고딕" w:eastAsia="맑은 고딕"/>
+          <w:sz w:val="21"/>
+        </w:rPr>
+        <w:t xml:space="preserve">으로 표시된다.</w:t>
       </w:r>
     </w:p>
     <w:p>
       <w:r>
         <w:rPr>
           <w:rFonts w:ascii="맑은 고딕" w:hAnsi="맑은 고딕" w:eastAsia="맑은 고딕"/>
-          <w:sz w:val="21"/>
-        </w:rPr>
-        <w:t>**실무 함의** — 보충 로깅을 따로 켤 필요는 없지만 **리두 양이 늘어난다는 사실은 그대로다.** `BUILD`를 "그냥 딕셔너리 만드는 것"으로만 알고 있으면 리두가 갑자기 늘어난 이유를 못 찾는다.</w:t>
+          <w:b/>
+          <w:sz w:val="21"/>
+        </w:rPr>
+        <w:t xml:space="preserve">실무 함의</w:t>
+      </w:r>
+      <w:r>
+        <w:rPr>
+          <w:rFonts w:ascii="맑은 고딕" w:hAnsi="맑은 고딕" w:eastAsia="맑은 고딕"/>
+          <w:sz w:val="21"/>
+        </w:rPr>
+        <w:t xml:space="preserve"> — 보충 로깅을 따로 켤 필요는 없지만 </w:t>
+      </w:r>
+      <w:r>
+        <w:rPr>
+          <w:rFonts w:ascii="맑은 고딕" w:hAnsi="맑은 고딕" w:eastAsia="맑은 고딕"/>
+          <w:b/>
+          <w:sz w:val="21"/>
+        </w:rPr>
+        <w:t xml:space="preserve">리두 양이 늘어난다는 사실은 그대로다.</w:t>
+      </w:r>
+      <w:r>
+        <w:rPr>
+          <w:rFonts w:ascii="맑은 고딕" w:hAnsi="맑은 고딕" w:eastAsia="맑은 고딕"/>
+          <w:sz w:val="21"/>
+        </w:rPr>
+        <w:t xml:space="preserve"> </w:t>
+      </w:r>
+      <w:r>
+        <w:rPr>
+          <w:rFonts w:ascii="Consolas" w:hAnsi="Consolas" w:eastAsia="맑은 고딕"/>
+          <w:sz w:val="21"/>
+        </w:rPr>
+        <w:t xml:space="preserve">BUILD</w:t>
+      </w:r>
+      <w:r>
+        <w:rPr>
+          <w:rFonts w:ascii="맑은 고딕" w:hAnsi="맑은 고딕" w:eastAsia="맑은 고딕"/>
+          <w:sz w:val="21"/>
+        </w:rPr>
+        <w:t xml:space="preserve">를 "그냥 딕셔너리 만드는 것"으로만 알고 있으면 리두가 갑자기 늘어난 이유를 못 찾는다.</w:t>
       </w:r>
     </w:p>
     <w:p>
@@ -260,18 +813,72 @@
       <w:r>
         <w:rPr>
           <w:rFonts w:ascii="맑은 고딕" w:hAnsi="맑은 고딕" w:eastAsia="맑은 고딕"/>
-          <w:sz w:val="21"/>
-        </w:rPr>
-        <w:t>**구조** — Standby에 딕셔너리를 직접 만들 수는 없다. Standby는 읽기 전용이라 자기 딕셔너리를 갱신할 수 없기 때문이다. 그래서 **Primary가 자기 딕셔너리를 리두에 통째로 실어 보내고** Standby가 그 리두를 받아 자기 안에 딕셔너리를 세운다. 전환 명령이 하는 일의 절반이 이것이다.</w:t>
+          <w:b/>
+          <w:sz w:val="21"/>
+        </w:rPr>
+        <w:t xml:space="preserve">구조</w:t>
+      </w:r>
+      <w:r>
+        <w:rPr>
+          <w:rFonts w:ascii="맑은 고딕" w:hAnsi="맑은 고딕" w:eastAsia="맑은 고딕"/>
+          <w:sz w:val="21"/>
+        </w:rPr>
+        <w:t xml:space="preserve"> — Standby에 딕셔너리를 직접 만들 수는 없다. Standby는 읽기 전용이라 자기 딕셔너리를 갱신할 수 없기 때문이다. 그래서 </w:t>
+      </w:r>
+      <w:r>
+        <w:rPr>
+          <w:rFonts w:ascii="맑은 고딕" w:hAnsi="맑은 고딕" w:eastAsia="맑은 고딕"/>
+          <w:b/>
+          <w:sz w:val="21"/>
+        </w:rPr>
+        <w:t xml:space="preserve">Primary가 자기 딕셔너리를 리두에 통째로 실어 보내고</w:t>
+      </w:r>
+      <w:r>
+        <w:rPr>
+          <w:rFonts w:ascii="맑은 고딕" w:hAnsi="맑은 고딕" w:eastAsia="맑은 고딕"/>
+          <w:sz w:val="21"/>
+        </w:rPr>
+        <w:t xml:space="preserve"> Standby가 그 리두를 받아 자기 안에 딕셔너리를 세운다. 전환 명령이 하는 일의 절반이 이것이다.</w:t>
       </w:r>
     </w:p>
     <w:p>
       <w:r>
         <w:rPr>
           <w:rFonts w:ascii="맑은 고딕" w:hAnsi="맑은 고딕" w:eastAsia="맑은 고딕"/>
-          <w:sz w:val="21"/>
-        </w:rPr>
-        <w:t>**함정** — 딕셔너리는 **리두 스트림의 특정 지점**에 들어 있다. 전환 명령은 자기가 시작한 지점부터 앞으로 나아가며 그것을 찾는다. 따라서 **Standby가 이미 그 지점을 지나쳐 버리면 영원히 못 찾는다.**</w:t>
+          <w:b/>
+          <w:sz w:val="21"/>
+        </w:rPr>
+        <w:t xml:space="preserve">함정</w:t>
+      </w:r>
+      <w:r>
+        <w:rPr>
+          <w:rFonts w:ascii="맑은 고딕" w:hAnsi="맑은 고딕" w:eastAsia="맑은 고딕"/>
+          <w:sz w:val="21"/>
+        </w:rPr>
+        <w:t xml:space="preserve"> — 딕셔너리는 </w:t>
+      </w:r>
+      <w:r>
+        <w:rPr>
+          <w:rFonts w:ascii="맑은 고딕" w:hAnsi="맑은 고딕" w:eastAsia="맑은 고딕"/>
+          <w:b/>
+          <w:sz w:val="21"/>
+        </w:rPr>
+        <w:t xml:space="preserve">리두 스트림의 특정 지점</w:t>
+      </w:r>
+      <w:r>
+        <w:rPr>
+          <w:rFonts w:ascii="맑은 고딕" w:hAnsi="맑은 고딕" w:eastAsia="맑은 고딕"/>
+          <w:sz w:val="21"/>
+        </w:rPr>
+        <w:t xml:space="preserve">에 들어 있다. 전환 명령은 자기가 시작한 지점부터 앞으로 나아가며 그것을 찾는다. 따라서 </w:t>
+      </w:r>
+      <w:r>
+        <w:rPr>
+          <w:rFonts w:ascii="맑은 고딕" w:hAnsi="맑은 고딕" w:eastAsia="맑은 고딕"/>
+          <w:b/>
+          <w:sz w:val="21"/>
+        </w:rPr>
+        <w:t xml:space="preserve">Standby가 이미 그 지점을 지나쳐 버리면 영원히 못 찾는다.</w:t>
       </w:r>
     </w:p>
     <w:p>
@@ -280,25 +887,97 @@
           <w:rFonts w:ascii="맑은 고딕" w:hAnsi="맑은 고딕" w:eastAsia="맑은 고딕"/>
           <w:sz w:val="21"/>
         </w:rPr>
-        <w:t>실습에서 정확히 그 일이 벌어졌다. `BUILD`를 먼저 하고 적용 중지를 나중에 했더니 MRP가 딕셔너리를 담은 리두를 이미 적용해 지나갔다. 전환 명령은 `Media Recovery Waiting for T-1.S-47`에서 멈춰 있었다.</w:t>
+        <w:t xml:space="preserve">실습에서 정확히 그 일이 벌어졌다. </w:t>
+      </w:r>
+      <w:r>
+        <w:rPr>
+          <w:rFonts w:ascii="Consolas" w:hAnsi="Consolas" w:eastAsia="맑은 고딕"/>
+          <w:sz w:val="21"/>
+        </w:rPr>
+        <w:t xml:space="preserve">BUILD</w:t>
+      </w:r>
+      <w:r>
+        <w:rPr>
+          <w:rFonts w:ascii="맑은 고딕" w:hAnsi="맑은 고딕" w:eastAsia="맑은 고딕"/>
+          <w:sz w:val="21"/>
+        </w:rPr>
+        <w:t xml:space="preserve">를 먼저 하고 적용 중지를 나중에 했더니 MRP가 딕셔너리를 담은 리두를 이미 적용해 지나갔다. 전환 명령은 </w:t>
+      </w:r>
+      <w:r>
+        <w:rPr>
+          <w:rFonts w:ascii="Consolas" w:hAnsi="Consolas" w:eastAsia="맑은 고딕"/>
+          <w:sz w:val="21"/>
+        </w:rPr>
+        <w:t xml:space="preserve">Media Recovery Waiting for T-1.S-47</w:t>
+      </w:r>
+      <w:r>
+        <w:rPr>
+          <w:rFonts w:ascii="맑은 고딕" w:hAnsi="맑은 고딕" w:eastAsia="맑은 고딕"/>
+          <w:sz w:val="21"/>
+        </w:rPr>
+        <w:t xml:space="preserve">에서 멈춰 있었다.</w:t>
       </w:r>
     </w:p>
     <w:p>
       <w:r>
         <w:rPr>
           <w:rFonts w:ascii="맑은 고딕" w:hAnsi="맑은 고딕" w:eastAsia="맑은 고딕"/>
-          <w:sz w:val="21"/>
-        </w:rPr>
-        <w:t>**해결** — 딕셔너리를 다시 만든다. 전환 명령을 그대로 둔 채 Primary에서 `BUILD`를 다시 실행하고 로그를 전환하면, 기다리던 명령이 새 딕셔너리를 만나 끝난다.</w:t>
+          <w:b/>
+          <w:sz w:val="21"/>
+        </w:rPr>
+        <w:t xml:space="preserve">해결</w:t>
+      </w:r>
+      <w:r>
+        <w:rPr>
+          <w:rFonts w:ascii="맑은 고딕" w:hAnsi="맑은 고딕" w:eastAsia="맑은 고딕"/>
+          <w:sz w:val="21"/>
+        </w:rPr>
+        <w:t xml:space="preserve"> — 딕셔너리를 다시 만든다. 전환 명령을 그대로 둔 채 Primary에서 </w:t>
+      </w:r>
+      <w:r>
+        <w:rPr>
+          <w:rFonts w:ascii="Consolas" w:hAnsi="Consolas" w:eastAsia="맑은 고딕"/>
+          <w:sz w:val="21"/>
+        </w:rPr>
+        <w:t xml:space="preserve">BUILD</w:t>
+      </w:r>
+      <w:r>
+        <w:rPr>
+          <w:rFonts w:ascii="맑은 고딕" w:hAnsi="맑은 고딕" w:eastAsia="맑은 고딕"/>
+          <w:sz w:val="21"/>
+        </w:rPr>
+        <w:t xml:space="preserve">를 다시 실행하고 로그를 전환하면, 기다리던 명령이 새 딕셔너리를 만나 끝난다.</w:t>
       </w:r>
     </w:p>
     <w:p>
       <w:r>
         <w:rPr>
           <w:rFonts w:ascii="맑은 고딕" w:hAnsi="맑은 고딕" w:eastAsia="맑은 고딕"/>
-          <w:sz w:val="21"/>
-        </w:rPr>
-        <w:t>**예방** — 문서에 적힌 순서를 지킨다. ① 적용 중지 ② `BUILD` ③ 전환.</w:t>
+          <w:b/>
+          <w:sz w:val="21"/>
+        </w:rPr>
+        <w:t xml:space="preserve">예방</w:t>
+      </w:r>
+      <w:r>
+        <w:rPr>
+          <w:rFonts w:ascii="맑은 고딕" w:hAnsi="맑은 고딕" w:eastAsia="맑은 고딕"/>
+          <w:sz w:val="21"/>
+        </w:rPr>
+        <w:t xml:space="preserve"> — 문서에 적힌 순서를 지킨다. ① 적용 중지 ② </w:t>
+      </w:r>
+      <w:r>
+        <w:rPr>
+          <w:rFonts w:ascii="Consolas" w:hAnsi="Consolas" w:eastAsia="맑은 고딕"/>
+          <w:sz w:val="21"/>
+        </w:rPr>
+        <w:t xml:space="preserve">BUILD</w:t>
+      </w:r>
+      <w:r>
+        <w:rPr>
+          <w:rFonts w:ascii="맑은 고딕" w:hAnsi="맑은 고딕" w:eastAsia="맑은 고딕"/>
+          <w:sz w:val="21"/>
+        </w:rPr>
+        <w:t xml:space="preserve"> ③ 전환.</w:t>
       </w:r>
     </w:p>
     <w:p>
@@ -333,9 +1012,10 @@
       <w:r>
         <w:rPr>
           <w:rFonts w:ascii="맑은 고딕" w:hAnsi="맑은 고딕" w:eastAsia="맑은 고딕"/>
-          <w:sz w:val="21"/>
-        </w:rPr>
-        <w:t>**실측 결과**</w:t>
+          <w:b/>
+          <w:sz w:val="21"/>
+        </w:rPr>
+        <w:t xml:space="preserve">실측 결과</w:t>
       </w:r>
     </w:p>
     <w:p>
@@ -344,7 +1024,21 @@
           <w:rFonts w:ascii="맑은 고딕" w:hAnsi="맑은 고딕" w:eastAsia="맑은 고딕"/>
           <w:sz w:val="21"/>
         </w:rPr>
-        <w:t>· `NONE` — LGU 허용 / RPT 허용 / SYS 허용</w:t>
+        <w:t xml:space="preserve">· </w:t>
+      </w:r>
+      <w:r>
+        <w:rPr>
+          <w:rFonts w:ascii="Consolas" w:hAnsi="Consolas" w:eastAsia="맑은 고딕"/>
+          <w:sz w:val="21"/>
+        </w:rPr>
+        <w:t xml:space="preserve">NONE</w:t>
+      </w:r>
+      <w:r>
+        <w:rPr>
+          <w:rFonts w:ascii="맑은 고딕" w:hAnsi="맑은 고딕" w:eastAsia="맑은 고딕"/>
+          <w:sz w:val="21"/>
+        </w:rPr>
+        <w:t xml:space="preserve"> — LGU 허용 / RPT 허용 / SYS 허용</w:t>
       </w:r>
     </w:p>
     <w:p>
@@ -353,7 +1047,51 @@
           <w:rFonts w:ascii="맑은 고딕" w:hAnsi="맑은 고딕" w:eastAsia="맑은 고딕"/>
           <w:sz w:val="21"/>
         </w:rPr>
-        <w:t>· `STANDBY` — LGU **ORA-16224** / RPT **ORA-16224** / SYS 허용</w:t>
+        <w:t xml:space="preserve">· </w:t>
+      </w:r>
+      <w:r>
+        <w:rPr>
+          <w:rFonts w:ascii="Consolas" w:hAnsi="Consolas" w:eastAsia="맑은 고딕"/>
+          <w:sz w:val="21"/>
+        </w:rPr>
+        <w:t xml:space="preserve">STANDBY</w:t>
+      </w:r>
+      <w:r>
+        <w:rPr>
+          <w:rFonts w:ascii="맑은 고딕" w:hAnsi="맑은 고딕" w:eastAsia="맑은 고딕"/>
+          <w:sz w:val="21"/>
+        </w:rPr>
+        <w:t xml:space="preserve"> — LGU </w:t>
+      </w:r>
+      <w:r>
+        <w:rPr>
+          <w:rFonts w:ascii="맑은 고딕" w:hAnsi="맑은 고딕" w:eastAsia="맑은 고딕"/>
+          <w:b/>
+          <w:sz w:val="21"/>
+        </w:rPr>
+        <w:t xml:space="preserve">ORA-16224</w:t>
+      </w:r>
+      <w:r>
+        <w:rPr>
+          <w:rFonts w:ascii="맑은 고딕" w:hAnsi="맑은 고딕" w:eastAsia="맑은 고딕"/>
+          <w:sz w:val="21"/>
+        </w:rPr>
+        <w:t xml:space="preserve"> / RPT </w:t>
+      </w:r>
+      <w:r>
+        <w:rPr>
+          <w:rFonts w:ascii="맑은 고딕" w:hAnsi="맑은 고딕" w:eastAsia="맑은 고딕"/>
+          <w:b/>
+          <w:sz w:val="21"/>
+        </w:rPr>
+        <w:t xml:space="preserve">ORA-16224</w:t>
+      </w:r>
+      <w:r>
+        <w:rPr>
+          <w:rFonts w:ascii="맑은 고딕" w:hAnsi="맑은 고딕" w:eastAsia="맑은 고딕"/>
+          <w:sz w:val="21"/>
+        </w:rPr>
+        <w:t xml:space="preserve"> / SYS 허용</w:t>
       </w:r>
     </w:p>
     <w:p>
@@ -362,7 +1100,51 @@
           <w:rFonts w:ascii="맑은 고딕" w:hAnsi="맑은 고딕" w:eastAsia="맑은 고딕"/>
           <w:sz w:val="21"/>
         </w:rPr>
-        <w:t>· `ALL` — LGU **ORA-16224** / RPT **ORA-16224** / SYS 허용</w:t>
+        <w:t xml:space="preserve">· </w:t>
+      </w:r>
+      <w:r>
+        <w:rPr>
+          <w:rFonts w:ascii="Consolas" w:hAnsi="Consolas" w:eastAsia="맑은 고딕"/>
+          <w:sz w:val="21"/>
+        </w:rPr>
+        <w:t xml:space="preserve">ALL</w:t>
+      </w:r>
+      <w:r>
+        <w:rPr>
+          <w:rFonts w:ascii="맑은 고딕" w:hAnsi="맑은 고딕" w:eastAsia="맑은 고딕"/>
+          <w:sz w:val="21"/>
+        </w:rPr>
+        <w:t xml:space="preserve"> — LGU </w:t>
+      </w:r>
+      <w:r>
+        <w:rPr>
+          <w:rFonts w:ascii="맑은 고딕" w:hAnsi="맑은 고딕" w:eastAsia="맑은 고딕"/>
+          <w:b/>
+          <w:sz w:val="21"/>
+        </w:rPr>
+        <w:t xml:space="preserve">ORA-16224</w:t>
+      </w:r>
+      <w:r>
+        <w:rPr>
+          <w:rFonts w:ascii="맑은 고딕" w:hAnsi="맑은 고딕" w:eastAsia="맑은 고딕"/>
+          <w:sz w:val="21"/>
+        </w:rPr>
+        <w:t xml:space="preserve"> / RPT </w:t>
+      </w:r>
+      <w:r>
+        <w:rPr>
+          <w:rFonts w:ascii="맑은 고딕" w:hAnsi="맑은 고딕" w:eastAsia="맑은 고딕"/>
+          <w:b/>
+          <w:sz w:val="21"/>
+        </w:rPr>
+        <w:t xml:space="preserve">ORA-16224</w:t>
+      </w:r>
+      <w:r>
+        <w:rPr>
+          <w:rFonts w:ascii="맑은 고딕" w:hAnsi="맑은 고딕" w:eastAsia="맑은 고딕"/>
+          <w:sz w:val="21"/>
+        </w:rPr>
+        <w:t xml:space="preserve"> / SYS 허용</w:t>
       </w:r>
     </w:p>
     <w:p>
@@ -371,43 +1153,197 @@
           <w:rFonts w:ascii="맑은 고딕" w:hAnsi="맑은 고딕" w:eastAsia="맑은 고딕"/>
           <w:sz w:val="21"/>
         </w:rPr>
-        <w:t>LGU는 Primary에서 복제된 `lgu.t1`의 소유자, RPT는 Standby에서만 만든 `rpt.own`의 소유자다.</w:t>
+        <w:t xml:space="preserve">LGU는 Primary에서 복제된 </w:t>
+      </w:r>
+      <w:r>
+        <w:rPr>
+          <w:rFonts w:ascii="Consolas" w:hAnsi="Consolas" w:eastAsia="맑은 고딕"/>
+          <w:sz w:val="21"/>
+        </w:rPr>
+        <w:t xml:space="preserve">lgu.t1</w:t>
+      </w:r>
+      <w:r>
+        <w:rPr>
+          <w:rFonts w:ascii="맑은 고딕" w:hAnsi="맑은 고딕" w:eastAsia="맑은 고딕"/>
+          <w:sz w:val="21"/>
+        </w:rPr>
+        <w:t xml:space="preserve">의 소유자, RPT는 Standby에서만 만든 </w:t>
+      </w:r>
+      <w:r>
+        <w:rPr>
+          <w:rFonts w:ascii="Consolas" w:hAnsi="Consolas" w:eastAsia="맑은 고딕"/>
+          <w:sz w:val="21"/>
+        </w:rPr>
+        <w:t xml:space="preserve">rpt.own</w:t>
+      </w:r>
+      <w:r>
+        <w:rPr>
+          <w:rFonts w:ascii="맑은 고딕" w:hAnsi="맑은 고딕" w:eastAsia="맑은 고딕"/>
+          <w:sz w:val="21"/>
+        </w:rPr>
+        <w:t xml:space="preserve">의 소유자다.</w:t>
       </w:r>
     </w:p>
     <w:p>
       <w:r>
         <w:rPr>
           <w:rFonts w:ascii="맑은 고딕" w:hAnsi="맑은 고딕" w:eastAsia="맑은 고딕"/>
-          <w:sz w:val="21"/>
-        </w:rPr>
-        <w:t>**문서와 다른 점** — 문서상 `STANDBY`는 SQL Apply가 관리하는 객체만 보호하지만, 실측에서는 `rpt.own`에 대해서도 막혔다. **자기 환경에서 확인하는 편이 안전하다.**</w:t>
+          <w:b/>
+          <w:sz w:val="21"/>
+        </w:rPr>
+        <w:t xml:space="preserve">문서와 다른 점</w:t>
+      </w:r>
+      <w:r>
+        <w:rPr>
+          <w:rFonts w:ascii="맑은 고딕" w:hAnsi="맑은 고딕" w:eastAsia="맑은 고딕"/>
+          <w:sz w:val="21"/>
+        </w:rPr>
+        <w:t xml:space="preserve"> — 문서상 </w:t>
+      </w:r>
+      <w:r>
+        <w:rPr>
+          <w:rFonts w:ascii="Consolas" w:hAnsi="Consolas" w:eastAsia="맑은 고딕"/>
+          <w:sz w:val="21"/>
+        </w:rPr>
+        <w:t xml:space="preserve">STANDBY</w:t>
+      </w:r>
+      <w:r>
+        <w:rPr>
+          <w:rFonts w:ascii="맑은 고딕" w:hAnsi="맑은 고딕" w:eastAsia="맑은 고딕"/>
+          <w:sz w:val="21"/>
+        </w:rPr>
+        <w:t xml:space="preserve">는 SQL Apply가 관리하는 객체만 보호하지만, 실측에서는 </w:t>
+      </w:r>
+      <w:r>
+        <w:rPr>
+          <w:rFonts w:ascii="Consolas" w:hAnsi="Consolas" w:eastAsia="맑은 고딕"/>
+          <w:sz w:val="21"/>
+        </w:rPr>
+        <w:t xml:space="preserve">rpt.own</w:t>
+      </w:r>
+      <w:r>
+        <w:rPr>
+          <w:rFonts w:ascii="맑은 고딕" w:hAnsi="맑은 고딕" w:eastAsia="맑은 고딕"/>
+          <w:sz w:val="21"/>
+        </w:rPr>
+        <w:t xml:space="preserve">에 대해서도 막혔다. </w:t>
+      </w:r>
+      <w:r>
+        <w:rPr>
+          <w:rFonts w:ascii="맑은 고딕" w:hAnsi="맑은 고딕" w:eastAsia="맑은 고딕"/>
+          <w:b/>
+          <w:sz w:val="21"/>
+        </w:rPr>
+        <w:t xml:space="preserve">자기 환경에서 확인하는 편이 안전하다.</w:t>
       </w:r>
     </w:p>
     <w:p>
       <w:r>
         <w:rPr>
           <w:rFonts w:ascii="맑은 고딕" w:hAnsi="맑은 고딕" w:eastAsia="맑은 고딕"/>
-          <w:sz w:val="21"/>
-        </w:rPr>
-        <w:t>**SYS가 예외인 이유** — 오라클의 실수가 아니라 의도된 설계다. Logical Standby에는 관리자가 손을 대야 하는 상황이 있다. 어긋난 테이블을 다시 적재하고, 스킵 규칙을 넣고, 실패한 트랜잭션을 건너뛴다. 가드가 SYS까지 막으면 그 작업을 할 수 없다.</w:t>
+          <w:b/>
+          <w:sz w:val="21"/>
+        </w:rPr>
+        <w:t xml:space="preserve">SYS가 예외인 이유</w:t>
+      </w:r>
+      <w:r>
+        <w:rPr>
+          <w:rFonts w:ascii="맑은 고딕" w:hAnsi="맑은 고딕" w:eastAsia="맑은 고딕"/>
+          <w:sz w:val="21"/>
+        </w:rPr>
+        <w:t xml:space="preserve"> — 오라클의 실수가 아니라 의도된 설계다. Logical Standby에는 관리자가 손을 대야 하는 상황이 있다. 어긋난 테이블을 다시 적재하고, 스킵 규칙을 넣고, 실패한 트랜잭션을 건너뛴다. 가드가 SYS까지 막으면 그 작업을 할 수 없다.</w:t>
       </w:r>
     </w:p>
     <w:p>
       <w:r>
         <w:rPr>
           <w:rFonts w:ascii="맑은 고딕" w:hAnsi="맑은 고딕" w:eastAsia="맑은 고딕"/>
-          <w:sz w:val="21"/>
-        </w:rPr>
-        <w:t>**위험** — 그 권한이 **조용하다.** 실수로 실행해도 막아 주지 않고 실행한 순간에는 아무 일도 없어 보인다. 문제는 **다음 리두가 도착할 때** ORA-26676으로 드러난다. 시간 간격이 있으므로 원인과 결과를 연결하기 어렵다.</w:t>
+          <w:b/>
+          <w:sz w:val="21"/>
+        </w:rPr>
+        <w:t xml:space="preserve">위험</w:t>
+      </w:r>
+      <w:r>
+        <w:rPr>
+          <w:rFonts w:ascii="맑은 고딕" w:hAnsi="맑은 고딕" w:eastAsia="맑은 고딕"/>
+          <w:sz w:val="21"/>
+        </w:rPr>
+        <w:t xml:space="preserve"> — 그 권한이 </w:t>
+      </w:r>
+      <w:r>
+        <w:rPr>
+          <w:rFonts w:ascii="맑은 고딕" w:hAnsi="맑은 고딕" w:eastAsia="맑은 고딕"/>
+          <w:b/>
+          <w:sz w:val="21"/>
+        </w:rPr>
+        <w:t xml:space="preserve">조용하다.</w:t>
+      </w:r>
+      <w:r>
+        <w:rPr>
+          <w:rFonts w:ascii="맑은 고딕" w:hAnsi="맑은 고딕" w:eastAsia="맑은 고딕"/>
+          <w:sz w:val="21"/>
+        </w:rPr>
+        <w:t xml:space="preserve"> 실수로 실행해도 막아 주지 않고 실행한 순간에는 아무 일도 없어 보인다. 문제는 </w:t>
+      </w:r>
+      <w:r>
+        <w:rPr>
+          <w:rFonts w:ascii="맑은 고딕" w:hAnsi="맑은 고딕" w:eastAsia="맑은 고딕"/>
+          <w:b/>
+          <w:sz w:val="21"/>
+        </w:rPr>
+        <w:t xml:space="preserve">다음 리두가 도착할 때</w:t>
+      </w:r>
+      <w:r>
+        <w:rPr>
+          <w:rFonts w:ascii="맑은 고딕" w:hAnsi="맑은 고딕" w:eastAsia="맑은 고딕"/>
+          <w:sz w:val="21"/>
+        </w:rPr>
+        <w:t xml:space="preserve"> ORA-26676으로 드러난다. 시간 간격이 있으므로 원인과 결과를 연결하기 어렵다.</w:t>
       </w:r>
     </w:p>
     <w:p>
       <w:r>
         <w:rPr>
           <w:rFonts w:ascii="맑은 고딕" w:hAnsi="맑은 고딕" w:eastAsia="맑은 고딕"/>
-          <w:sz w:val="21"/>
-        </w:rPr>
-        <w:t>**대책** — 복제 대상 스키마에는 SYS로 접속해 들어가지 않는다. 세션 단위로 푸는 `ALTER SESSION DISABLE GUARD`를 쓴다. 정기적으로 `DBA_LOGSTDBY_EVENTS`를 확인한다.</w:t>
+          <w:b/>
+          <w:sz w:val="21"/>
+        </w:rPr>
+        <w:t xml:space="preserve">대책</w:t>
+      </w:r>
+      <w:r>
+        <w:rPr>
+          <w:rFonts w:ascii="맑은 고딕" w:hAnsi="맑은 고딕" w:eastAsia="맑은 고딕"/>
+          <w:sz w:val="21"/>
+        </w:rPr>
+        <w:t xml:space="preserve"> — 복제 대상 스키마에는 SYS로 접속해 들어가지 않는다. 세션 단위로 푸는 </w:t>
+      </w:r>
+      <w:r>
+        <w:rPr>
+          <w:rFonts w:ascii="Consolas" w:hAnsi="Consolas" w:eastAsia="맑은 고딕"/>
+          <w:sz w:val="21"/>
+        </w:rPr>
+        <w:t xml:space="preserve">ALTER SESSION DISABLE GUARD</w:t>
+      </w:r>
+      <w:r>
+        <w:rPr>
+          <w:rFonts w:ascii="맑은 고딕" w:hAnsi="맑은 고딕" w:eastAsia="맑은 고딕"/>
+          <w:sz w:val="21"/>
+        </w:rPr>
+        <w:t xml:space="preserve">를 쓴다. 정기적으로 </w:t>
+      </w:r>
+      <w:r>
+        <w:rPr>
+          <w:rFonts w:ascii="Consolas" w:hAnsi="Consolas" w:eastAsia="맑은 고딕"/>
+          <w:sz w:val="21"/>
+        </w:rPr>
+        <w:t xml:space="preserve">DBA_LOGSTDBY_EVENTS</w:t>
+      </w:r>
+      <w:r>
+        <w:rPr>
+          <w:rFonts w:ascii="맑은 고딕" w:hAnsi="맑은 고딕" w:eastAsia="맑은 고딕"/>
+          <w:sz w:val="21"/>
+        </w:rPr>
+        <w:t xml:space="preserve">를 확인한다.</w:t>
       </w:r>
     </w:p>
     <w:p>
@@ -442,36 +1378,156 @@
       <w:r>
         <w:rPr>
           <w:rFonts w:ascii="맑은 고딕" w:hAnsi="맑은 고딕" w:eastAsia="맑은 고딕"/>
-          <w:sz w:val="21"/>
-        </w:rPr>
-        <w:t>**① 전환할 때의 `BUILD` 순서** — 적용을 멈추기 전에 `BUILD`하면 MRP가 딕셔너리를 지나쳐 전환이 끝나지 않는다.</w:t>
+          <w:b/>
+          <w:sz w:val="21"/>
+        </w:rPr>
+        <w:t xml:space="preserve">① 전환할 때의 </w:t>
+      </w:r>
+      <w:r>
+        <w:rPr>
+          <w:rFonts w:ascii="Consolas" w:hAnsi="Consolas" w:eastAsia="맑은 고딕"/>
+          <w:b/>
+          <w:sz w:val="21"/>
+        </w:rPr>
+        <w:t xml:space="preserve">BUILD</w:t>
+      </w:r>
+      <w:r>
+        <w:rPr>
+          <w:rFonts w:ascii="맑은 고딕" w:hAnsi="맑은 고딕" w:eastAsia="맑은 고딕"/>
+          <w:b/>
+          <w:sz w:val="21"/>
+        </w:rPr>
+        <w:t xml:space="preserve"> 순서</w:t>
+      </w:r>
+      <w:r>
+        <w:rPr>
+          <w:rFonts w:ascii="맑은 고딕" w:hAnsi="맑은 고딕" w:eastAsia="맑은 고딕"/>
+          <w:sz w:val="21"/>
+        </w:rPr>
+        <w:t xml:space="preserve"> — 적용을 멈추기 전에 </w:t>
+      </w:r>
+      <w:r>
+        <w:rPr>
+          <w:rFonts w:ascii="Consolas" w:hAnsi="Consolas" w:eastAsia="맑은 고딕"/>
+          <w:sz w:val="21"/>
+        </w:rPr>
+        <w:t xml:space="preserve">BUILD</w:t>
+      </w:r>
+      <w:r>
+        <w:rPr>
+          <w:rFonts w:ascii="맑은 고딕" w:hAnsi="맑은 고딕" w:eastAsia="맑은 고딕"/>
+          <w:sz w:val="21"/>
+        </w:rPr>
+        <w:t xml:space="preserve">하면 MRP가 딕셔너리를 지나쳐 전환이 끝나지 않는다.</w:t>
       </w:r>
     </w:p>
     <w:p>
       <w:r>
         <w:rPr>
           <w:rFonts w:ascii="맑은 고딕" w:hAnsi="맑은 고딕" w:eastAsia="맑은 고딕"/>
-          <w:sz w:val="21"/>
-        </w:rPr>
-        <w:t>**② SKIP 규칙을 넣을 때** — 적용이 돌고 있으면 명령은 성공하지만 반영되지 않는다.</w:t>
+          <w:b/>
+          <w:sz w:val="21"/>
+        </w:rPr>
+        <w:t xml:space="preserve">② SKIP 규칙을 넣을 때</w:t>
+      </w:r>
+      <w:r>
+        <w:rPr>
+          <w:rFonts w:ascii="맑은 고딕" w:hAnsi="맑은 고딕" w:eastAsia="맑은 고딕"/>
+          <w:sz w:val="21"/>
+        </w:rPr>
+        <w:t xml:space="preserve"> — 적용이 돌고 있으면 명령은 성공하지만 반영되지 않는다.</w:t>
       </w:r>
     </w:p>
     <w:p>
       <w:r>
         <w:rPr>
           <w:rFonts w:ascii="맑은 고딕" w:hAnsi="맑은 고딕" w:eastAsia="맑은 고딕"/>
-          <w:sz w:val="21"/>
-        </w:rPr>
-        <w:t>**③ 파라미터를 되돌릴 때** — `APPLY_SERVERS`가 큰 채로 `MAX_SERVERS`를 줄이면 **ORA-16081**이다.</w:t>
+          <w:b/>
+          <w:sz w:val="21"/>
+        </w:rPr>
+        <w:t xml:space="preserve">③ 파라미터를 되돌릴 때</w:t>
+      </w:r>
+      <w:r>
+        <w:rPr>
+          <w:rFonts w:ascii="맑은 고딕" w:hAnsi="맑은 고딕" w:eastAsia="맑은 고딕"/>
+          <w:sz w:val="21"/>
+        </w:rPr>
+        <w:t xml:space="preserve"> — </w:t>
+      </w:r>
+      <w:r>
+        <w:rPr>
+          <w:rFonts w:ascii="Consolas" w:hAnsi="Consolas" w:eastAsia="맑은 고딕"/>
+          <w:sz w:val="21"/>
+        </w:rPr>
+        <w:t xml:space="preserve">APPLY_SERVERS</w:t>
+      </w:r>
+      <w:r>
+        <w:rPr>
+          <w:rFonts w:ascii="맑은 고딕" w:hAnsi="맑은 고딕" w:eastAsia="맑은 고딕"/>
+          <w:sz w:val="21"/>
+        </w:rPr>
+        <w:t xml:space="preserve">가 큰 채로 </w:t>
+      </w:r>
+      <w:r>
+        <w:rPr>
+          <w:rFonts w:ascii="Consolas" w:hAnsi="Consolas" w:eastAsia="맑은 고딕"/>
+          <w:sz w:val="21"/>
+        </w:rPr>
+        <w:t xml:space="preserve">MAX_SERVERS</w:t>
+      </w:r>
+      <w:r>
+        <w:rPr>
+          <w:rFonts w:ascii="맑은 고딕" w:hAnsi="맑은 고딕" w:eastAsia="맑은 고딕"/>
+          <w:sz w:val="21"/>
+        </w:rPr>
+        <w:t xml:space="preserve">를 줄이면 </w:t>
+      </w:r>
+      <w:r>
+        <w:rPr>
+          <w:rFonts w:ascii="맑은 고딕" w:hAnsi="맑은 고딕" w:eastAsia="맑은 고딕"/>
+          <w:b/>
+          <w:sz w:val="21"/>
+        </w:rPr>
+        <w:t xml:space="preserve">ORA-16081</w:t>
+      </w:r>
+      <w:r>
+        <w:rPr>
+          <w:rFonts w:ascii="맑은 고딕" w:hAnsi="맑은 고딕" w:eastAsia="맑은 고딕"/>
+          <w:sz w:val="21"/>
+        </w:rPr>
+        <w:t xml:space="preserve">이다.</w:t>
       </w:r>
     </w:p>
     <w:p>
       <w:r>
         <w:rPr>
           <w:rFonts w:ascii="맑은 고딕" w:hAnsi="맑은 고딕" w:eastAsia="맑은 고딕"/>
-          <w:sz w:val="21"/>
-        </w:rPr>
-        <w:t>**공통점** — 세 가지 모두 **"적용이 돌고 있는가"**와 관련이 있다. ①은 적용이 돌아서 딕셔너리를 지나쳤고, ②는 적용이 돌아서 반영되지 않았고, ③은 적용 프로세스 수가 그릇을 넘어섰다.</w:t>
+          <w:b/>
+          <w:sz w:val="21"/>
+        </w:rPr>
+        <w:t xml:space="preserve">공통점</w:t>
+      </w:r>
+      <w:r>
+        <w:rPr>
+          <w:rFonts w:ascii="맑은 고딕" w:hAnsi="맑은 고딕" w:eastAsia="맑은 고딕"/>
+          <w:sz w:val="21"/>
+        </w:rPr>
+        <w:t xml:space="preserve"> — 세 가지 모두 </w:t>
+      </w:r>
+      <w:r>
+        <w:rPr>
+          <w:rFonts w:ascii="맑은 고딕" w:hAnsi="맑은 고딕" w:eastAsia="맑은 고딕"/>
+          <w:b/>
+          <w:sz w:val="21"/>
+        </w:rPr>
+        <w:t xml:space="preserve">"적용이 돌고 있는가"</w:t>
+      </w:r>
+      <w:r>
+        <w:rPr>
+          <w:rFonts w:ascii="맑은 고딕" w:hAnsi="맑은 고딕" w:eastAsia="맑은 고딕"/>
+          <w:sz w:val="21"/>
+        </w:rPr>
+        <w:t xml:space="preserve">와 관련이 있다. ①은 적용이 돌아서 딕셔너리를 지나쳤고, ②는 적용이 돌아서 반영되지 않았고, ③은 적용 프로세스 수가 그릇을 넘어섰다.</w:t>
       </w:r>
     </w:p>
     <w:p>
@@ -480,16 +1536,97 @@
           <w:rFonts w:ascii="맑은 고딕" w:hAnsi="맑은 고딕" w:eastAsia="맑은 고딕"/>
           <w:sz w:val="21"/>
         </w:rPr>
-        <w:t>또 하나의 공통점은 **명령 자체는 성공했다는 것**이다. ①은 오류 없이 대기했고, ②는 `PL/SQL procedure successfully completed`가 나왔다. 실패가 실패처럼 보이지 않는다.</w:t>
+        <w:t xml:space="preserve">또 하나의 공통점은 </w:t>
+      </w:r>
+      <w:r>
+        <w:rPr>
+          <w:rFonts w:ascii="맑은 고딕" w:hAnsi="맑은 고딕" w:eastAsia="맑은 고딕"/>
+          <w:b/>
+          <w:sz w:val="21"/>
+        </w:rPr>
+        <w:t xml:space="preserve">명령 자체는 성공했다는 것</w:t>
+      </w:r>
+      <w:r>
+        <w:rPr>
+          <w:rFonts w:ascii="맑은 고딕" w:hAnsi="맑은 고딕" w:eastAsia="맑은 고딕"/>
+          <w:sz w:val="21"/>
+        </w:rPr>
+        <w:t xml:space="preserve">이다. ①은 오류 없이 대기했고, ②는 </w:t>
+      </w:r>
+      <w:r>
+        <w:rPr>
+          <w:rFonts w:ascii="Consolas" w:hAnsi="Consolas" w:eastAsia="맑은 고딕"/>
+          <w:sz w:val="21"/>
+        </w:rPr>
+        <w:t xml:space="preserve">PL/SQL procedure successfully completed</w:t>
+      </w:r>
+      <w:r>
+        <w:rPr>
+          <w:rFonts w:ascii="맑은 고딕" w:hAnsi="맑은 고딕" w:eastAsia="맑은 고딕"/>
+          <w:sz w:val="21"/>
+        </w:rPr>
+        <w:t xml:space="preserve">가 나왔다. 실패가 실패처럼 보이지 않는다.</w:t>
       </w:r>
     </w:p>
     <w:p>
       <w:r>
         <w:rPr>
           <w:rFonts w:ascii="맑은 고딕" w:hAnsi="맑은 고딕" w:eastAsia="맑은 고딕"/>
-          <w:sz w:val="21"/>
-        </w:rPr>
-        <w:t>**일반 원칙** — **상태를 바꾸는 명령 앞에서는 현재 상태를 먼저 확인한다.** Logical Standby에서는 `V$LOGSTDBY_STATE`의 한 줄이 그 역할을 한다. 그리고 **"명령이 성공했다"와 "의도대로 반영됐다"를 구별한다.** 10장의 계단식 목적지에서 배운 것과 같은 교훈이다.</w:t>
+          <w:b/>
+          <w:sz w:val="21"/>
+        </w:rPr>
+        <w:t xml:space="preserve">일반 원칙</w:t>
+      </w:r>
+      <w:r>
+        <w:rPr>
+          <w:rFonts w:ascii="맑은 고딕" w:hAnsi="맑은 고딕" w:eastAsia="맑은 고딕"/>
+          <w:sz w:val="21"/>
+        </w:rPr>
+        <w:t xml:space="preserve"> — </w:t>
+      </w:r>
+      <w:r>
+        <w:rPr>
+          <w:rFonts w:ascii="맑은 고딕" w:hAnsi="맑은 고딕" w:eastAsia="맑은 고딕"/>
+          <w:b/>
+          <w:sz w:val="21"/>
+        </w:rPr>
+        <w:t xml:space="preserve">상태를 바꾸는 명령 앞에서는 현재 상태를 먼저 확인한다.</w:t>
+      </w:r>
+      <w:r>
+        <w:rPr>
+          <w:rFonts w:ascii="맑은 고딕" w:hAnsi="맑은 고딕" w:eastAsia="맑은 고딕"/>
+          <w:sz w:val="21"/>
+        </w:rPr>
+        <w:t xml:space="preserve"> Logical Standby에서는 </w:t>
+      </w:r>
+      <w:r>
+        <w:rPr>
+          <w:rFonts w:ascii="Consolas" w:hAnsi="Consolas" w:eastAsia="맑은 고딕"/>
+          <w:sz w:val="21"/>
+        </w:rPr>
+        <w:t xml:space="preserve">V$LOGSTDBY_STATE</w:t>
+      </w:r>
+      <w:r>
+        <w:rPr>
+          <w:rFonts w:ascii="맑은 고딕" w:hAnsi="맑은 고딕" w:eastAsia="맑은 고딕"/>
+          <w:sz w:val="21"/>
+        </w:rPr>
+        <w:t xml:space="preserve">의 한 줄이 그 역할을 한다. 그리고 </w:t>
+      </w:r>
+      <w:r>
+        <w:rPr>
+          <w:rFonts w:ascii="맑은 고딕" w:hAnsi="맑은 고딕" w:eastAsia="맑은 고딕"/>
+          <w:b/>
+          <w:sz w:val="21"/>
+        </w:rPr>
+        <w:t xml:space="preserve">"명령이 성공했다"와 "의도대로 반영됐다"를 구별한다.</w:t>
+      </w:r>
+      <w:r>
+        <w:rPr>
+          <w:rFonts w:ascii="맑은 고딕" w:hAnsi="맑은 고딕" w:eastAsia="맑은 고딕"/>
+          <w:sz w:val="21"/>
+        </w:rPr>
+        <w:t xml:space="preserve"> 10장의 계단식 목적지에서 배운 것과 같은 교훈이다.</w:t>
       </w:r>
     </w:p>
     <w:p>
@@ -524,108 +1661,289 @@
       <w:r>
         <w:rPr>
           <w:rFonts w:ascii="맑은 고딕" w:hAnsi="맑은 고딕" w:eastAsia="맑은 고딕"/>
-          <w:sz w:val="21"/>
-        </w:rPr>
-        <w:t>**쓸 만한 경우**</w:t>
+          <w:b/>
+          <w:sz w:val="21"/>
+        </w:rPr>
+        <w:t xml:space="preserve">쓸 만한 경우</w:t>
       </w:r>
     </w:p>
     <w:p>
       <w:r>
         <w:rPr>
           <w:rFonts w:ascii="맑은 고딕" w:hAnsi="맑은 고딕" w:eastAsia="맑은 고딕"/>
-          <w:sz w:val="21"/>
-        </w:rPr>
-        <w:t>**① 보고서 전용 사본에 인덱스를 따로 두고 싶을 때.** 실습에서 `lgu.t1`에 Standby 전용 인덱스 `t1_tag_ix`를 만들었다. Physical Standby에서는 불가능하다.</w:t>
+          <w:b/>
+          <w:sz w:val="21"/>
+        </w:rPr>
+        <w:t xml:space="preserve">① 보고서 전용 사본에 인덱스를 따로 두고 싶을 때.</w:t>
+      </w:r>
+      <w:r>
+        <w:rPr>
+          <w:rFonts w:ascii="맑은 고딕" w:hAnsi="맑은 고딕" w:eastAsia="맑은 고딕"/>
+          <w:sz w:val="21"/>
+        </w:rPr>
+        <w:t xml:space="preserve"> 실습에서 </w:t>
+      </w:r>
+      <w:r>
+        <w:rPr>
+          <w:rFonts w:ascii="Consolas" w:hAnsi="Consolas" w:eastAsia="맑은 고딕"/>
+          <w:sz w:val="21"/>
+        </w:rPr>
+        <w:t xml:space="preserve">lgu.t1</w:t>
+      </w:r>
+      <w:r>
+        <w:rPr>
+          <w:rFonts w:ascii="맑은 고딕" w:hAnsi="맑은 고딕" w:eastAsia="맑은 고딕"/>
+          <w:sz w:val="21"/>
+        </w:rPr>
+        <w:t xml:space="preserve">에 Standby 전용 인덱스 </w:t>
+      </w:r>
+      <w:r>
+        <w:rPr>
+          <w:rFonts w:ascii="Consolas" w:hAnsi="Consolas" w:eastAsia="맑은 고딕"/>
+          <w:sz w:val="21"/>
+        </w:rPr>
+        <w:t xml:space="preserve">t1_tag_ix</w:t>
+      </w:r>
+      <w:r>
+        <w:rPr>
+          <w:rFonts w:ascii="맑은 고딕" w:hAnsi="맑은 고딕" w:eastAsia="맑은 고딕"/>
+          <w:sz w:val="21"/>
+        </w:rPr>
+        <w:t xml:space="preserve">를 만들었다. Physical Standby에서는 불가능하다.</w:t>
       </w:r>
     </w:p>
     <w:p>
       <w:r>
         <w:rPr>
           <w:rFonts w:ascii="맑은 고딕" w:hAnsi="맑은 고딕" w:eastAsia="맑은 고딕"/>
-          <w:sz w:val="21"/>
-        </w:rPr>
-        <w:t>**② 일부 스키마만 복제하면 충분할 때.** `DBMS_LOGSTDBY.SKIP`으로 제외할 수 있다.</w:t>
+          <w:b/>
+          <w:sz w:val="21"/>
+        </w:rPr>
+        <w:t xml:space="preserve">② 일부 스키마만 복제하면 충분할 때.</w:t>
+      </w:r>
+      <w:r>
+        <w:rPr>
+          <w:rFonts w:ascii="맑은 고딕" w:hAnsi="맑은 고딕" w:eastAsia="맑은 고딕"/>
+          <w:sz w:val="21"/>
+        </w:rPr>
+        <w:t xml:space="preserve"> </w:t>
+      </w:r>
+      <w:r>
+        <w:rPr>
+          <w:rFonts w:ascii="Consolas" w:hAnsi="Consolas" w:eastAsia="맑은 고딕"/>
+          <w:sz w:val="21"/>
+        </w:rPr>
+        <w:t xml:space="preserve">DBMS_LOGSTDBY.SKIP</w:t>
+      </w:r>
+      <w:r>
+        <w:rPr>
+          <w:rFonts w:ascii="맑은 고딕" w:hAnsi="맑은 고딕" w:eastAsia="맑은 고딕"/>
+          <w:sz w:val="21"/>
+        </w:rPr>
+        <w:t xml:space="preserve">으로 제외할 수 있다.</w:t>
       </w:r>
     </w:p>
     <w:p>
       <w:r>
         <w:rPr>
           <w:rFonts w:ascii="맑은 고딕" w:hAnsi="맑은 고딕" w:eastAsia="맑은 고딕"/>
-          <w:sz w:val="21"/>
-        </w:rPr>
-        <w:t>**③ 무중단 업그레이드가 목적일 때.** Primary와 다른 버전으로 운영할 수 있다.</w:t>
+          <w:b/>
+          <w:sz w:val="21"/>
+        </w:rPr>
+        <w:t xml:space="preserve">③ 무중단 업그레이드가 목적일 때.</w:t>
+      </w:r>
+      <w:r>
+        <w:rPr>
+          <w:rFonts w:ascii="맑은 고딕" w:hAnsi="맑은 고딕" w:eastAsia="맑은 고딕"/>
+          <w:sz w:val="21"/>
+        </w:rPr>
+        <w:t xml:space="preserve"> Primary와 다른 버전으로 운영할 수 있다.</w:t>
       </w:r>
     </w:p>
     <w:p>
       <w:r>
         <w:rPr>
           <w:rFonts w:ascii="맑은 고딕" w:hAnsi="맑은 고딕" w:eastAsia="맑은 고딕"/>
-          <w:sz w:val="21"/>
-        </w:rPr>
-        <w:t>**④ 데이터가 단순할 때.** 실습에서 `DBA_LOGSTDBY_UNSUPPORTED`가 0행이었기에 문제가 없었다.</w:t>
+          <w:b/>
+          <w:sz w:val="21"/>
+        </w:rPr>
+        <w:t xml:space="preserve">④ 데이터가 단순할 때.</w:t>
+      </w:r>
+      <w:r>
+        <w:rPr>
+          <w:rFonts w:ascii="맑은 고딕" w:hAnsi="맑은 고딕" w:eastAsia="맑은 고딕"/>
+          <w:sz w:val="21"/>
+        </w:rPr>
+        <w:t xml:space="preserve"> 실습에서 </w:t>
+      </w:r>
+      <w:r>
+        <w:rPr>
+          <w:rFonts w:ascii="Consolas" w:hAnsi="Consolas" w:eastAsia="맑은 고딕"/>
+          <w:sz w:val="21"/>
+        </w:rPr>
+        <w:t xml:space="preserve">DBA_LOGSTDBY_UNSUPPORTED</w:t>
+      </w:r>
+      <w:r>
+        <w:rPr>
+          <w:rFonts w:ascii="맑은 고딕" w:hAnsi="맑은 고딕" w:eastAsia="맑은 고딕"/>
+          <w:sz w:val="21"/>
+        </w:rPr>
+        <w:t xml:space="preserve">가 0행이었기에 문제가 없었다.</w:t>
       </w:r>
     </w:p>
     <w:p>
       <w:r>
         <w:rPr>
           <w:rFonts w:ascii="맑은 고딕" w:hAnsi="맑은 고딕" w:eastAsia="맑은 고딕"/>
-          <w:sz w:val="21"/>
-        </w:rPr>
-        <w:t>**쓰지 말아야 할 경우**</w:t>
+          <w:b/>
+          <w:sz w:val="21"/>
+        </w:rPr>
+        <w:t xml:space="preserve">쓰지 말아야 할 경우</w:t>
       </w:r>
     </w:p>
     <w:p>
       <w:r>
         <w:rPr>
           <w:rFonts w:ascii="맑은 고딕" w:hAnsi="맑은 고딕" w:eastAsia="맑은 고딕"/>
-          <w:sz w:val="21"/>
-        </w:rPr>
-        <w:t>**① 재해 복구가 주 목적일 때.** Physical Standby가 빠르고 제약이 없다.</w:t>
+          <w:b/>
+          <w:sz w:val="21"/>
+        </w:rPr>
+        <w:t xml:space="preserve">① 재해 복구가 주 목적일 때.</w:t>
+      </w:r>
+      <w:r>
+        <w:rPr>
+          <w:rFonts w:ascii="맑은 고딕" w:hAnsi="맑은 고딕" w:eastAsia="맑은 고딕"/>
+          <w:sz w:val="21"/>
+        </w:rPr>
+        <w:t xml:space="preserve"> Physical Standby가 빠르고 제약이 없다.</w:t>
       </w:r>
     </w:p>
     <w:p>
       <w:r>
         <w:rPr>
           <w:rFonts w:ascii="맑은 고딕" w:hAnsi="맑은 고딕" w:eastAsia="맑은 고딕"/>
-          <w:sz w:val="21"/>
-        </w:rPr>
-        <w:t>**② 지원되지 않는 타입이 업무 핵심에 있을 때.** `ROWID` 컬럼 하나 때문에 `lgu.t_bad`의 데이터가 통째로 빠졌고, 오류가 아니라 0행이라 알아채기 어렵다.</w:t>
+          <w:b/>
+          <w:sz w:val="21"/>
+        </w:rPr>
+        <w:t xml:space="preserve">② 지원되지 않는 타입이 업무 핵심에 있을 때.</w:t>
+      </w:r>
+      <w:r>
+        <w:rPr>
+          <w:rFonts w:ascii="맑은 고딕" w:hAnsi="맑은 고딕" w:eastAsia="맑은 고딕"/>
+          <w:sz w:val="21"/>
+        </w:rPr>
+        <w:t xml:space="preserve"> </w:t>
+      </w:r>
+      <w:r>
+        <w:rPr>
+          <w:rFonts w:ascii="Consolas" w:hAnsi="Consolas" w:eastAsia="맑은 고딕"/>
+          <w:sz w:val="21"/>
+        </w:rPr>
+        <w:t xml:space="preserve">ROWID</w:t>
+      </w:r>
+      <w:r>
+        <w:rPr>
+          <w:rFonts w:ascii="맑은 고딕" w:hAnsi="맑은 고딕" w:eastAsia="맑은 고딕"/>
+          <w:sz w:val="21"/>
+        </w:rPr>
+        <w:t xml:space="preserve"> 컬럼 하나 때문에 </w:t>
+      </w:r>
+      <w:r>
+        <w:rPr>
+          <w:rFonts w:ascii="Consolas" w:hAnsi="Consolas" w:eastAsia="맑은 고딕"/>
+          <w:sz w:val="21"/>
+        </w:rPr>
+        <w:t xml:space="preserve">lgu.t_bad</w:t>
+      </w:r>
+      <w:r>
+        <w:rPr>
+          <w:rFonts w:ascii="맑은 고딕" w:hAnsi="맑은 고딕" w:eastAsia="맑은 고딕"/>
+          <w:sz w:val="21"/>
+        </w:rPr>
+        <w:t xml:space="preserve">의 데이터가 통째로 빠졌고, 오류가 아니라 0행이라 알아채기 어렵다.</w:t>
       </w:r>
     </w:p>
     <w:p>
       <w:r>
         <w:rPr>
           <w:rFonts w:ascii="맑은 고딕" w:hAnsi="맑은 고딕" w:eastAsia="맑은 고딕"/>
-          <w:sz w:val="21"/>
-        </w:rPr>
-        <w:t>**③ 관리 인력이 부족할 때.** SYS 실수 하나로 복제가 멈췄고 되살리는 데 여섯 단계가 필요했다.</w:t>
+          <w:b/>
+          <w:sz w:val="21"/>
+        </w:rPr>
+        <w:t xml:space="preserve">③ 관리 인력이 부족할 때.</w:t>
+      </w:r>
+      <w:r>
+        <w:rPr>
+          <w:rFonts w:ascii="맑은 고딕" w:hAnsi="맑은 고딕" w:eastAsia="맑은 고딕"/>
+          <w:sz w:val="21"/>
+        </w:rPr>
+        <w:t xml:space="preserve"> SYS 실수 하나로 복제가 멈췄고 되살리는 데 여섯 단계가 필요했다.</w:t>
       </w:r>
     </w:p>
     <w:p>
       <w:r>
         <w:rPr>
           <w:rFonts w:ascii="맑은 고딕" w:hAnsi="맑은 고딕" w:eastAsia="맑은 고딕"/>
-          <w:sz w:val="21"/>
-        </w:rPr>
-        <w:t>**④ 이기종·양방향 복제가 필요할 때.** GoldenGate의 영역이다.</w:t>
+          <w:b/>
+          <w:sz w:val="21"/>
+        </w:rPr>
+        <w:t xml:space="preserve">④ 이기종·양방향 복제가 필요할 때.</w:t>
+      </w:r>
+      <w:r>
+        <w:rPr>
+          <w:rFonts w:ascii="맑은 고딕" w:hAnsi="맑은 고딕" w:eastAsia="맑은 고딕"/>
+          <w:sz w:val="21"/>
+        </w:rPr>
+        <w:t xml:space="preserve"> GoldenGate의 영역이다.</w:t>
       </w:r>
     </w:p>
     <w:p>
       <w:r>
         <w:rPr>
           <w:rFonts w:ascii="맑은 고딕" w:hAnsi="맑은 고딕" w:eastAsia="맑은 고딕"/>
-          <w:sz w:val="21"/>
-        </w:rPr>
-        <w:t>**⑤ 되돌릴 여지를 남겨야 할 때.** Physical Standby로 돌아갈 수 없다.</w:t>
+          <w:b/>
+          <w:sz w:val="21"/>
+        </w:rPr>
+        <w:t xml:space="preserve">⑤ 되돌릴 여지를 남겨야 할 때.</w:t>
+      </w:r>
+      <w:r>
+        <w:rPr>
+          <w:rFonts w:ascii="맑은 고딕" w:hAnsi="맑은 고딕" w:eastAsia="맑은 고딕"/>
+          <w:sz w:val="21"/>
+        </w:rPr>
+        <w:t xml:space="preserve"> Physical Standby로 돌아갈 수 없다.</w:t>
       </w:r>
     </w:p>
     <w:p>
       <w:r>
         <w:rPr>
           <w:rFonts w:ascii="맑은 고딕" w:hAnsi="맑은 고딕" w:eastAsia="맑은 고딕"/>
-          <w:sz w:val="21"/>
-        </w:rPr>
-        <w:t>**결론** — Logical Standby는 **재해 복구 도구가 아니라 활용 도구**다. Physical Standby를 두고 하나를 더 얹어 그것을 Logical로 만드는 것이 전형적인 구성이다.</w:t>
+          <w:b/>
+          <w:sz w:val="21"/>
+        </w:rPr>
+        <w:t xml:space="preserve">결론</w:t>
+      </w:r>
+      <w:r>
+        <w:rPr>
+          <w:rFonts w:ascii="맑은 고딕" w:hAnsi="맑은 고딕" w:eastAsia="맑은 고딕"/>
+          <w:sz w:val="21"/>
+        </w:rPr>
+        <w:t xml:space="preserve"> — Logical Standby는 </w:t>
+      </w:r>
+      <w:r>
+        <w:rPr>
+          <w:rFonts w:ascii="맑은 고딕" w:hAnsi="맑은 고딕" w:eastAsia="맑은 고딕"/>
+          <w:b/>
+          <w:sz w:val="21"/>
+        </w:rPr>
+        <w:t xml:space="preserve">재해 복구 도구가 아니라 활용 도구</w:t>
+      </w:r>
+      <w:r>
+        <w:rPr>
+          <w:rFonts w:ascii="맑은 고딕" w:hAnsi="맑은 고딕" w:eastAsia="맑은 고딕"/>
+          <w:sz w:val="21"/>
+        </w:rPr>
+        <w:t xml:space="preserve">다. Physical Standby를 두고 하나를 더 얹어 그것을 Logical로 만드는 것이 전형적인 구성이다.</w:t>
       </w:r>
     </w:p>
     <w:p>
@@ -660,9 +1978,54 @@
       <w:r>
         <w:rPr>
           <w:rFonts w:ascii="맑은 고딕" w:hAnsi="맑은 고딕" w:eastAsia="맑은 고딕"/>
-          <w:sz w:val="21"/>
-        </w:rPr>
-        <w:t>**이 장의 사례** — Logical Standby 전환에는 `CONVERT TO PHYSICAL STANDBY` 같은 되돌리는 명령이 없다. 그래서 실측을 시작하기 전에 두 노드의 **VM 스냅샷 `pre-logical`**을 만들었다.</w:t>
+          <w:b/>
+          <w:sz w:val="21"/>
+        </w:rPr>
+        <w:t xml:space="preserve">이 장의 사례</w:t>
+      </w:r>
+      <w:r>
+        <w:rPr>
+          <w:rFonts w:ascii="맑은 고딕" w:hAnsi="맑은 고딕" w:eastAsia="맑은 고딕"/>
+          <w:sz w:val="21"/>
+        </w:rPr>
+        <w:t xml:space="preserve"> — Logical Standby 전환에는 </w:t>
+      </w:r>
+      <w:r>
+        <w:rPr>
+          <w:rFonts w:ascii="Consolas" w:hAnsi="Consolas" w:eastAsia="맑은 고딕"/>
+          <w:sz w:val="21"/>
+        </w:rPr>
+        <w:t xml:space="preserve">CONVERT TO PHYSICAL STANDBY</w:t>
+      </w:r>
+      <w:r>
+        <w:rPr>
+          <w:rFonts w:ascii="맑은 고딕" w:hAnsi="맑은 고딕" w:eastAsia="맑은 고딕"/>
+          <w:sz w:val="21"/>
+        </w:rPr>
+        <w:t xml:space="preserve"> 같은 되돌리는 명령이 없다. 그래서 실측을 시작하기 전에 두 노드의 </w:t>
+      </w:r>
+      <w:r>
+        <w:rPr>
+          <w:rFonts w:ascii="맑은 고딕" w:hAnsi="맑은 고딕" w:eastAsia="맑은 고딕"/>
+          <w:b/>
+          <w:sz w:val="21"/>
+        </w:rPr>
+        <w:t xml:space="preserve">VM 스냅샷 </w:t>
+      </w:r>
+      <w:r>
+        <w:rPr>
+          <w:rFonts w:ascii="Consolas" w:hAnsi="Consolas" w:eastAsia="맑은 고딕"/>
+          <w:b/>
+          <w:sz w:val="21"/>
+        </w:rPr>
+        <w:t xml:space="preserve">pre-logical</w:t>
+      </w:r>
+      <w:r>
+        <w:rPr>
+          <w:rFonts w:ascii="맑은 고딕" w:hAnsi="맑은 고딕" w:eastAsia="맑은 고딕"/>
+          <w:sz w:val="21"/>
+        </w:rPr>
+        <w:t xml:space="preserve">을 만들었다.</w:t>
       </w:r>
     </w:p>
     <w:p>
@@ -680,25 +2043,92 @@
           <w:rFonts w:ascii="맑은 고딕" w:hAnsi="맑은 고딕" w:eastAsia="맑은 고딕"/>
           <w:sz w:val="21"/>
         </w:rPr>
-        <w:t>기존 `adg-configured` 스냅샷도 있었지만 5장 시점이라 되돌리면 6장부터 다시 해야 한다. **되돌아갈 지점은 "가장 가까운 정상 상태"여야 쓸모가 있다.**</w:t>
+        <w:t xml:space="preserve">기존 </w:t>
+      </w:r>
+      <w:r>
+        <w:rPr>
+          <w:rFonts w:ascii="Consolas" w:hAnsi="Consolas" w:eastAsia="맑은 고딕"/>
+          <w:sz w:val="21"/>
+        </w:rPr>
+        <w:t xml:space="preserve">adg-configured</w:t>
+      </w:r>
+      <w:r>
+        <w:rPr>
+          <w:rFonts w:ascii="맑은 고딕" w:hAnsi="맑은 고딕" w:eastAsia="맑은 고딕"/>
+          <w:sz w:val="21"/>
+        </w:rPr>
+        <w:t xml:space="preserve"> 스냅샷도 있었지만 5장 시점이라 되돌리면 6장부터 다시 해야 한다. </w:t>
+      </w:r>
+      <w:r>
+        <w:rPr>
+          <w:rFonts w:ascii="맑은 고딕" w:hAnsi="맑은 고딕" w:eastAsia="맑은 고딕"/>
+          <w:b/>
+          <w:sz w:val="21"/>
+        </w:rPr>
+        <w:t xml:space="preserve">되돌아갈 지점은 "가장 가까운 정상 상태"여야 쓸모가 있다.</w:t>
       </w:r>
     </w:p>
     <w:p>
       <w:r>
         <w:rPr>
           <w:rFonts w:ascii="맑은 고딕" w:hAnsi="맑은 고딕" w:eastAsia="맑은 고딕"/>
-          <w:sz w:val="21"/>
-        </w:rPr>
-        <w:t>**원칙** — **되돌릴 수 없는 작업 앞에서는 되돌릴 수 있는 지점을 먼저 만든다.** 11장에서 오라클이 `CONVERT TO SNAPSHOT STANDBY`를 설계한 방식이 그것이며(복원 지점 생성이 첫 단계), 도구가 해 주지 않을 때는 사람이 한다.</w:t>
+          <w:b/>
+          <w:sz w:val="21"/>
+        </w:rPr>
+        <w:t xml:space="preserve">원칙</w:t>
+      </w:r>
+      <w:r>
+        <w:rPr>
+          <w:rFonts w:ascii="맑은 고딕" w:hAnsi="맑은 고딕" w:eastAsia="맑은 고딕"/>
+          <w:sz w:val="21"/>
+        </w:rPr>
+        <w:t xml:space="preserve"> — </w:t>
+      </w:r>
+      <w:r>
+        <w:rPr>
+          <w:rFonts w:ascii="맑은 고딕" w:hAnsi="맑은 고딕" w:eastAsia="맑은 고딕"/>
+          <w:b/>
+          <w:sz w:val="21"/>
+        </w:rPr>
+        <w:t xml:space="preserve">되돌릴 수 없는 작업 앞에서는 되돌릴 수 있는 지점을 먼저 만든다.</w:t>
+      </w:r>
+      <w:r>
+        <w:rPr>
+          <w:rFonts w:ascii="맑은 고딕" w:hAnsi="맑은 고딕" w:eastAsia="맑은 고딕"/>
+          <w:sz w:val="21"/>
+        </w:rPr>
+        <w:t xml:space="preserve"> 11장에서 오라클이 </w:t>
+      </w:r>
+      <w:r>
+        <w:rPr>
+          <w:rFonts w:ascii="Consolas" w:hAnsi="Consolas" w:eastAsia="맑은 고딕"/>
+          <w:sz w:val="21"/>
+        </w:rPr>
+        <w:t xml:space="preserve">CONVERT TO SNAPSHOT STANDBY</w:t>
+      </w:r>
+      <w:r>
+        <w:rPr>
+          <w:rFonts w:ascii="맑은 고딕" w:hAnsi="맑은 고딕" w:eastAsia="맑은 고딕"/>
+          <w:sz w:val="21"/>
+        </w:rPr>
+        <w:t xml:space="preserve">를 설계한 방식이 그것이며(복원 지점 생성이 첫 단계), 도구가 해 주지 않을 때는 사람이 한다.</w:t>
       </w:r>
     </w:p>
     <w:p>
       <w:r>
         <w:rPr>
           <w:rFonts w:ascii="맑은 고딕" w:hAnsi="맑은 고딕" w:eastAsia="맑은 고딕"/>
-          <w:sz w:val="21"/>
-        </w:rPr>
-        <w:t>**운영 환경에서의 대안** — VM 스냅샷을 쓸 수 없는 경우가 많다.</w:t>
+          <w:b/>
+          <w:sz w:val="21"/>
+        </w:rPr>
+        <w:t xml:space="preserve">운영 환경에서의 대안</w:t>
+      </w:r>
+      <w:r>
+        <w:rPr>
+          <w:rFonts w:ascii="맑은 고딕" w:hAnsi="맑은 고딕" w:eastAsia="맑은 고딕"/>
+          <w:sz w:val="21"/>
+        </w:rPr>
+        <w:t xml:space="preserve"> — VM 스냅샷을 쓸 수 없는 경우가 많다.</w:t>
       </w:r>
     </w:p>
     <w:p>
@@ -707,7 +2137,22 @@
           <w:rFonts w:ascii="맑은 고딕" w:hAnsi="맑은 고딕" w:eastAsia="맑은 고딕"/>
           <w:sz w:val="21"/>
         </w:rPr>
-        <w:t>· **Physical Standby를 하나 더 둔다.** 하나만 Logical로 바꾸면 보호는 유지된다. 가장 확실한 방법이다.</w:t>
+        <w:t xml:space="preserve">· </w:t>
+      </w:r>
+      <w:r>
+        <w:rPr>
+          <w:rFonts w:ascii="맑은 고딕" w:hAnsi="맑은 고딕" w:eastAsia="맑은 고딕"/>
+          <w:b/>
+          <w:sz w:val="21"/>
+        </w:rPr>
+        <w:t xml:space="preserve">Physical Standby를 하나 더 둔다.</w:t>
+      </w:r>
+      <w:r>
+        <w:rPr>
+          <w:rFonts w:ascii="맑은 고딕" w:hAnsi="맑은 고딕" w:eastAsia="맑은 고딕"/>
+          <w:sz w:val="21"/>
+        </w:rPr>
+        <w:t xml:space="preserve"> 하나만 Logical로 바꾸면 보호는 유지된다. 가장 확실한 방법이다.</w:t>
       </w:r>
     </w:p>
     <w:p>
@@ -716,7 +2161,22 @@
           <w:rFonts w:ascii="맑은 고딕" w:hAnsi="맑은 고딕" w:eastAsia="맑은 고딕"/>
           <w:sz w:val="21"/>
         </w:rPr>
-        <w:t>· **전환 전 RMAN 백업을 확보한다.** 되돌릴 때 복원의 출발점이 된다.</w:t>
+        <w:t xml:space="preserve">· </w:t>
+      </w:r>
+      <w:r>
+        <w:rPr>
+          <w:rFonts w:ascii="맑은 고딕" w:hAnsi="맑은 고딕" w:eastAsia="맑은 고딕"/>
+          <w:b/>
+          <w:sz w:val="21"/>
+        </w:rPr>
+        <w:t xml:space="preserve">전환 전 RMAN 백업을 확보한다.</w:t>
+      </w:r>
+      <w:r>
+        <w:rPr>
+          <w:rFonts w:ascii="맑은 고딕" w:hAnsi="맑은 고딕" w:eastAsia="맑은 고딕"/>
+          <w:sz w:val="21"/>
+        </w:rPr>
+        <w:t xml:space="preserve"> 되돌릴 때 복원의 출발점이 된다.</w:t>
       </w:r>
     </w:p>
     <w:p>
@@ -725,7 +2185,22 @@
           <w:rFonts w:ascii="맑은 고딕" w:hAnsi="맑은 고딕" w:eastAsia="맑은 고딕"/>
           <w:sz w:val="21"/>
         </w:rPr>
-        <w:t>· **재구축 소요 시간을 미리 측정해 둔다.** "되돌릴 수 있다"와 "몇 시간 안에 되돌릴 수 있다"는 다르다. RPO·RTO 협의의 근거가 된다.</w:t>
+        <w:t xml:space="preserve">· </w:t>
+      </w:r>
+      <w:r>
+        <w:rPr>
+          <w:rFonts w:ascii="맑은 고딕" w:hAnsi="맑은 고딕" w:eastAsia="맑은 고딕"/>
+          <w:b/>
+          <w:sz w:val="21"/>
+        </w:rPr>
+        <w:t xml:space="preserve">재구축 소요 시간을 미리 측정해 둔다.</w:t>
+      </w:r>
+      <w:r>
+        <w:rPr>
+          <w:rFonts w:ascii="맑은 고딕" w:hAnsi="맑은 고딕" w:eastAsia="맑은 고딕"/>
+          <w:sz w:val="21"/>
+        </w:rPr>
+        <w:t xml:space="preserve"> "되돌릴 수 있다"와 "몇 시간 안에 되돌릴 수 있다"는 다르다. RPO·RTO 협의의 근거가 된다.</w:t>
       </w:r>
     </w:p>
     <w:p>
@@ -734,7 +2209,22 @@
           <w:rFonts w:ascii="맑은 고딕" w:hAnsi="맑은 고딕" w:eastAsia="맑은 고딕"/>
           <w:sz w:val="21"/>
         </w:rPr>
-        <w:t>· **되돌리는 절차를 문서로 만들어 둔다.** 급할 때 5·6장을 다시 읽을 시간은 없다.</w:t>
+        <w:t xml:space="preserve">· </w:t>
+      </w:r>
+      <w:r>
+        <w:rPr>
+          <w:rFonts w:ascii="맑은 고딕" w:hAnsi="맑은 고딕" w:eastAsia="맑은 고딕"/>
+          <w:b/>
+          <w:sz w:val="21"/>
+        </w:rPr>
+        <w:t xml:space="preserve">되돌리는 절차를 문서로 만들어 둔다.</w:t>
+      </w:r>
+      <w:r>
+        <w:rPr>
+          <w:rFonts w:ascii="맑은 고딕" w:hAnsi="맑은 고딕" w:eastAsia="맑은 고딕"/>
+          <w:sz w:val="21"/>
+        </w:rPr>
+        <w:t xml:space="preserve"> 급할 때 5·6장을 다시 읽을 시간은 없다.</w:t>
       </w:r>
     </w:p>
     <w:p>
@@ -777,72 +2267,243 @@
       <w:r>
         <w:rPr>
           <w:rFonts w:ascii="맑은 고딕" w:hAnsi="맑은 고딕" w:eastAsia="맑은 고딕"/>
-          <w:sz w:val="21"/>
-        </w:rPr>
-        <w:t>**진단 절차**</w:t>
+          <w:b/>
+          <w:sz w:val="21"/>
+        </w:rPr>
+        <w:t xml:space="preserve">진단 절차</w:t>
       </w:r>
     </w:p>
     <w:p>
       <w:r>
         <w:rPr>
           <w:rFonts w:ascii="맑은 고딕" w:hAnsi="맑은 고딕" w:eastAsia="맑은 고딕"/>
-          <w:sz w:val="21"/>
-        </w:rPr>
-        <w:t>**①** 알림 로그를 본다. 경로는 추측하지 말고 `V$DIAG_INFO`로 확인한다. 실습에서 boston의 ADR Home은 `/u01/app/oracle/diag/rdbms/boston/boston`이었다.</w:t>
+          <w:b/>
+          <w:sz w:val="21"/>
+        </w:rPr>
+        <w:t xml:space="preserve">①</w:t>
+      </w:r>
+      <w:r>
+        <w:rPr>
+          <w:rFonts w:ascii="맑은 고딕" w:hAnsi="맑은 고딕" w:eastAsia="맑은 고딕"/>
+          <w:sz w:val="21"/>
+        </w:rPr>
+        <w:t xml:space="preserve"> 알림 로그를 본다. 경로는 추측하지 말고 </w:t>
+      </w:r>
+      <w:r>
+        <w:rPr>
+          <w:rFonts w:ascii="Consolas" w:hAnsi="Consolas" w:eastAsia="맑은 고딕"/>
+          <w:sz w:val="21"/>
+        </w:rPr>
+        <w:t xml:space="preserve">V$DIAG_INFO</w:t>
+      </w:r>
+      <w:r>
+        <w:rPr>
+          <w:rFonts w:ascii="맑은 고딕" w:hAnsi="맑은 고딕" w:eastAsia="맑은 고딕"/>
+          <w:sz w:val="21"/>
+        </w:rPr>
+        <w:t xml:space="preserve">로 확인한다. 실습에서 boston의 ADR Home은 </w:t>
+      </w:r>
+      <w:r>
+        <w:rPr>
+          <w:rFonts w:ascii="Consolas" w:hAnsi="Consolas" w:eastAsia="맑은 고딕"/>
+          <w:sz w:val="21"/>
+        </w:rPr>
+        <w:t xml:space="preserve">/u01/app/oracle/diag/rdbms/boston/boston</w:t>
+      </w:r>
+      <w:r>
+        <w:rPr>
+          <w:rFonts w:ascii="맑은 고딕" w:hAnsi="맑은 고딕" w:eastAsia="맑은 고딕"/>
+          <w:sz w:val="21"/>
+        </w:rPr>
+        <w:t xml:space="preserve">이었다.</w:t>
       </w:r>
     </w:p>
     <w:p>
       <w:r>
         <w:rPr>
           <w:rFonts w:ascii="맑은 고딕" w:hAnsi="맑은 고딕" w:eastAsia="맑은 고딕"/>
-          <w:sz w:val="21"/>
-        </w:rPr>
-        <w:t>**②** `Media Recovery Waiting for T-1.S-nn` 메시지를 찾는다. 무엇을 기다리는지 알려 준다. 실습에서는 시퀀스 47이었다.</w:t>
+          <w:b/>
+          <w:sz w:val="21"/>
+        </w:rPr>
+        <w:t xml:space="preserve">②</w:t>
+      </w:r>
+      <w:r>
+        <w:rPr>
+          <w:rFonts w:ascii="맑은 고딕" w:hAnsi="맑은 고딕" w:eastAsia="맑은 고딕"/>
+          <w:sz w:val="21"/>
+        </w:rPr>
+        <w:t xml:space="preserve"> </w:t>
+      </w:r>
+      <w:r>
+        <w:rPr>
+          <w:rFonts w:ascii="Consolas" w:hAnsi="Consolas" w:eastAsia="맑은 고딕"/>
+          <w:sz w:val="21"/>
+        </w:rPr>
+        <w:t xml:space="preserve">Media Recovery Waiting for T-1.S-nn</w:t>
+      </w:r>
+      <w:r>
+        <w:rPr>
+          <w:rFonts w:ascii="맑은 고딕" w:hAnsi="맑은 고딕" w:eastAsia="맑은 고딕"/>
+          <w:sz w:val="21"/>
+        </w:rPr>
+        <w:t xml:space="preserve"> 메시지를 찾는다. 무엇을 기다리는지 알려 준다. 실습에서는 시퀀스 47이었다.</w:t>
       </w:r>
     </w:p>
     <w:p>
       <w:r>
         <w:rPr>
           <w:rFonts w:ascii="맑은 고딕" w:hAnsi="맑은 고딕" w:eastAsia="맑은 고딕"/>
-          <w:sz w:val="21"/>
-        </w:rPr>
-        <w:t>**③** Primary에서 `SELECT max(sequence#) FROM v$archived_log WHERE dest_id=1`을 조회한다. 46까지만 있었다. 즉 아직 만들어지지 않은 리두를 기다리고 있었다.</w:t>
+          <w:b/>
+          <w:sz w:val="21"/>
+        </w:rPr>
+        <w:t xml:space="preserve">③</w:t>
+      </w:r>
+      <w:r>
+        <w:rPr>
+          <w:rFonts w:ascii="맑은 고딕" w:hAnsi="맑은 고딕" w:eastAsia="맑은 고딕"/>
+          <w:sz w:val="21"/>
+        </w:rPr>
+        <w:t xml:space="preserve"> Primary에서 </w:t>
+      </w:r>
+      <w:r>
+        <w:rPr>
+          <w:rFonts w:ascii="Consolas" w:hAnsi="Consolas" w:eastAsia="맑은 고딕"/>
+          <w:sz w:val="21"/>
+        </w:rPr>
+        <w:t xml:space="preserve">SELECT max(sequence#) FROM v$archived_log WHERE dest_id=1</w:t>
+      </w:r>
+      <w:r>
+        <w:rPr>
+          <w:rFonts w:ascii="맑은 고딕" w:hAnsi="맑은 고딕" w:eastAsia="맑은 고딕"/>
+          <w:sz w:val="21"/>
+        </w:rPr>
+        <w:t xml:space="preserve">을 조회한다. 46까지만 있었다. 즉 아직 만들어지지 않은 리두를 기다리고 있었다.</w:t>
       </w:r>
     </w:p>
     <w:p>
       <w:r>
         <w:rPr>
           <w:rFonts w:ascii="맑은 고딕" w:hAnsi="맑은 고딕" w:eastAsia="맑은 고딕"/>
-          <w:sz w:val="21"/>
-        </w:rPr>
-        <w:t>**조치**</w:t>
+          <w:b/>
+          <w:sz w:val="21"/>
+        </w:rPr>
+        <w:t xml:space="preserve">조치</w:t>
       </w:r>
     </w:p>
     <w:p>
       <w:r>
         <w:rPr>
           <w:rFonts w:ascii="맑은 고딕" w:hAnsi="맑은 고딕" w:eastAsia="맑은 고딕"/>
-          <w:sz w:val="21"/>
-        </w:rPr>
-        <w:t>**①** Primary에서 `ALTER SYSTEM ARCHIVE LOG CURRENT`를 몇 번 실행해 리두를 만들어 준다. 기다림 자체는 풀린다.</w:t>
+          <w:b/>
+          <w:sz w:val="21"/>
+        </w:rPr>
+        <w:t xml:space="preserve">①</w:t>
+      </w:r>
+      <w:r>
+        <w:rPr>
+          <w:rFonts w:ascii="맑은 고딕" w:hAnsi="맑은 고딕" w:eastAsia="맑은 고딕"/>
+          <w:sz w:val="21"/>
+        </w:rPr>
+        <w:t xml:space="preserve"> Primary에서 </w:t>
+      </w:r>
+      <w:r>
+        <w:rPr>
+          <w:rFonts w:ascii="Consolas" w:hAnsi="Consolas" w:eastAsia="맑은 고딕"/>
+          <w:sz w:val="21"/>
+        </w:rPr>
+        <w:t xml:space="preserve">ALTER SYSTEM ARCHIVE LOG CURRENT</w:t>
+      </w:r>
+      <w:r>
+        <w:rPr>
+          <w:rFonts w:ascii="맑은 고딕" w:hAnsi="맑은 고딕" w:eastAsia="맑은 고딕"/>
+          <w:sz w:val="21"/>
+        </w:rPr>
+        <w:t xml:space="preserve">를 몇 번 실행해 리두를 만들어 준다. 기다림 자체는 풀린다.</w:t>
       </w:r>
     </w:p>
     <w:p>
       <w:r>
         <w:rPr>
           <w:rFonts w:ascii="맑은 고딕" w:hAnsi="맑은 고딕" w:eastAsia="맑은 고딕"/>
-          <w:sz w:val="21"/>
-        </w:rPr>
-        <w:t>**②** 그래도 진행이 없으면 **`DBMS_LOGSTDBY.BUILD`를 다시 실행**하고 로그를 전환한다. 전환 명령이 새 딕셔너리를 만나 `Database altered.`로 끝난다.</w:t>
+          <w:b/>
+          <w:sz w:val="21"/>
+        </w:rPr>
+        <w:t xml:space="preserve">②</w:t>
+      </w:r>
+      <w:r>
+        <w:rPr>
+          <w:rFonts w:ascii="맑은 고딕" w:hAnsi="맑은 고딕" w:eastAsia="맑은 고딕"/>
+          <w:sz w:val="21"/>
+        </w:rPr>
+        <w:t xml:space="preserve"> 그래도 진행이 없으면 </w:t>
+      </w:r>
+      <w:r>
+        <w:rPr>
+          <w:rFonts w:ascii="Consolas" w:hAnsi="Consolas" w:eastAsia="맑은 고딕"/>
+          <w:b/>
+          <w:sz w:val="21"/>
+        </w:rPr>
+        <w:t xml:space="preserve">DBMS_LOGSTDBY.BUILD</w:t>
+      </w:r>
+      <w:r>
+        <w:rPr>
+          <w:rFonts w:ascii="맑은 고딕" w:hAnsi="맑은 고딕" w:eastAsia="맑은 고딕"/>
+          <w:b/>
+          <w:sz w:val="21"/>
+        </w:rPr>
+        <w:t xml:space="preserve">를 다시 실행</w:t>
+      </w:r>
+      <w:r>
+        <w:rPr>
+          <w:rFonts w:ascii="맑은 고딕" w:hAnsi="맑은 고딕" w:eastAsia="맑은 고딕"/>
+          <w:sz w:val="21"/>
+        </w:rPr>
+        <w:t xml:space="preserve">하고 로그를 전환한다. 전환 명령이 새 딕셔너리를 만나 </w:t>
+      </w:r>
+      <w:r>
+        <w:rPr>
+          <w:rFonts w:ascii="Consolas" w:hAnsi="Consolas" w:eastAsia="맑은 고딕"/>
+          <w:sz w:val="21"/>
+        </w:rPr>
+        <w:t xml:space="preserve">Database altered.</w:t>
+      </w:r>
+      <w:r>
+        <w:rPr>
+          <w:rFonts w:ascii="맑은 고딕" w:hAnsi="맑은 고딕" w:eastAsia="맑은 고딕"/>
+          <w:sz w:val="21"/>
+        </w:rPr>
+        <w:t xml:space="preserve">로 끝난다.</w:t>
       </w:r>
     </w:p>
     <w:p>
       <w:r>
         <w:rPr>
           <w:rFonts w:ascii="맑은 고딕" w:hAnsi="맑은 고딕" w:eastAsia="맑은 고딕"/>
-          <w:sz w:val="21"/>
-        </w:rPr>
-        <w:t>**애초에 무엇을 잘못했나** — 순서다. 문서에 적힌 순서는 ① 적용 중지 ② `BUILD` ③ 전환인데, ②를 먼저 하고 ①을 나중에 했다. MRP가 아직 돌고 있어 딕셔너리를 담은 리두를 이미 적용해 지나갔다.</w:t>
+          <w:b/>
+          <w:sz w:val="21"/>
+        </w:rPr>
+        <w:t xml:space="preserve">애초에 무엇을 잘못했나</w:t>
+      </w:r>
+      <w:r>
+        <w:rPr>
+          <w:rFonts w:ascii="맑은 고딕" w:hAnsi="맑은 고딕" w:eastAsia="맑은 고딕"/>
+          <w:sz w:val="21"/>
+        </w:rPr>
+        <w:t xml:space="preserve"> — 순서다. 문서에 적힌 순서는 ① 적용 중지 ② </w:t>
+      </w:r>
+      <w:r>
+        <w:rPr>
+          <w:rFonts w:ascii="Consolas" w:hAnsi="Consolas" w:eastAsia="맑은 고딕"/>
+          <w:sz w:val="21"/>
+        </w:rPr>
+        <w:t xml:space="preserve">BUILD</w:t>
+      </w:r>
+      <w:r>
+        <w:rPr>
+          <w:rFonts w:ascii="맑은 고딕" w:hAnsi="맑은 고딕" w:eastAsia="맑은 고딕"/>
+          <w:sz w:val="21"/>
+        </w:rPr>
+        <w:t xml:space="preserve"> ③ 전환인데, ②를 먼저 하고 ①을 나중에 했다. MRP가 아직 돌고 있어 딕셔너리를 담은 리두를 이미 적용해 지나갔다.</w:t>
       </w:r>
     </w:p>
     <w:p>
@@ -877,18 +2538,146 @@
       <w:r>
         <w:rPr>
           <w:rFonts w:ascii="맑은 고딕" w:hAnsi="맑은 고딕" w:eastAsia="맑은 고딕"/>
-          <w:sz w:val="21"/>
-        </w:rPr>
-        <w:t>**원인** — 기본 스킵 규칙이다. Logical Standby는 처음부터 내부 스키마를 건너뛴다.</w:t>
+          <w:b/>
+          <w:sz w:val="21"/>
+        </w:rPr>
+        <w:t xml:space="preserve">원인</w:t>
+      </w:r>
+      <w:r>
+        <w:rPr>
+          <w:rFonts w:ascii="맑은 고딕" w:hAnsi="맑은 고딕" w:eastAsia="맑은 고딕"/>
+          <w:sz w:val="21"/>
+        </w:rPr>
+        <w:t xml:space="preserve"> — 기본 스킵 규칙이다. Logical Standby는 처음부터 내부 스키마를 건너뛴다.</w:t>
       </w:r>
     </w:p>
     <w:p>
       <w:r>
         <w:rPr>
           <w:rFonts w:ascii="맑은 고딕" w:hAnsi="맑은 고딕" w:eastAsia="맑은 고딕"/>
-          <w:sz w:val="21"/>
-        </w:rPr>
-        <w:t>**근거 뷰** — `DBA_LOGSTDBY_SKIP`을 조회한다. 실측에서 35개 규칙이 있었고 대부분이 `STATEMENT_OPT='INTERNAL SCHEMA'`였다. `SYS`·`SYSTEM`·`XS$NULL`·`OJVMSYS`·`LBACSYS`·`OUTLN` 등이 나열된다.</w:t>
+          <w:b/>
+          <w:sz w:val="21"/>
+        </w:rPr>
+        <w:t xml:space="preserve">근거 뷰</w:t>
+      </w:r>
+      <w:r>
+        <w:rPr>
+          <w:rFonts w:ascii="맑은 고딕" w:hAnsi="맑은 고딕" w:eastAsia="맑은 고딕"/>
+          <w:sz w:val="21"/>
+        </w:rPr>
+        <w:t xml:space="preserve"> — </w:t>
+      </w:r>
+      <w:r>
+        <w:rPr>
+          <w:rFonts w:ascii="Consolas" w:hAnsi="Consolas" w:eastAsia="맑은 고딕"/>
+          <w:sz w:val="21"/>
+        </w:rPr>
+        <w:t xml:space="preserve">DBA_LOGSTDBY_SKIP</w:t>
+      </w:r>
+      <w:r>
+        <w:rPr>
+          <w:rFonts w:ascii="맑은 고딕" w:hAnsi="맑은 고딕" w:eastAsia="맑은 고딕"/>
+          <w:sz w:val="21"/>
+        </w:rPr>
+        <w:t xml:space="preserve">을 조회한다. 실측에서 35개 규칙이 있었고 대부분이 </w:t>
+      </w:r>
+      <w:r>
+        <w:rPr>
+          <w:rFonts w:ascii="Consolas" w:hAnsi="Consolas" w:eastAsia="맑은 고딕"/>
+          <w:sz w:val="21"/>
+        </w:rPr>
+        <w:t xml:space="preserve">STATEMENT_OPT='INTERNAL SCHEMA'</w:t>
+      </w:r>
+      <w:r>
+        <w:rPr>
+          <w:rFonts w:ascii="맑은 고딕" w:hAnsi="맑은 고딕" w:eastAsia="맑은 고딕"/>
+          <w:sz w:val="21"/>
+        </w:rPr>
+        <w:t xml:space="preserve">였다. </w:t>
+      </w:r>
+      <w:r>
+        <w:rPr>
+          <w:rFonts w:ascii="Consolas" w:hAnsi="Consolas" w:eastAsia="맑은 고딕"/>
+          <w:sz w:val="21"/>
+        </w:rPr>
+        <w:t xml:space="preserve">SYS</w:t>
+      </w:r>
+      <w:r>
+        <w:rPr>
+          <w:rFonts w:ascii="맑은 고딕" w:hAnsi="맑은 고딕" w:eastAsia="맑은 고딕"/>
+          <w:sz w:val="21"/>
+        </w:rPr>
+        <w:t xml:space="preserve">·</w:t>
+      </w:r>
+      <w:r>
+        <w:rPr>
+          <w:rFonts w:ascii="Consolas" w:hAnsi="Consolas" w:eastAsia="맑은 고딕"/>
+          <w:sz w:val="21"/>
+        </w:rPr>
+        <w:t xml:space="preserve">SYSTEM</w:t>
+      </w:r>
+      <w:r>
+        <w:rPr>
+          <w:rFonts w:ascii="맑은 고딕" w:hAnsi="맑은 고딕" w:eastAsia="맑은 고딕"/>
+          <w:sz w:val="21"/>
+        </w:rPr>
+        <w:t xml:space="preserve">·</w:t>
+      </w:r>
+      <w:r>
+        <w:rPr>
+          <w:rFonts w:ascii="Consolas" w:hAnsi="Consolas" w:eastAsia="맑은 고딕"/>
+          <w:sz w:val="21"/>
+        </w:rPr>
+        <w:t xml:space="preserve">XS$NULL</w:t>
+      </w:r>
+      <w:r>
+        <w:rPr>
+          <w:rFonts w:ascii="맑은 고딕" w:hAnsi="맑은 고딕" w:eastAsia="맑은 고딕"/>
+          <w:sz w:val="21"/>
+        </w:rPr>
+        <w:t xml:space="preserve">·</w:t>
+      </w:r>
+      <w:r>
+        <w:rPr>
+          <w:rFonts w:ascii="Consolas" w:hAnsi="Consolas" w:eastAsia="맑은 고딕"/>
+          <w:sz w:val="21"/>
+        </w:rPr>
+        <w:t xml:space="preserve">OJVMSYS</w:t>
+      </w:r>
+      <w:r>
+        <w:rPr>
+          <w:rFonts w:ascii="맑은 고딕" w:hAnsi="맑은 고딕" w:eastAsia="맑은 고딕"/>
+          <w:sz w:val="21"/>
+        </w:rPr>
+        <w:t xml:space="preserve">·</w:t>
+      </w:r>
+      <w:r>
+        <w:rPr>
+          <w:rFonts w:ascii="Consolas" w:hAnsi="Consolas" w:eastAsia="맑은 고딕"/>
+          <w:sz w:val="21"/>
+        </w:rPr>
+        <w:t xml:space="preserve">LBACSYS</w:t>
+      </w:r>
+      <w:r>
+        <w:rPr>
+          <w:rFonts w:ascii="맑은 고딕" w:hAnsi="맑은 고딕" w:eastAsia="맑은 고딕"/>
+          <w:sz w:val="21"/>
+        </w:rPr>
+        <w:t xml:space="preserve">·</w:t>
+      </w:r>
+      <w:r>
+        <w:rPr>
+          <w:rFonts w:ascii="Consolas" w:hAnsi="Consolas" w:eastAsia="맑은 고딕"/>
+          <w:sz w:val="21"/>
+        </w:rPr>
+        <w:t xml:space="preserve">OUTLN</w:t>
+      </w:r>
+      <w:r>
+        <w:rPr>
+          <w:rFonts w:ascii="맑은 고딕" w:hAnsi="맑은 고딕" w:eastAsia="맑은 고딕"/>
+          <w:sz w:val="21"/>
+        </w:rPr>
+        <w:t xml:space="preserve"> 등이 나열된다.</w:t>
       </w:r>
     </w:p>
     <w:p>
@@ -897,25 +2686,115 @@
           <w:rFonts w:ascii="맑은 고딕" w:hAnsi="맑은 고딕" w:eastAsia="맑은 고딕"/>
           <w:sz w:val="21"/>
         </w:rPr>
-        <w:t>확인 방법 — `SELECT * FROM dba_logstdby_skip WHERE owner='SYSTEM'`.</w:t>
+        <w:t xml:space="preserve">확인 방법 — </w:t>
+      </w:r>
+      <w:r>
+        <w:rPr>
+          <w:rFonts w:ascii="Consolas" w:hAnsi="Consolas" w:eastAsia="맑은 고딕"/>
+          <w:sz w:val="21"/>
+        </w:rPr>
+        <w:t xml:space="preserve">SELECT * FROM dba_logstdby_skip WHERE owner='SYSTEM'</w:t>
+      </w:r>
+      <w:r>
+        <w:rPr>
+          <w:rFonts w:ascii="맑은 고딕" w:hAnsi="맑은 고딕" w:eastAsia="맑은 고딕"/>
+          <w:sz w:val="21"/>
+        </w:rPr>
+        <w:t xml:space="preserve">.</w:t>
       </w:r>
     </w:p>
     <w:p>
       <w:r>
         <w:rPr>
           <w:rFonts w:ascii="맑은 고딕" w:hAnsi="맑은 고딕" w:eastAsia="맑은 고딕"/>
-          <w:sz w:val="21"/>
-        </w:rPr>
-        <w:t>**UNSKIP이 권장되지 않는 이유** — 내부 스키마에는 데이터 딕셔너리 자체가 들어 있다. 그 변경까지 복제하면 Standby의 딕셔너리가 Primary의 것과 섞여 어긋날 위험이 있다. Logical Standby는 **자기 딕셔너리를 자기가 관리해야** 한다. 자체 인덱스를 만들 수 있는 것도 그 때문이며, 그 자유는 딕셔너리를 복제하지 않는다는 전제 위에 있다.</w:t>
+          <w:b/>
+          <w:sz w:val="21"/>
+        </w:rPr>
+        <w:t xml:space="preserve">UNSKIP이 권장되지 않는 이유</w:t>
+      </w:r>
+      <w:r>
+        <w:rPr>
+          <w:rFonts w:ascii="맑은 고딕" w:hAnsi="맑은 고딕" w:eastAsia="맑은 고딕"/>
+          <w:sz w:val="21"/>
+        </w:rPr>
+        <w:t xml:space="preserve"> — 내부 스키마에는 데이터 딕셔너리 자체가 들어 있다. 그 변경까지 복제하면 Standby의 딕셔너리가 Primary의 것과 섞여 어긋날 위험이 있다. Logical Standby는 </w:t>
+      </w:r>
+      <w:r>
+        <w:rPr>
+          <w:rFonts w:ascii="맑은 고딕" w:hAnsi="맑은 고딕" w:eastAsia="맑은 고딕"/>
+          <w:b/>
+          <w:sz w:val="21"/>
+        </w:rPr>
+        <w:t xml:space="preserve">자기 딕셔너리를 자기가 관리해야</w:t>
+      </w:r>
+      <w:r>
+        <w:rPr>
+          <w:rFonts w:ascii="맑은 고딕" w:hAnsi="맑은 고딕" w:eastAsia="맑은 고딕"/>
+          <w:sz w:val="21"/>
+        </w:rPr>
+        <w:t xml:space="preserve"> 한다. 자체 인덱스를 만들 수 있는 것도 그 때문이며, 그 자유는 딕셔너리를 복제하지 않는다는 전제 위에 있다.</w:t>
       </w:r>
     </w:p>
     <w:p>
       <w:r>
         <w:rPr>
           <w:rFonts w:ascii="맑은 고딕" w:hAnsi="맑은 고딕" w:eastAsia="맑은 고딕"/>
-          <w:sz w:val="21"/>
-        </w:rPr>
-        <w:t>**올바른 해결** — **업무 객체를 `SYSTEM`에 두지 않는다.** 그것이 유일한 답이다. 실습에서 `lgu` 같은 일반 스키마의 테이블은 문제없이 복제됐다.</w:t>
+          <w:b/>
+          <w:sz w:val="21"/>
+        </w:rPr>
+        <w:t xml:space="preserve">올바른 해결</w:t>
+      </w:r>
+      <w:r>
+        <w:rPr>
+          <w:rFonts w:ascii="맑은 고딕" w:hAnsi="맑은 고딕" w:eastAsia="맑은 고딕"/>
+          <w:sz w:val="21"/>
+        </w:rPr>
+        <w:t xml:space="preserve"> — </w:t>
+      </w:r>
+      <w:r>
+        <w:rPr>
+          <w:rFonts w:ascii="맑은 고딕" w:hAnsi="맑은 고딕" w:eastAsia="맑은 고딕"/>
+          <w:b/>
+          <w:sz w:val="21"/>
+        </w:rPr>
+        <w:t xml:space="preserve">업무 객체를 </w:t>
+      </w:r>
+      <w:r>
+        <w:rPr>
+          <w:rFonts w:ascii="Consolas" w:hAnsi="Consolas" w:eastAsia="맑은 고딕"/>
+          <w:b/>
+          <w:sz w:val="21"/>
+        </w:rPr>
+        <w:t xml:space="preserve">SYSTEM</w:t>
+      </w:r>
+      <w:r>
+        <w:rPr>
+          <w:rFonts w:ascii="맑은 고딕" w:hAnsi="맑은 고딕" w:eastAsia="맑은 고딕"/>
+          <w:b/>
+          <w:sz w:val="21"/>
+        </w:rPr>
+        <w:t xml:space="preserve">에 두지 않는다.</w:t>
+      </w:r>
+      <w:r>
+        <w:rPr>
+          <w:rFonts w:ascii="맑은 고딕" w:hAnsi="맑은 고딕" w:eastAsia="맑은 고딕"/>
+          <w:sz w:val="21"/>
+        </w:rPr>
+        <w:t xml:space="preserve"> 그것이 유일한 답이다. 실습에서 </w:t>
+      </w:r>
+      <w:r>
+        <w:rPr>
+          <w:rFonts w:ascii="Consolas" w:hAnsi="Consolas" w:eastAsia="맑은 고딕"/>
+          <w:sz w:val="21"/>
+        </w:rPr>
+        <w:t xml:space="preserve">lgu</w:t>
+      </w:r>
+      <w:r>
+        <w:rPr>
+          <w:rFonts w:ascii="맑은 고딕" w:hAnsi="맑은 고딕" w:eastAsia="맑은 고딕"/>
+          <w:sz w:val="21"/>
+        </w:rPr>
+        <w:t xml:space="preserve"> 같은 일반 스키마의 테이블은 문제없이 복제됐다.</w:t>
       </w:r>
     </w:p>
     <w:p>
@@ -950,9 +2829,31 @@
       <w:r>
         <w:rPr>
           <w:rFonts w:ascii="맑은 고딕" w:hAnsi="맑은 고딕" w:eastAsia="맑은 고딕"/>
-          <w:sz w:val="21"/>
-        </w:rPr>
-        <w:t>**원인** — `Table 'LGU.T1' has 2 columns in the LCR and 3 columns in the replicated site`. Primary에서 온 변경 레코드(LCR)는 컬럼이 2개인데 Standby의 테이블은 3개다. SQL Apply가 어느 컬럼에 무엇을 넣어야 할지 알 수 없어 멈췄다.</w:t>
+          <w:b/>
+          <w:sz w:val="21"/>
+        </w:rPr>
+        <w:t xml:space="preserve">원인</w:t>
+      </w:r>
+      <w:r>
+        <w:rPr>
+          <w:rFonts w:ascii="맑은 고딕" w:hAnsi="맑은 고딕" w:eastAsia="맑은 고딕"/>
+          <w:sz w:val="21"/>
+        </w:rPr>
+        <w:t xml:space="preserve"> — </w:t>
+      </w:r>
+      <w:r>
+        <w:rPr>
+          <w:rFonts w:ascii="Consolas" w:hAnsi="Consolas" w:eastAsia="맑은 고딕"/>
+          <w:sz w:val="21"/>
+        </w:rPr>
+        <w:t xml:space="preserve">Table 'LGU.T1' has 2 columns in the LCR and 3 columns in the replicated site</w:t>
+      </w:r>
+      <w:r>
+        <w:rPr>
+          <w:rFonts w:ascii="맑은 고딕" w:hAnsi="맑은 고딕" w:eastAsia="맑은 고딕"/>
+          <w:sz w:val="21"/>
+        </w:rPr>
+        <w:t xml:space="preserve">. Primary에서 온 변경 레코드(LCR)는 컬럼이 2개인데 Standby의 테이블은 3개다. SQL Apply가 어느 컬럼에 무엇을 넣어야 할지 알 수 없어 멈췄다.</w:t>
       </w:r>
     </w:p>
     <w:p>
@@ -961,61 +2862,181 @@
           <w:rFonts w:ascii="맑은 고딕" w:hAnsi="맑은 고딕" w:eastAsia="맑은 고딕"/>
           <w:sz w:val="21"/>
         </w:rPr>
-        <w:t>근본 원인은 **누군가 SYS로 Standby의 복제 테이블 구조를 바꾼 것**이다. 가드가 `ALL`이어도 SYS는 통과한다.</w:t>
+        <w:t xml:space="preserve">근본 원인은 </w:t>
+      </w:r>
+      <w:r>
+        <w:rPr>
+          <w:rFonts w:ascii="맑은 고딕" w:hAnsi="맑은 고딕" w:eastAsia="맑은 고딕"/>
+          <w:b/>
+          <w:sz w:val="21"/>
+        </w:rPr>
+        <w:t xml:space="preserve">누군가 SYS로 Standby의 복제 테이블 구조를 바꾼 것</w:t>
+      </w:r>
+      <w:r>
+        <w:rPr>
+          <w:rFonts w:ascii="맑은 고딕" w:hAnsi="맑은 고딕" w:eastAsia="맑은 고딕"/>
+          <w:sz w:val="21"/>
+        </w:rPr>
+        <w:t xml:space="preserve">이다. 가드가 </w:t>
+      </w:r>
+      <w:r>
+        <w:rPr>
+          <w:rFonts w:ascii="Consolas" w:hAnsi="Consolas" w:eastAsia="맑은 고딕"/>
+          <w:sz w:val="21"/>
+        </w:rPr>
+        <w:t xml:space="preserve">ALL</w:t>
+      </w:r>
+      <w:r>
+        <w:rPr>
+          <w:rFonts w:ascii="맑은 고딕" w:hAnsi="맑은 고딕" w:eastAsia="맑은 고딕"/>
+          <w:sz w:val="21"/>
+        </w:rPr>
+        <w:t xml:space="preserve">이어도 SYS는 통과한다.</w:t>
       </w:r>
     </w:p>
     <w:p>
       <w:r>
         <w:rPr>
           <w:rFonts w:ascii="맑은 고딕" w:hAnsi="맑은 고딕" w:eastAsia="맑은 고딕"/>
-          <w:sz w:val="21"/>
-        </w:rPr>
-        <w:t>**조치**</w:t>
+          <w:b/>
+          <w:sz w:val="21"/>
+        </w:rPr>
+        <w:t xml:space="preserve">조치</w:t>
       </w:r>
     </w:p>
     <w:p>
       <w:r>
         <w:rPr>
           <w:rFonts w:ascii="맑은 고딕" w:hAnsi="맑은 고딕" w:eastAsia="맑은 고딕"/>
-          <w:sz w:val="21"/>
-        </w:rPr>
-        <w:t>**①** `ALTER DATABASE STOP LOGICAL STANDBY APPLY`로 적용을 멈춘다.</w:t>
+          <w:b/>
+          <w:sz w:val="21"/>
+        </w:rPr>
+        <w:t xml:space="preserve">①</w:t>
+      </w:r>
+      <w:r>
+        <w:rPr>
+          <w:rFonts w:ascii="맑은 고딕" w:hAnsi="맑은 고딕" w:eastAsia="맑은 고딕"/>
+          <w:sz w:val="21"/>
+        </w:rPr>
+        <w:t xml:space="preserve"> </w:t>
+      </w:r>
+      <w:r>
+        <w:rPr>
+          <w:rFonts w:ascii="Consolas" w:hAnsi="Consolas" w:eastAsia="맑은 고딕"/>
+          <w:sz w:val="21"/>
+        </w:rPr>
+        <w:t xml:space="preserve">ALTER DATABASE STOP LOGICAL STANDBY APPLY</w:t>
+      </w:r>
+      <w:r>
+        <w:rPr>
+          <w:rFonts w:ascii="맑은 고딕" w:hAnsi="맑은 고딕" w:eastAsia="맑은 고딕"/>
+          <w:sz w:val="21"/>
+        </w:rPr>
+        <w:t xml:space="preserve">로 적용을 멈춘다.</w:t>
       </w:r>
     </w:p>
     <w:p>
       <w:r>
         <w:rPr>
           <w:rFonts w:ascii="맑은 고딕" w:hAnsi="맑은 고딕" w:eastAsia="맑은 고딕"/>
-          <w:sz w:val="21"/>
-        </w:rPr>
-        <w:t>**②** 양쪽의 컬럼을 대조한다. `ALL_TAB_COLUMNS`를 Primary와 Standby에서 각각 조회한다.</w:t>
+          <w:b/>
+          <w:sz w:val="21"/>
+        </w:rPr>
+        <w:t xml:space="preserve">②</w:t>
+      </w:r>
+      <w:r>
+        <w:rPr>
+          <w:rFonts w:ascii="맑은 고딕" w:hAnsi="맑은 고딕" w:eastAsia="맑은 고딕"/>
+          <w:sz w:val="21"/>
+        </w:rPr>
+        <w:t xml:space="preserve"> 양쪽의 컬럼을 대조한다. </w:t>
+      </w:r>
+      <w:r>
+        <w:rPr>
+          <w:rFonts w:ascii="Consolas" w:hAnsi="Consolas" w:eastAsia="맑은 고딕"/>
+          <w:sz w:val="21"/>
+        </w:rPr>
+        <w:t xml:space="preserve">ALL_TAB_COLUMNS</w:t>
+      </w:r>
+      <w:r>
+        <w:rPr>
+          <w:rFonts w:ascii="맑은 고딕" w:hAnsi="맑은 고딕" w:eastAsia="맑은 고딕"/>
+          <w:sz w:val="21"/>
+        </w:rPr>
+        <w:t xml:space="preserve">를 Primary와 Standby에서 각각 조회한다.</w:t>
       </w:r>
     </w:p>
     <w:p>
       <w:r>
         <w:rPr>
           <w:rFonts w:ascii="맑은 고딕" w:hAnsi="맑은 고딕" w:eastAsia="맑은 고딕"/>
-          <w:sz w:val="21"/>
-        </w:rPr>
-        <w:t>**③** 추가된 컬럼을 제거한다. `ALTER TABLE lgu.t1 DROP COLUMN memo`.</w:t>
+          <w:b/>
+          <w:sz w:val="21"/>
+        </w:rPr>
+        <w:t xml:space="preserve">③</w:t>
+      </w:r>
+      <w:r>
+        <w:rPr>
+          <w:rFonts w:ascii="맑은 고딕" w:hAnsi="맑은 고딕" w:eastAsia="맑은 고딕"/>
+          <w:sz w:val="21"/>
+        </w:rPr>
+        <w:t xml:space="preserve"> 추가된 컬럼을 제거한다. </w:t>
+      </w:r>
+      <w:r>
+        <w:rPr>
+          <w:rFonts w:ascii="Consolas" w:hAnsi="Consolas" w:eastAsia="맑은 고딕"/>
+          <w:sz w:val="21"/>
+        </w:rPr>
+        <w:t xml:space="preserve">ALTER TABLE lgu.t1 DROP COLUMN memo</w:t>
+      </w:r>
+      <w:r>
+        <w:rPr>
+          <w:rFonts w:ascii="맑은 고딕" w:hAnsi="맑은 고딕" w:eastAsia="맑은 고딕"/>
+          <w:sz w:val="21"/>
+        </w:rPr>
+        <w:t xml:space="preserve">.</w:t>
       </w:r>
     </w:p>
     <w:p>
       <w:r>
         <w:rPr>
           <w:rFonts w:ascii="맑은 고딕" w:hAnsi="맑은 고딕" w:eastAsia="맑은 고딕"/>
-          <w:sz w:val="21"/>
-        </w:rPr>
-        <w:t>**④** 적용을 재개하고 이벤트를 **다시 확인한다.** 실습에서는 여기서 끝나지 않고 ORA-26786이 드러났다(추가-12).</w:t>
+          <w:b/>
+          <w:sz w:val="21"/>
+        </w:rPr>
+        <w:t xml:space="preserve">④</w:t>
+      </w:r>
+      <w:r>
+        <w:rPr>
+          <w:rFonts w:ascii="맑은 고딕" w:hAnsi="맑은 고딕" w:eastAsia="맑은 고딕"/>
+          <w:sz w:val="21"/>
+        </w:rPr>
+        <w:t xml:space="preserve"> 적용을 재개하고 이벤트를 </w:t>
+      </w:r>
+      <w:r>
+        <w:rPr>
+          <w:rFonts w:ascii="맑은 고딕" w:hAnsi="맑은 고딕" w:eastAsia="맑은 고딕"/>
+          <w:b/>
+          <w:sz w:val="21"/>
+        </w:rPr>
+        <w:t xml:space="preserve">다시 확인한다.</w:t>
+      </w:r>
+      <w:r>
+        <w:rPr>
+          <w:rFonts w:ascii="맑은 고딕" w:hAnsi="맑은 고딕" w:eastAsia="맑은 고딕"/>
+          <w:sz w:val="21"/>
+        </w:rPr>
+        <w:t xml:space="preserve"> 실습에서는 여기서 끝나지 않고 ORA-26786이 드러났다(추가-12).</w:t>
       </w:r>
     </w:p>
     <w:p>
       <w:r>
         <w:rPr>
           <w:rFonts w:ascii="맑은 고딕" w:hAnsi="맑은 고딕" w:eastAsia="맑은 고딕"/>
-          <w:sz w:val="21"/>
-        </w:rPr>
-        <w:t>**재발 방지**</w:t>
+          <w:b/>
+          <w:sz w:val="21"/>
+        </w:rPr>
+        <w:t xml:space="preserve">재발 방지</w:t>
       </w:r>
     </w:p>
     <w:p>
@@ -1033,7 +3054,21 @@
           <w:rFonts w:ascii="맑은 고딕" w:hAnsi="맑은 고딕" w:eastAsia="맑은 고딕"/>
           <w:sz w:val="21"/>
         </w:rPr>
-        <w:t>· 관리 작업이 필요하면 `ALTER SESSION DISABLE GUARD`로 세션 단위로 풀고, 무엇을 하는지 의식한다.</w:t>
+        <w:t xml:space="preserve">· 관리 작업이 필요하면 </w:t>
+      </w:r>
+      <w:r>
+        <w:rPr>
+          <w:rFonts w:ascii="Consolas" w:hAnsi="Consolas" w:eastAsia="맑은 고딕"/>
+          <w:sz w:val="21"/>
+        </w:rPr>
+        <w:t xml:space="preserve">ALTER SESSION DISABLE GUARD</w:t>
+      </w:r>
+      <w:r>
+        <w:rPr>
+          <w:rFonts w:ascii="맑은 고딕" w:hAnsi="맑은 고딕" w:eastAsia="맑은 고딕"/>
+          <w:sz w:val="21"/>
+        </w:rPr>
+        <w:t xml:space="preserve">로 세션 단위로 풀고, 무엇을 하는지 의식한다.</w:t>
       </w:r>
     </w:p>
     <w:p>
@@ -1042,7 +3077,22 @@
           <w:rFonts w:ascii="맑은 고딕" w:hAnsi="맑은 고딕" w:eastAsia="맑은 고딕"/>
           <w:sz w:val="21"/>
         </w:rPr>
-        <w:t>· 인덱스 추가는 안전하지만 **컬럼 추가·삭제는 위험하다**는 것을 구별한다.</w:t>
+        <w:t xml:space="preserve">· 인덱스 추가는 안전하지만 </w:t>
+      </w:r>
+      <w:r>
+        <w:rPr>
+          <w:rFonts w:ascii="맑은 고딕" w:hAnsi="맑은 고딕" w:eastAsia="맑은 고딕"/>
+          <w:b/>
+          <w:sz w:val="21"/>
+        </w:rPr>
+        <w:t xml:space="preserve">컬럼 추가·삭제는 위험하다</w:t>
+      </w:r>
+      <w:r>
+        <w:rPr>
+          <w:rFonts w:ascii="맑은 고딕" w:hAnsi="맑은 고딕" w:eastAsia="맑은 고딕"/>
+          <w:sz w:val="21"/>
+        </w:rPr>
+        <w:t xml:space="preserve">는 것을 구별한다.</w:t>
       </w:r>
     </w:p>
     <w:p>
@@ -1051,7 +3101,21 @@
           <w:rFonts w:ascii="맑은 고딕" w:hAnsi="맑은 고딕" w:eastAsia="맑은 고딕"/>
           <w:sz w:val="21"/>
         </w:rPr>
-        <w:t>· `DBA_LOGSTDBY_EVENTS`를 정기적으로 확인해 조용히 멈춘 것을 일찍 발견한다.</w:t>
+        <w:t xml:space="preserve">· </w:t>
+      </w:r>
+      <w:r>
+        <w:rPr>
+          <w:rFonts w:ascii="Consolas" w:hAnsi="Consolas" w:eastAsia="맑은 고딕"/>
+          <w:sz w:val="21"/>
+        </w:rPr>
+        <w:t xml:space="preserve">DBA_LOGSTDBY_EVENTS</w:t>
+      </w:r>
+      <w:r>
+        <w:rPr>
+          <w:rFonts w:ascii="맑은 고딕" w:hAnsi="맑은 고딕" w:eastAsia="맑은 고딕"/>
+          <w:sz w:val="21"/>
+        </w:rPr>
+        <w:t xml:space="preserve">를 정기적으로 확인해 조용히 멈춘 것을 일찍 발견한다.</w:t>
       </w:r>
     </w:p>
     <w:p>
@@ -1086,9 +3150,45 @@
       <w:r>
         <w:rPr>
           <w:rFonts w:ascii="맑은 고딕" w:hAnsi="맑은 고딕" w:eastAsia="맑은 고딕"/>
-          <w:sz w:val="21"/>
-        </w:rPr>
-        <w:t>**해석** — `A row with key ("ID") = (1) exists but has conflicting column(s) "TAG" in table LGU.T1`. 키로 행은 찾았는데 `TAG` 값이 예상과 다르다는 뜻이다.</w:t>
+          <w:b/>
+          <w:sz w:val="21"/>
+        </w:rPr>
+        <w:t xml:space="preserve">해석</w:t>
+      </w:r>
+      <w:r>
+        <w:rPr>
+          <w:rFonts w:ascii="맑은 고딕" w:hAnsi="맑은 고딕" w:eastAsia="맑은 고딕"/>
+          <w:sz w:val="21"/>
+        </w:rPr>
+        <w:t xml:space="preserve"> — </w:t>
+      </w:r>
+      <w:r>
+        <w:rPr>
+          <w:rFonts w:ascii="Consolas" w:hAnsi="Consolas" w:eastAsia="맑은 고딕"/>
+          <w:sz w:val="21"/>
+        </w:rPr>
+        <w:t xml:space="preserve">A row with key ("ID") = (1) exists but has conflicting column(s) "TAG" in table LGU.T1</w:t>
+      </w:r>
+      <w:r>
+        <w:rPr>
+          <w:rFonts w:ascii="맑은 고딕" w:hAnsi="맑은 고딕" w:eastAsia="맑은 고딕"/>
+          <w:sz w:val="21"/>
+        </w:rPr>
+        <w:t xml:space="preserve">. 키로 행은 찾았는데 </w:t>
+      </w:r>
+      <w:r>
+        <w:rPr>
+          <w:rFonts w:ascii="Consolas" w:hAnsi="Consolas" w:eastAsia="맑은 고딕"/>
+          <w:sz w:val="21"/>
+        </w:rPr>
+        <w:t xml:space="preserve">TAG</w:t>
+      </w:r>
+      <w:r>
+        <w:rPr>
+          <w:rFonts w:ascii="맑은 고딕" w:hAnsi="맑은 고딕" w:eastAsia="맑은 고딕"/>
+          <w:sz w:val="21"/>
+        </w:rPr>
+        <w:t xml:space="preserve"> 값이 예상과 다르다는 뜻이다.</w:t>
       </w:r>
     </w:p>
     <w:p>
@@ -1097,25 +3197,121 @@
           <w:rFonts w:ascii="맑은 고딕" w:hAnsi="맑은 고딕" w:eastAsia="맑은 고딕"/>
           <w:sz w:val="21"/>
         </w:rPr>
-        <w:t>Primary는 `primary-update`, Standby는 `changed-here`였다. Primary에서 온 LCR은 "`TAG`가 이전 값이었던 행을 새 값으로 바꿔라"인데 그 이전 값이 이미 없다.</w:t>
+        <w:t xml:space="preserve">Primary는 </w:t>
+      </w:r>
+      <w:r>
+        <w:rPr>
+          <w:rFonts w:ascii="Consolas" w:hAnsi="Consolas" w:eastAsia="맑은 고딕"/>
+          <w:sz w:val="21"/>
+        </w:rPr>
+        <w:t xml:space="preserve">primary-update</w:t>
+      </w:r>
+      <w:r>
+        <w:rPr>
+          <w:rFonts w:ascii="맑은 고딕" w:hAnsi="맑은 고딕" w:eastAsia="맑은 고딕"/>
+          <w:sz w:val="21"/>
+        </w:rPr>
+        <w:t xml:space="preserve">, Standby는 </w:t>
+      </w:r>
+      <w:r>
+        <w:rPr>
+          <w:rFonts w:ascii="Consolas" w:hAnsi="Consolas" w:eastAsia="맑은 고딕"/>
+          <w:sz w:val="21"/>
+        </w:rPr>
+        <w:t xml:space="preserve">changed-here</w:t>
+      </w:r>
+      <w:r>
+        <w:rPr>
+          <w:rFonts w:ascii="맑은 고딕" w:hAnsi="맑은 고딕" w:eastAsia="맑은 고딕"/>
+          <w:sz w:val="21"/>
+        </w:rPr>
+        <w:t xml:space="preserve">였다. Primary에서 온 LCR은 "</w:t>
+      </w:r>
+      <w:r>
+        <w:rPr>
+          <w:rFonts w:ascii="Consolas" w:hAnsi="Consolas" w:eastAsia="맑은 고딕"/>
+          <w:sz w:val="21"/>
+        </w:rPr>
+        <w:t xml:space="preserve">TAG</w:t>
+      </w:r>
+      <w:r>
+        <w:rPr>
+          <w:rFonts w:ascii="맑은 고딕" w:hAnsi="맑은 고딕" w:eastAsia="맑은 고딕"/>
+          <w:sz w:val="21"/>
+        </w:rPr>
+        <w:t xml:space="preserve">가 이전 값이었던 행을 새 값으로 바꿔라"인데 그 이전 값이 이미 없다.</w:t>
       </w:r>
     </w:p>
     <w:p>
       <w:r>
         <w:rPr>
           <w:rFonts w:ascii="맑은 고딕" w:hAnsi="맑은 고딕" w:eastAsia="맑은 고딕"/>
-          <w:sz w:val="21"/>
-        </w:rPr>
-        <w:t>**상황의 성격** — **구조 문제를 고치니 값 문제가 드러났다.** 원인 하나(SYS의 개입)가 여러 층의 결과를 만든 것이다. 오류가 하나 사라졌다고 끝난 것이 아니며 **매번 이벤트를 다시 읽어야 한다.**</w:t>
+          <w:b/>
+          <w:sz w:val="21"/>
+        </w:rPr>
+        <w:t xml:space="preserve">상황의 성격</w:t>
+      </w:r>
+      <w:r>
+        <w:rPr>
+          <w:rFonts w:ascii="맑은 고딕" w:hAnsi="맑은 고딕" w:eastAsia="맑은 고딕"/>
+          <w:sz w:val="21"/>
+        </w:rPr>
+        <w:t xml:space="preserve"> — </w:t>
+      </w:r>
+      <w:r>
+        <w:rPr>
+          <w:rFonts w:ascii="맑은 고딕" w:hAnsi="맑은 고딕" w:eastAsia="맑은 고딕"/>
+          <w:b/>
+          <w:sz w:val="21"/>
+        </w:rPr>
+        <w:t xml:space="preserve">구조 문제를 고치니 값 문제가 드러났다.</w:t>
+      </w:r>
+      <w:r>
+        <w:rPr>
+          <w:rFonts w:ascii="맑은 고딕" w:hAnsi="맑은 고딕" w:eastAsia="맑은 고딕"/>
+          <w:sz w:val="21"/>
+        </w:rPr>
+        <w:t xml:space="preserve"> 원인 하나(SYS의 개입)가 여러 층의 결과를 만든 것이다. 오류가 하나 사라졌다고 끝난 것이 아니며 </w:t>
+      </w:r>
+      <w:r>
+        <w:rPr>
+          <w:rFonts w:ascii="맑은 고딕" w:hAnsi="맑은 고딕" w:eastAsia="맑은 고딕"/>
+          <w:b/>
+          <w:sz w:val="21"/>
+        </w:rPr>
+        <w:t xml:space="preserve">매번 이벤트를 다시 읽어야 한다.</w:t>
       </w:r>
     </w:p>
     <w:p>
       <w:r>
         <w:rPr>
           <w:rFonts w:ascii="맑은 고딕" w:hAnsi="맑은 고딕" w:eastAsia="맑은 고딕"/>
-          <w:sz w:val="21"/>
-        </w:rPr>
-        <w:t>**해결 도구** — 값을 손으로 맞추는 것은 위험하다. 어느 행이 얼마나 어긋났는지 알 수 없기 때문이다. **`DBMS_LOGSTDBY.INSTANTIATE_TABLE`**이 Primary에서 그 테이블만 통째로 다시 가져온다.</w:t>
+          <w:b/>
+          <w:sz w:val="21"/>
+        </w:rPr>
+        <w:t xml:space="preserve">해결 도구</w:t>
+      </w:r>
+      <w:r>
+        <w:rPr>
+          <w:rFonts w:ascii="맑은 고딕" w:hAnsi="맑은 고딕" w:eastAsia="맑은 고딕"/>
+          <w:sz w:val="21"/>
+        </w:rPr>
+        <w:t xml:space="preserve"> — 값을 손으로 맞추는 것은 위험하다. 어느 행이 얼마나 어긋났는지 알 수 없기 때문이다. </w:t>
+      </w:r>
+      <w:r>
+        <w:rPr>
+          <w:rFonts w:ascii="Consolas" w:hAnsi="Consolas" w:eastAsia="맑은 고딕"/>
+          <w:b/>
+          <w:sz w:val="21"/>
+        </w:rPr>
+        <w:t xml:space="preserve">DBMS_LOGSTDBY.INSTANTIATE_TABLE</w:t>
+      </w:r>
+      <w:r>
+        <w:rPr>
+          <w:rFonts w:ascii="맑은 고딕" w:hAnsi="맑은 고딕" w:eastAsia="맑은 고딕"/>
+          <w:sz w:val="21"/>
+        </w:rPr>
+        <w:t xml:space="preserve">이 Primary에서 그 테이블만 통째로 다시 가져온다.</w:t>
       </w:r>
     </w:p>
     <w:p>
@@ -1124,7 +3320,52 @@
           <w:rFonts w:ascii="맑은 고딕" w:hAnsi="맑은 고딕" w:eastAsia="맑은 고딕"/>
           <w:sz w:val="21"/>
         </w:rPr>
-        <w:t>준비물은 데이터베이스 링크와 링크 계정의 권한이다. 실행 전에 가드를 `STANDBY`로 완화해야 하며, **그 명령은 `CDB$ROOT`에서 실행한다**(PDB에서는 ORA-65040).</w:t>
+        <w:t xml:space="preserve">준비물은 데이터베이스 링크와 링크 계정의 권한이다. 실행 전에 가드를 </w:t>
+      </w:r>
+      <w:r>
+        <w:rPr>
+          <w:rFonts w:ascii="Consolas" w:hAnsi="Consolas" w:eastAsia="맑은 고딕"/>
+          <w:sz w:val="21"/>
+        </w:rPr>
+        <w:t xml:space="preserve">STANDBY</w:t>
+      </w:r>
+      <w:r>
+        <w:rPr>
+          <w:rFonts w:ascii="맑은 고딕" w:hAnsi="맑은 고딕" w:eastAsia="맑은 고딕"/>
+          <w:sz w:val="21"/>
+        </w:rPr>
+        <w:t xml:space="preserve">로 완화해야 하며, </w:t>
+      </w:r>
+      <w:r>
+        <w:rPr>
+          <w:rFonts w:ascii="맑은 고딕" w:hAnsi="맑은 고딕" w:eastAsia="맑은 고딕"/>
+          <w:b/>
+          <w:sz w:val="21"/>
+        </w:rPr>
+        <w:t xml:space="preserve">그 명령은 </w:t>
+      </w:r>
+      <w:r>
+        <w:rPr>
+          <w:rFonts w:ascii="Consolas" w:hAnsi="Consolas" w:eastAsia="맑은 고딕"/>
+          <w:b/>
+          <w:sz w:val="21"/>
+        </w:rPr>
+        <w:t xml:space="preserve">CDB$ROOT</w:t>
+      </w:r>
+      <w:r>
+        <w:rPr>
+          <w:rFonts w:ascii="맑은 고딕" w:hAnsi="맑은 고딕" w:eastAsia="맑은 고딕"/>
+          <w:b/>
+          <w:sz w:val="21"/>
+        </w:rPr>
+        <w:t xml:space="preserve">에서 실행한다</w:t>
+      </w:r>
+      <w:r>
+        <w:rPr>
+          <w:rFonts w:ascii="맑은 고딕" w:hAnsi="맑은 고딕" w:eastAsia="맑은 고딕"/>
+          <w:sz w:val="21"/>
+        </w:rPr>
+        <w:t xml:space="preserve">(PDB에서는 ORA-65040).</w:t>
       </w:r>
     </w:p>
     <w:p>
@@ -1133,7 +3374,35 @@
           <w:rFonts w:ascii="맑은 고딕" w:hAnsi="맑은 고딕" w:eastAsia="맑은 고딕"/>
           <w:sz w:val="21"/>
         </w:rPr>
-        <w:t>실습에서 재적재 후 `lgu.t1`이 Primary와 완전히 같아졌고, 적용을 재개하자 `IDLE` 상태로 돌아왔다.</w:t>
+        <w:t xml:space="preserve">실습에서 재적재 후 </w:t>
+      </w:r>
+      <w:r>
+        <w:rPr>
+          <w:rFonts w:ascii="Consolas" w:hAnsi="Consolas" w:eastAsia="맑은 고딕"/>
+          <w:sz w:val="21"/>
+        </w:rPr>
+        <w:t xml:space="preserve">lgu.t1</w:t>
+      </w:r>
+      <w:r>
+        <w:rPr>
+          <w:rFonts w:ascii="맑은 고딕" w:hAnsi="맑은 고딕" w:eastAsia="맑은 고딕"/>
+          <w:sz w:val="21"/>
+        </w:rPr>
+        <w:t xml:space="preserve">이 Primary와 완전히 같아졌고, 적용을 재개하자 </w:t>
+      </w:r>
+      <w:r>
+        <w:rPr>
+          <w:rFonts w:ascii="Consolas" w:hAnsi="Consolas" w:eastAsia="맑은 고딕"/>
+          <w:sz w:val="21"/>
+        </w:rPr>
+        <w:t xml:space="preserve">IDLE</w:t>
+      </w:r>
+      <w:r>
+        <w:rPr>
+          <w:rFonts w:ascii="맑은 고딕" w:hAnsi="맑은 고딕" w:eastAsia="맑은 고딕"/>
+          <w:sz w:val="21"/>
+        </w:rPr>
+        <w:t xml:space="preserve"> 상태로 돌아왔다.</w:t>
       </w:r>
     </w:p>
     <w:p>
@@ -1168,90 +3437,383 @@
       <w:r>
         <w:rPr>
           <w:rFonts w:ascii="맑은 고딕" w:hAnsi="맑은 고딕" w:eastAsia="맑은 고딕"/>
-          <w:sz w:val="21"/>
-        </w:rPr>
-        <w:t>**무슨 일이 일어났나** — `INSTANTIATE_TABLE`은 **먼저 대상 테이블을 지우고** Primary에서 새로 가져온다. 권한 오류가 **지운 뒤에** 발생했으므로 중간 상태가 남았다. `select count(*) from lgu.t1`이 `ORA-00942`가 됐다.</w:t>
+          <w:b/>
+          <w:sz w:val="21"/>
+        </w:rPr>
+        <w:t xml:space="preserve">무슨 일이 일어났나</w:t>
+      </w:r>
+      <w:r>
+        <w:rPr>
+          <w:rFonts w:ascii="맑은 고딕" w:hAnsi="맑은 고딕" w:eastAsia="맑은 고딕"/>
+          <w:sz w:val="21"/>
+        </w:rPr>
+        <w:t xml:space="preserve"> — </w:t>
+      </w:r>
+      <w:r>
+        <w:rPr>
+          <w:rFonts w:ascii="Consolas" w:hAnsi="Consolas" w:eastAsia="맑은 고딕"/>
+          <w:sz w:val="21"/>
+        </w:rPr>
+        <w:t xml:space="preserve">INSTANTIATE_TABLE</w:t>
+      </w:r>
+      <w:r>
+        <w:rPr>
+          <w:rFonts w:ascii="맑은 고딕" w:hAnsi="맑은 고딕" w:eastAsia="맑은 고딕"/>
+          <w:sz w:val="21"/>
+        </w:rPr>
+        <w:t xml:space="preserve">은 </w:t>
+      </w:r>
+      <w:r>
+        <w:rPr>
+          <w:rFonts w:ascii="맑은 고딕" w:hAnsi="맑은 고딕" w:eastAsia="맑은 고딕"/>
+          <w:b/>
+          <w:sz w:val="21"/>
+        </w:rPr>
+        <w:t xml:space="preserve">먼저 대상 테이블을 지우고</w:t>
+      </w:r>
+      <w:r>
+        <w:rPr>
+          <w:rFonts w:ascii="맑은 고딕" w:hAnsi="맑은 고딕" w:eastAsia="맑은 고딕"/>
+          <w:sz w:val="21"/>
+        </w:rPr>
+        <w:t xml:space="preserve"> Primary에서 새로 가져온다. 권한 오류가 </w:t>
+      </w:r>
+      <w:r>
+        <w:rPr>
+          <w:rFonts w:ascii="맑은 고딕" w:hAnsi="맑은 고딕" w:eastAsia="맑은 고딕"/>
+          <w:b/>
+          <w:sz w:val="21"/>
+        </w:rPr>
+        <w:t xml:space="preserve">지운 뒤에</w:t>
+      </w:r>
+      <w:r>
+        <w:rPr>
+          <w:rFonts w:ascii="맑은 고딕" w:hAnsi="맑은 고딕" w:eastAsia="맑은 고딕"/>
+          <w:sz w:val="21"/>
+        </w:rPr>
+        <w:t xml:space="preserve"> 발생했으므로 중간 상태가 남았다. </w:t>
+      </w:r>
+      <w:r>
+        <w:rPr>
+          <w:rFonts w:ascii="Consolas" w:hAnsi="Consolas" w:eastAsia="맑은 고딕"/>
+          <w:sz w:val="21"/>
+        </w:rPr>
+        <w:t xml:space="preserve">select count(*) from lgu.t1</w:t>
+      </w:r>
+      <w:r>
+        <w:rPr>
+          <w:rFonts w:ascii="맑은 고딕" w:hAnsi="맑은 고딕" w:eastAsia="맑은 고딕"/>
+          <w:sz w:val="21"/>
+        </w:rPr>
+        <w:t xml:space="preserve">이 </w:t>
+      </w:r>
+      <w:r>
+        <w:rPr>
+          <w:rFonts w:ascii="Consolas" w:hAnsi="Consolas" w:eastAsia="맑은 고딕"/>
+          <w:sz w:val="21"/>
+        </w:rPr>
+        <w:t xml:space="preserve">ORA-00942</w:t>
+      </w:r>
+      <w:r>
+        <w:rPr>
+          <w:rFonts w:ascii="맑은 고딕" w:hAnsi="맑은 고딕" w:eastAsia="맑은 고딕"/>
+          <w:sz w:val="21"/>
+        </w:rPr>
+        <w:t xml:space="preserve">가 됐다.</w:t>
       </w:r>
     </w:p>
     <w:p>
       <w:r>
         <w:rPr>
           <w:rFonts w:ascii="맑은 고딕" w:hAnsi="맑은 고딕" w:eastAsia="맑은 고딕"/>
-          <w:sz w:val="21"/>
-        </w:rPr>
-        <w:t>**원인** — 스택 추적에 `DBMS_DATAPUMP`가 보인다. 재적재가 Data Pump를 쓴다는 뜻이며, 링크 계정에 `DATAPUMP_EXP_FULL_DATABASE`가 없었다. `DBA_ROLE_PRIVS`를 조회하니 `SELECT_CATALOG_ROLE` 하나뿐이었다.</w:t>
+          <w:b/>
+          <w:sz w:val="21"/>
+        </w:rPr>
+        <w:t xml:space="preserve">원인</w:t>
+      </w:r>
+      <w:r>
+        <w:rPr>
+          <w:rFonts w:ascii="맑은 고딕" w:hAnsi="맑은 고딕" w:eastAsia="맑은 고딕"/>
+          <w:sz w:val="21"/>
+        </w:rPr>
+        <w:t xml:space="preserve"> — 스택 추적에 </w:t>
+      </w:r>
+      <w:r>
+        <w:rPr>
+          <w:rFonts w:ascii="Consolas" w:hAnsi="Consolas" w:eastAsia="맑은 고딕"/>
+          <w:sz w:val="21"/>
+        </w:rPr>
+        <w:t xml:space="preserve">DBMS_DATAPUMP</w:t>
+      </w:r>
+      <w:r>
+        <w:rPr>
+          <w:rFonts w:ascii="맑은 고딕" w:hAnsi="맑은 고딕" w:eastAsia="맑은 고딕"/>
+          <w:sz w:val="21"/>
+        </w:rPr>
+        <w:t xml:space="preserve">가 보인다. 재적재가 Data Pump를 쓴다는 뜻이며, 링크 계정에 </w:t>
+      </w:r>
+      <w:r>
+        <w:rPr>
+          <w:rFonts w:ascii="Consolas" w:hAnsi="Consolas" w:eastAsia="맑은 고딕"/>
+          <w:sz w:val="21"/>
+        </w:rPr>
+        <w:t xml:space="preserve">DATAPUMP_EXP_FULL_DATABASE</w:t>
+      </w:r>
+      <w:r>
+        <w:rPr>
+          <w:rFonts w:ascii="맑은 고딕" w:hAnsi="맑은 고딕" w:eastAsia="맑은 고딕"/>
+          <w:sz w:val="21"/>
+        </w:rPr>
+        <w:t xml:space="preserve">가 없었다. </w:t>
+      </w:r>
+      <w:r>
+        <w:rPr>
+          <w:rFonts w:ascii="Consolas" w:hAnsi="Consolas" w:eastAsia="맑은 고딕"/>
+          <w:sz w:val="21"/>
+        </w:rPr>
+        <w:t xml:space="preserve">DBA_ROLE_PRIVS</w:t>
+      </w:r>
+      <w:r>
+        <w:rPr>
+          <w:rFonts w:ascii="맑은 고딕" w:hAnsi="맑은 고딕" w:eastAsia="맑은 고딕"/>
+          <w:sz w:val="21"/>
+        </w:rPr>
+        <w:t xml:space="preserve">를 조회하니 </w:t>
+      </w:r>
+      <w:r>
+        <w:rPr>
+          <w:rFonts w:ascii="Consolas" w:hAnsi="Consolas" w:eastAsia="맑은 고딕"/>
+          <w:sz w:val="21"/>
+        </w:rPr>
+        <w:t xml:space="preserve">SELECT_CATALOG_ROLE</w:t>
+      </w:r>
+      <w:r>
+        <w:rPr>
+          <w:rFonts w:ascii="맑은 고딕" w:hAnsi="맑은 고딕" w:eastAsia="맑은 고딕"/>
+          <w:sz w:val="21"/>
+        </w:rPr>
+        <w:t xml:space="preserve"> 하나뿐이었다.</w:t>
       </w:r>
     </w:p>
     <w:p>
       <w:r>
         <w:rPr>
           <w:rFonts w:ascii="맑은 고딕" w:hAnsi="맑은 고딕" w:eastAsia="맑은 고딕"/>
-          <w:sz w:val="21"/>
-        </w:rPr>
-        <w:t>**복구 방법**</w:t>
+          <w:b/>
+          <w:sz w:val="21"/>
+        </w:rPr>
+        <w:t xml:space="preserve">복구 방법</w:t>
       </w:r>
     </w:p>
     <w:p>
       <w:r>
         <w:rPr>
           <w:rFonts w:ascii="맑은 고딕" w:hAnsi="맑은 고딕" w:eastAsia="맑은 고딕"/>
-          <w:sz w:val="21"/>
-        </w:rPr>
-        <w:t>**①** Primary에서 `GRANT datapump_exp_full_database TO lgadmin`.</w:t>
+          <w:b/>
+          <w:sz w:val="21"/>
+        </w:rPr>
+        <w:t xml:space="preserve">①</w:t>
+      </w:r>
+      <w:r>
+        <w:rPr>
+          <w:rFonts w:ascii="맑은 고딕" w:hAnsi="맑은 고딕" w:eastAsia="맑은 고딕"/>
+          <w:sz w:val="21"/>
+        </w:rPr>
+        <w:t xml:space="preserve"> Primary에서 </w:t>
+      </w:r>
+      <w:r>
+        <w:rPr>
+          <w:rFonts w:ascii="Consolas" w:hAnsi="Consolas" w:eastAsia="맑은 고딕"/>
+          <w:sz w:val="21"/>
+        </w:rPr>
+        <w:t xml:space="preserve">GRANT datapump_exp_full_database TO lgadmin</w:t>
+      </w:r>
+      <w:r>
+        <w:rPr>
+          <w:rFonts w:ascii="맑은 고딕" w:hAnsi="맑은 고딕" w:eastAsia="맑은 고딕"/>
+          <w:sz w:val="21"/>
+        </w:rPr>
+        <w:t xml:space="preserve">.</w:t>
       </w:r>
     </w:p>
     <w:p>
       <w:r>
         <w:rPr>
           <w:rFonts w:ascii="맑은 고딕" w:hAnsi="맑은 고딕" w:eastAsia="맑은 고딕"/>
-          <w:sz w:val="21"/>
-        </w:rPr>
-        <w:t>**②** `DBA_ROLE_PRIVS`로 두 롤이 붙었는지 확인한다.</w:t>
+          <w:b/>
+          <w:sz w:val="21"/>
+        </w:rPr>
+        <w:t xml:space="preserve">②</w:t>
+      </w:r>
+      <w:r>
+        <w:rPr>
+          <w:rFonts w:ascii="맑은 고딕" w:hAnsi="맑은 고딕" w:eastAsia="맑은 고딕"/>
+          <w:sz w:val="21"/>
+        </w:rPr>
+        <w:t xml:space="preserve"> </w:t>
+      </w:r>
+      <w:r>
+        <w:rPr>
+          <w:rFonts w:ascii="Consolas" w:hAnsi="Consolas" w:eastAsia="맑은 고딕"/>
+          <w:sz w:val="21"/>
+        </w:rPr>
+        <w:t xml:space="preserve">DBA_ROLE_PRIVS</w:t>
+      </w:r>
+      <w:r>
+        <w:rPr>
+          <w:rFonts w:ascii="맑은 고딕" w:hAnsi="맑은 고딕" w:eastAsia="맑은 고딕"/>
+          <w:sz w:val="21"/>
+        </w:rPr>
+        <w:t xml:space="preserve">로 두 롤이 붙었는지 확인한다.</w:t>
       </w:r>
     </w:p>
     <w:p>
       <w:r>
         <w:rPr>
           <w:rFonts w:ascii="맑은 고딕" w:hAnsi="맑은 고딕" w:eastAsia="맑은 고딕"/>
-          <w:sz w:val="21"/>
-        </w:rPr>
-        <w:t>**③** `INSTANTIATE_TABLE`을 다시 실행한다. 실습에서 `PL/SQL procedure successfully completed`가 나왔고 테이블이 Primary와 똑같이 복구됐다.</w:t>
+          <w:b/>
+          <w:sz w:val="21"/>
+        </w:rPr>
+        <w:t xml:space="preserve">③</w:t>
+      </w:r>
+      <w:r>
+        <w:rPr>
+          <w:rFonts w:ascii="맑은 고딕" w:hAnsi="맑은 고딕" w:eastAsia="맑은 고딕"/>
+          <w:sz w:val="21"/>
+        </w:rPr>
+        <w:t xml:space="preserve"> </w:t>
+      </w:r>
+      <w:r>
+        <w:rPr>
+          <w:rFonts w:ascii="Consolas" w:hAnsi="Consolas" w:eastAsia="맑은 고딕"/>
+          <w:sz w:val="21"/>
+        </w:rPr>
+        <w:t xml:space="preserve">INSTANTIATE_TABLE</w:t>
+      </w:r>
+      <w:r>
+        <w:rPr>
+          <w:rFonts w:ascii="맑은 고딕" w:hAnsi="맑은 고딕" w:eastAsia="맑은 고딕"/>
+          <w:sz w:val="21"/>
+        </w:rPr>
+        <w:t xml:space="preserve">을 다시 실행한다. 실습에서 </w:t>
+      </w:r>
+      <w:r>
+        <w:rPr>
+          <w:rFonts w:ascii="Consolas" w:hAnsi="Consolas" w:eastAsia="맑은 고딕"/>
+          <w:sz w:val="21"/>
+        </w:rPr>
+        <w:t xml:space="preserve">PL/SQL procedure successfully completed</w:t>
+      </w:r>
+      <w:r>
+        <w:rPr>
+          <w:rFonts w:ascii="맑은 고딕" w:hAnsi="맑은 고딕" w:eastAsia="맑은 고딕"/>
+          <w:sz w:val="21"/>
+        </w:rPr>
+        <w:t xml:space="preserve">가 나왔고 테이블이 Primary와 똑같이 복구됐다.</w:t>
       </w:r>
     </w:p>
     <w:p>
       <w:r>
         <w:rPr>
           <w:rFonts w:ascii="맑은 고딕" w:hAnsi="맑은 고딕" w:eastAsia="맑은 고딕"/>
-          <w:sz w:val="21"/>
-        </w:rPr>
-        <w:t>**재발 방지** — **되돌릴 수 없는 도구를 쓸 때는 권한부터 확인한다.**</w:t>
+          <w:b/>
+          <w:sz w:val="21"/>
+        </w:rPr>
+        <w:t xml:space="preserve">재발 방지</w:t>
+      </w:r>
+      <w:r>
+        <w:rPr>
+          <w:rFonts w:ascii="맑은 고딕" w:hAnsi="맑은 고딕" w:eastAsia="맑은 고딕"/>
+          <w:sz w:val="21"/>
+        </w:rPr>
+        <w:t xml:space="preserve"> — </w:t>
+      </w:r>
+      <w:r>
+        <w:rPr>
+          <w:rFonts w:ascii="맑은 고딕" w:hAnsi="맑은 고딕" w:eastAsia="맑은 고딕"/>
+          <w:b/>
+          <w:sz w:val="21"/>
+        </w:rPr>
+        <w:t xml:space="preserve">되돌릴 수 없는 도구를 쓸 때는 권한부터 확인한다.</w:t>
       </w:r>
     </w:p>
     <w:p>
       <w:r>
         <w:rPr>
           <w:rFonts w:ascii="맑은 고딕" w:hAnsi="맑은 고딕" w:eastAsia="맑은 고딕"/>
-          <w:sz w:val="21"/>
-        </w:rPr>
-        <w:t>**①** 링크 계정으로 `select count(*) from &lt;테이블&gt;@&lt;링크&gt;`를 먼저 실행해 링크 자체가 동작하는지 본다.</w:t>
+          <w:b/>
+          <w:sz w:val="21"/>
+        </w:rPr>
+        <w:t xml:space="preserve">①</w:t>
+      </w:r>
+      <w:r>
+        <w:rPr>
+          <w:rFonts w:ascii="맑은 고딕" w:hAnsi="맑은 고딕" w:eastAsia="맑은 고딕"/>
+          <w:sz w:val="21"/>
+        </w:rPr>
+        <w:t xml:space="preserve"> 링크 계정으로 </w:t>
+      </w:r>
+      <w:r>
+        <w:rPr>
+          <w:rFonts w:ascii="Consolas" w:hAnsi="Consolas" w:eastAsia="맑은 고딕"/>
+          <w:sz w:val="21"/>
+        </w:rPr>
+        <w:t xml:space="preserve">select count(*) from &lt;테이블&gt;@&lt;링크&gt;</w:t>
+      </w:r>
+      <w:r>
+        <w:rPr>
+          <w:rFonts w:ascii="맑은 고딕" w:hAnsi="맑은 고딕" w:eastAsia="맑은 고딕"/>
+          <w:sz w:val="21"/>
+        </w:rPr>
+        <w:t xml:space="preserve">를 먼저 실행해 링크 자체가 동작하는지 본다.</w:t>
       </w:r>
     </w:p>
     <w:p>
       <w:r>
         <w:rPr>
           <w:rFonts w:ascii="맑은 고딕" w:hAnsi="맑은 고딕" w:eastAsia="맑은 고딕"/>
-          <w:sz w:val="21"/>
-        </w:rPr>
-        <w:t>**②** `DBA_ROLE_PRIVS`로 필요한 롤이 모두 있는지 확인한다.</w:t>
+          <w:b/>
+          <w:sz w:val="21"/>
+        </w:rPr>
+        <w:t xml:space="preserve">②</w:t>
+      </w:r>
+      <w:r>
+        <w:rPr>
+          <w:rFonts w:ascii="맑은 고딕" w:hAnsi="맑은 고딕" w:eastAsia="맑은 고딕"/>
+          <w:sz w:val="21"/>
+        </w:rPr>
+        <w:t xml:space="preserve"> </w:t>
+      </w:r>
+      <w:r>
+        <w:rPr>
+          <w:rFonts w:ascii="Consolas" w:hAnsi="Consolas" w:eastAsia="맑은 고딕"/>
+          <w:sz w:val="21"/>
+        </w:rPr>
+        <w:t xml:space="preserve">DBA_ROLE_PRIVS</w:t>
+      </w:r>
+      <w:r>
+        <w:rPr>
+          <w:rFonts w:ascii="맑은 고딕" w:hAnsi="맑은 고딕" w:eastAsia="맑은 고딕"/>
+          <w:sz w:val="21"/>
+        </w:rPr>
+        <w:t xml:space="preserve">로 필요한 롤이 모두 있는지 확인한다.</w:t>
       </w:r>
     </w:p>
     <w:p>
       <w:r>
         <w:rPr>
           <w:rFonts w:ascii="맑은 고딕" w:hAnsi="맑은 고딕" w:eastAsia="맑은 고딕"/>
-          <w:sz w:val="21"/>
-        </w:rPr>
-        <w:t>**③** 그다음 재적재한다.</w:t>
+          <w:b/>
+          <w:sz w:val="21"/>
+        </w:rPr>
+        <w:t xml:space="preserve">③</w:t>
+      </w:r>
+      <w:r>
+        <w:rPr>
+          <w:rFonts w:ascii="맑은 고딕" w:hAnsi="맑은 고딕" w:eastAsia="맑은 고딕"/>
+          <w:sz w:val="21"/>
+        </w:rPr>
+        <w:t xml:space="preserve"> 그다음 재적재한다.</w:t>
       </w:r>
     </w:p>
     <w:p>
@@ -1295,9 +3857,45 @@
       <w:r>
         <w:rPr>
           <w:rFonts w:ascii="맑은 고딕" w:hAnsi="맑은 고딕" w:eastAsia="맑은 고딕"/>
-          <w:sz w:val="21"/>
-        </w:rPr>
-        <w:t>**원인** — `MAX_SERVERS`를 기본값 9로 되돌리려는데 `APPLY_SERVERS`가 아직 6이었다.</w:t>
+          <w:b/>
+          <w:sz w:val="21"/>
+        </w:rPr>
+        <w:t xml:space="preserve">원인</w:t>
+      </w:r>
+      <w:r>
+        <w:rPr>
+          <w:rFonts w:ascii="맑은 고딕" w:hAnsi="맑은 고딕" w:eastAsia="맑은 고딕"/>
+          <w:sz w:val="21"/>
+        </w:rPr>
+        <w:t xml:space="preserve"> — </w:t>
+      </w:r>
+      <w:r>
+        <w:rPr>
+          <w:rFonts w:ascii="Consolas" w:hAnsi="Consolas" w:eastAsia="맑은 고딕"/>
+          <w:sz w:val="21"/>
+        </w:rPr>
+        <w:t xml:space="preserve">MAX_SERVERS</w:t>
+      </w:r>
+      <w:r>
+        <w:rPr>
+          <w:rFonts w:ascii="맑은 고딕" w:hAnsi="맑은 고딕" w:eastAsia="맑은 고딕"/>
+          <w:sz w:val="21"/>
+        </w:rPr>
+        <w:t xml:space="preserve">를 기본값 9로 되돌리려는데 </w:t>
+      </w:r>
+      <w:r>
+        <w:rPr>
+          <w:rFonts w:ascii="Consolas" w:hAnsi="Consolas" w:eastAsia="맑은 고딕"/>
+          <w:sz w:val="21"/>
+        </w:rPr>
+        <w:t xml:space="preserve">APPLY_SERVERS</w:t>
+      </w:r>
+      <w:r>
+        <w:rPr>
+          <w:rFonts w:ascii="맑은 고딕" w:hAnsi="맑은 고딕" w:eastAsia="맑은 고딕"/>
+          <w:sz w:val="21"/>
+        </w:rPr>
+        <w:t xml:space="preserve">가 아직 6이었다.</w:t>
       </w:r>
     </w:p>
     <w:p>
@@ -1333,52 +3931,154 @@
           <w:rFonts w:ascii="맑은 고딕" w:hAnsi="맑은 고딕" w:eastAsia="맑은 고딕"/>
           <w:sz w:val="21"/>
         </w:rPr>
-        <w:t>· 합계 11개 &gt; `MAX_SERVERS` 9</w:t>
+        <w:t xml:space="preserve">· 합계 11개 &gt; </w:t>
+      </w:r>
+      <w:r>
+        <w:rPr>
+          <w:rFonts w:ascii="Consolas" w:hAnsi="Consolas" w:eastAsia="맑은 고딕"/>
+          <w:sz w:val="21"/>
+        </w:rPr>
+        <w:t xml:space="preserve">MAX_SERVERS</w:t>
+      </w:r>
+      <w:r>
+        <w:rPr>
+          <w:rFonts w:ascii="맑은 고딕" w:hAnsi="맑은 고딕" w:eastAsia="맑은 고딕"/>
+          <w:sz w:val="21"/>
+        </w:rPr>
+        <w:t xml:space="preserve"> 9</w:t>
       </w:r>
     </w:p>
     <w:p>
       <w:r>
         <w:rPr>
           <w:rFonts w:ascii="맑은 고딕" w:hAnsi="맑은 고딕" w:eastAsia="맑은 고딕"/>
-          <w:sz w:val="21"/>
-        </w:rPr>
-        <w:t>**그릇이 내용물보다 작아지므로 거부한다.**</w:t>
+          <w:b/>
+          <w:sz w:val="21"/>
+        </w:rPr>
+        <w:t xml:space="preserve">그릇이 내용물보다 작아지므로 거부한다.</w:t>
       </w:r>
     </w:p>
     <w:p>
       <w:r>
         <w:rPr>
           <w:rFonts w:ascii="맑은 고딕" w:hAnsi="맑은 고딕" w:eastAsia="맑은 고딕"/>
-          <w:sz w:val="21"/>
-        </w:rPr>
-        <w:t>**올바른 순서** — `APPLY_SERVERS`를 먼저 되돌리고 그다음 `MAX_SERVERS`를 되돌린다.</w:t>
+          <w:b/>
+          <w:sz w:val="21"/>
+        </w:rPr>
+        <w:t xml:space="preserve">올바른 순서</w:t>
+      </w:r>
+      <w:r>
+        <w:rPr>
+          <w:rFonts w:ascii="맑은 고딕" w:hAnsi="맑은 고딕" w:eastAsia="맑은 고딕"/>
+          <w:sz w:val="21"/>
+        </w:rPr>
+        <w:t xml:space="preserve"> — </w:t>
+      </w:r>
+      <w:r>
+        <w:rPr>
+          <w:rFonts w:ascii="Consolas" w:hAnsi="Consolas" w:eastAsia="맑은 고딕"/>
+          <w:sz w:val="21"/>
+        </w:rPr>
+        <w:t xml:space="preserve">APPLY_SERVERS</w:t>
+      </w:r>
+      <w:r>
+        <w:rPr>
+          <w:rFonts w:ascii="맑은 고딕" w:hAnsi="맑은 고딕" w:eastAsia="맑은 고딕"/>
+          <w:sz w:val="21"/>
+        </w:rPr>
+        <w:t xml:space="preserve">를 먼저 되돌리고 그다음 </w:t>
+      </w:r>
+      <w:r>
+        <w:rPr>
+          <w:rFonts w:ascii="Consolas" w:hAnsi="Consolas" w:eastAsia="맑은 고딕"/>
+          <w:sz w:val="21"/>
+        </w:rPr>
+        <w:t xml:space="preserve">MAX_SERVERS</w:t>
+      </w:r>
+      <w:r>
+        <w:rPr>
+          <w:rFonts w:ascii="맑은 고딕" w:hAnsi="맑은 고딕" w:eastAsia="맑은 고딕"/>
+          <w:sz w:val="21"/>
+        </w:rPr>
+        <w:t xml:space="preserve">를 되돌린다.</w:t>
       </w:r>
     </w:p>
     <w:p>
       <w:r>
         <w:rPr>
-          <w:rFonts w:ascii="맑은 고딕" w:hAnsi="맑은 고딕" w:eastAsia="맑은 고딕"/>
-          <w:sz w:val="21"/>
-        </w:rPr>
-        <w:t>`EXEC dbms_logstdby.apply_unset('APPLY_SERVERS');`</w:t>
+          <w:rFonts w:ascii="Consolas" w:hAnsi="Consolas" w:eastAsia="맑은 고딕"/>
+          <w:sz w:val="21"/>
+        </w:rPr>
+        <w:t xml:space="preserve">EXEC dbms_logstdby.apply_unset('APPLY_SERVERS');</w:t>
       </w:r>
     </w:p>
     <w:p>
       <w:r>
         <w:rPr>
-          <w:rFonts w:ascii="맑은 고딕" w:hAnsi="맑은 고딕" w:eastAsia="맑은 고딕"/>
-          <w:sz w:val="21"/>
-        </w:rPr>
-        <w:t>`EXEC dbms_logstdby.apply_unset('MAX_SERVERS');`</w:t>
+          <w:rFonts w:ascii="Consolas" w:hAnsi="Consolas" w:eastAsia="맑은 고딕"/>
+          <w:sz w:val="21"/>
+        </w:rPr>
+        <w:t xml:space="preserve">EXEC dbms_logstdby.apply_unset('MAX_SERVERS');</w:t>
       </w:r>
     </w:p>
     <w:p>
       <w:r>
         <w:rPr>
           <w:rFonts w:ascii="맑은 고딕" w:hAnsi="맑은 고딕" w:eastAsia="맑은 고딕"/>
-          <w:sz w:val="21"/>
-        </w:rPr>
-        <w:t>**규칙** — **줄일 때는 안쪽부터, 늘릴 때는 바깥쪽부터.** `MAX_SERVERS`가 그릇이고 `APPLY_SERVERS`가 내용물이다. 그릇을 줄이려면 내용물을 먼저 줄이고, 그릇을 늘릴 때는 그릇을 먼저 늘린다.</w:t>
+          <w:b/>
+          <w:sz w:val="21"/>
+        </w:rPr>
+        <w:t xml:space="preserve">규칙</w:t>
+      </w:r>
+      <w:r>
+        <w:rPr>
+          <w:rFonts w:ascii="맑은 고딕" w:hAnsi="맑은 고딕" w:eastAsia="맑은 고딕"/>
+          <w:sz w:val="21"/>
+        </w:rPr>
+        <w:t xml:space="preserve"> — </w:t>
+      </w:r>
+      <w:r>
+        <w:rPr>
+          <w:rFonts w:ascii="맑은 고딕" w:hAnsi="맑은 고딕" w:eastAsia="맑은 고딕"/>
+          <w:b/>
+          <w:sz w:val="21"/>
+        </w:rPr>
+        <w:t xml:space="preserve">줄일 때는 안쪽부터, 늘릴 때는 바깥쪽부터.</w:t>
+      </w:r>
+      <w:r>
+        <w:rPr>
+          <w:rFonts w:ascii="맑은 고딕" w:hAnsi="맑은 고딕" w:eastAsia="맑은 고딕"/>
+          <w:sz w:val="21"/>
+        </w:rPr>
+        <w:t xml:space="preserve"> </w:t>
+      </w:r>
+      <w:r>
+        <w:rPr>
+          <w:rFonts w:ascii="Consolas" w:hAnsi="Consolas" w:eastAsia="맑은 고딕"/>
+          <w:sz w:val="21"/>
+        </w:rPr>
+        <w:t xml:space="preserve">MAX_SERVERS</w:t>
+      </w:r>
+      <w:r>
+        <w:rPr>
+          <w:rFonts w:ascii="맑은 고딕" w:hAnsi="맑은 고딕" w:eastAsia="맑은 고딕"/>
+          <w:sz w:val="21"/>
+        </w:rPr>
+        <w:t xml:space="preserve">가 그릇이고 </w:t>
+      </w:r>
+      <w:r>
+        <w:rPr>
+          <w:rFonts w:ascii="Consolas" w:hAnsi="Consolas" w:eastAsia="맑은 고딕"/>
+          <w:sz w:val="21"/>
+        </w:rPr>
+        <w:t xml:space="preserve">APPLY_SERVERS</w:t>
+      </w:r>
+      <w:r>
+        <w:rPr>
+          <w:rFonts w:ascii="맑은 고딕" w:hAnsi="맑은 고딕" w:eastAsia="맑은 고딕"/>
+          <w:sz w:val="21"/>
+        </w:rPr>
+        <w:t xml:space="preserve">가 내용물이다. 그릇을 줄이려면 내용물을 먼저 줄이고, 그릇을 늘릴 때는 그릇을 먼저 늘린다.</w:t>
       </w:r>
     </w:p>
     <w:p>
@@ -1387,7 +4087,22 @@
           <w:rFonts w:ascii="맑은 고딕" w:hAnsi="맑은 고딕" w:eastAsia="맑은 고딕"/>
           <w:sz w:val="21"/>
         </w:rPr>
-        <w:t>덧붙여 두 파라미터 모두 **적용을 멈춘 상태에서만** 바꿀 수 있다.</w:t>
+        <w:t xml:space="preserve">덧붙여 두 파라미터 모두 </w:t>
+      </w:r>
+      <w:r>
+        <w:rPr>
+          <w:rFonts w:ascii="맑은 고딕" w:hAnsi="맑은 고딕" w:eastAsia="맑은 고딕"/>
+          <w:b/>
+          <w:sz w:val="21"/>
+        </w:rPr>
+        <w:t xml:space="preserve">적용을 멈춘 상태에서만</w:t>
+      </w:r>
+      <w:r>
+        <w:rPr>
+          <w:rFonts w:ascii="맑은 고딕" w:hAnsi="맑은 고딕" w:eastAsia="맑은 고딕"/>
+          <w:sz w:val="21"/>
+        </w:rPr>
+        <w:t xml:space="preserve"> 바꿀 수 있다.</w:t>
       </w:r>
     </w:p>
     <w:p>
@@ -1430,72 +4145,305 @@
       <w:r>
         <w:rPr>
           <w:rFonts w:ascii="맑은 고딕" w:hAnsi="맑은 고딕" w:eastAsia="맑은 고딕"/>
-          <w:sz w:val="21"/>
-        </w:rPr>
-        <w:t>**① 되돌릴 지점을 만든다.** VM 스냅샷 또는 RMAN 백업. 전환은 되돌릴 수 없다. 이것이 첫 단계인 이유다.</w:t>
+          <w:b/>
+          <w:sz w:val="21"/>
+        </w:rPr>
+        <w:t xml:space="preserve">① 되돌릴 지점을 만든다.</w:t>
+      </w:r>
+      <w:r>
+        <w:rPr>
+          <w:rFonts w:ascii="맑은 고딕" w:hAnsi="맑은 고딕" w:eastAsia="맑은 고딕"/>
+          <w:sz w:val="21"/>
+        </w:rPr>
+        <w:t xml:space="preserve"> VM 스냅샷 또는 RMAN 백업. 전환은 되돌릴 수 없다. 이것이 첫 단계인 이유다.</w:t>
       </w:r>
     </w:p>
     <w:p>
       <w:r>
         <w:rPr>
           <w:rFonts w:ascii="맑은 고딕" w:hAnsi="맑은 고딕" w:eastAsia="맑은 고딕"/>
-          <w:sz w:val="21"/>
-        </w:rPr>
-        <w:t>**② 출발 상태 확인.** `SELECT database_role, open_mode, cdb FROM v$database` → `PHYSICAL STANDBY / READ ONLY WITH APPLY`. `CDB` 값도 기록해 둔다.</w:t>
+          <w:b/>
+          <w:sz w:val="21"/>
+        </w:rPr>
+        <w:t xml:space="preserve">② 출발 상태 확인.</w:t>
+      </w:r>
+      <w:r>
+        <w:rPr>
+          <w:rFonts w:ascii="맑은 고딕" w:hAnsi="맑은 고딕" w:eastAsia="맑은 고딕"/>
+          <w:sz w:val="21"/>
+        </w:rPr>
+        <w:t xml:space="preserve"> </w:t>
+      </w:r>
+      <w:r>
+        <w:rPr>
+          <w:rFonts w:ascii="Consolas" w:hAnsi="Consolas" w:eastAsia="맑은 고딕"/>
+          <w:sz w:val="21"/>
+        </w:rPr>
+        <w:t xml:space="preserve">SELECT database_role, open_mode, cdb FROM v$database</w:t>
+      </w:r>
+      <w:r>
+        <w:rPr>
+          <w:rFonts w:ascii="맑은 고딕" w:hAnsi="맑은 고딕" w:eastAsia="맑은 고딕"/>
+          <w:sz w:val="21"/>
+        </w:rPr>
+        <w:t xml:space="preserve"> → </w:t>
+      </w:r>
+      <w:r>
+        <w:rPr>
+          <w:rFonts w:ascii="Consolas" w:hAnsi="Consolas" w:eastAsia="맑은 고딕"/>
+          <w:sz w:val="21"/>
+        </w:rPr>
+        <w:t xml:space="preserve">PHYSICAL STANDBY / READ ONLY WITH APPLY</w:t>
+      </w:r>
+      <w:r>
+        <w:rPr>
+          <w:rFonts w:ascii="맑은 고딕" w:hAnsi="맑은 고딕" w:eastAsia="맑은 고딕"/>
+          <w:sz w:val="21"/>
+        </w:rPr>
+        <w:t xml:space="preserve">. </w:t>
+      </w:r>
+      <w:r>
+        <w:rPr>
+          <w:rFonts w:ascii="Consolas" w:hAnsi="Consolas" w:eastAsia="맑은 고딕"/>
+          <w:sz w:val="21"/>
+        </w:rPr>
+        <w:t xml:space="preserve">CDB</w:t>
+      </w:r>
+      <w:r>
+        <w:rPr>
+          <w:rFonts w:ascii="맑은 고딕" w:hAnsi="맑은 고딕" w:eastAsia="맑은 고딕"/>
+          <w:sz w:val="21"/>
+        </w:rPr>
+        <w:t xml:space="preserve"> 값도 기록해 둔다.</w:t>
       </w:r>
     </w:p>
     <w:p>
       <w:r>
         <w:rPr>
           <w:rFonts w:ascii="맑은 고딕" w:hAnsi="맑은 고딕" w:eastAsia="맑은 고딕"/>
-          <w:sz w:val="21"/>
-        </w:rPr>
-        <w:t>**③ 지원되지 않는 컬럼.** `SELECT count(*) FROM dba_logstdby_unsupported` → **0이어야 한다.** 나온 테이블은 데이터가 복제되지 않으므로, 업무에 중요하다면 Logical Standby는 답이 아니다.</w:t>
+          <w:b/>
+          <w:sz w:val="21"/>
+        </w:rPr>
+        <w:t xml:space="preserve">③ 지원되지 않는 컬럼.</w:t>
+      </w:r>
+      <w:r>
+        <w:rPr>
+          <w:rFonts w:ascii="맑은 고딕" w:hAnsi="맑은 고딕" w:eastAsia="맑은 고딕"/>
+          <w:sz w:val="21"/>
+        </w:rPr>
+        <w:t xml:space="preserve"> </w:t>
+      </w:r>
+      <w:r>
+        <w:rPr>
+          <w:rFonts w:ascii="Consolas" w:hAnsi="Consolas" w:eastAsia="맑은 고딕"/>
+          <w:sz w:val="21"/>
+        </w:rPr>
+        <w:t xml:space="preserve">SELECT count(*) FROM dba_logstdby_unsupported</w:t>
+      </w:r>
+      <w:r>
+        <w:rPr>
+          <w:rFonts w:ascii="맑은 고딕" w:hAnsi="맑은 고딕" w:eastAsia="맑은 고딕"/>
+          <w:sz w:val="21"/>
+        </w:rPr>
+        <w:t xml:space="preserve"> → </w:t>
+      </w:r>
+      <w:r>
+        <w:rPr>
+          <w:rFonts w:ascii="맑은 고딕" w:hAnsi="맑은 고딕" w:eastAsia="맑은 고딕"/>
+          <w:b/>
+          <w:sz w:val="21"/>
+        </w:rPr>
+        <w:t xml:space="preserve">0이어야 한다.</w:t>
+      </w:r>
+      <w:r>
+        <w:rPr>
+          <w:rFonts w:ascii="맑은 고딕" w:hAnsi="맑은 고딕" w:eastAsia="맑은 고딕"/>
+          <w:sz w:val="21"/>
+        </w:rPr>
+        <w:t xml:space="preserve"> 나온 테이블은 데이터가 복제되지 않으므로, 업무에 중요하다면 Logical Standby는 답이 아니다.</w:t>
       </w:r>
     </w:p>
     <w:p>
       <w:r>
         <w:rPr>
           <w:rFonts w:ascii="맑은 고딕" w:hAnsi="맑은 고딕" w:eastAsia="맑은 고딕"/>
-          <w:sz w:val="21"/>
-        </w:rPr>
-        <w:t>**④ 고유 식별자 없는 테이블.** `SELECT count(*) FROM dba_logstdby_not_unique` → 나오면 느려진다. 기본 키를 추가할 수 있는지 검토한다.</w:t>
+          <w:b/>
+          <w:sz w:val="21"/>
+        </w:rPr>
+        <w:t xml:space="preserve">④ 고유 식별자 없는 테이블.</w:t>
+      </w:r>
+      <w:r>
+        <w:rPr>
+          <w:rFonts w:ascii="맑은 고딕" w:hAnsi="맑은 고딕" w:eastAsia="맑은 고딕"/>
+          <w:sz w:val="21"/>
+        </w:rPr>
+        <w:t xml:space="preserve"> </w:t>
+      </w:r>
+      <w:r>
+        <w:rPr>
+          <w:rFonts w:ascii="Consolas" w:hAnsi="Consolas" w:eastAsia="맑은 고딕"/>
+          <w:sz w:val="21"/>
+        </w:rPr>
+        <w:t xml:space="preserve">SELECT count(*) FROM dba_logstdby_not_unique</w:t>
+      </w:r>
+      <w:r>
+        <w:rPr>
+          <w:rFonts w:ascii="맑은 고딕" w:hAnsi="맑은 고딕" w:eastAsia="맑은 고딕"/>
+          <w:sz w:val="21"/>
+        </w:rPr>
+        <w:t xml:space="preserve"> → 나오면 느려진다. 기본 키를 추가할 수 있는지 검토한다.</w:t>
       </w:r>
     </w:p>
     <w:p>
       <w:r>
         <w:rPr>
           <w:rFonts w:ascii="맑은 고딕" w:hAnsi="맑은 고딕" w:eastAsia="맑은 고딕"/>
-          <w:sz w:val="21"/>
-        </w:rPr>
-        <w:t>**⑤ 복제 대상 스키마 확인.** `SELECT * FROM dba_logstdby_skip` → 35개 기본 규칙. 업무 객체가 `SYS`·`SYSTEM`에 있으면 복제되지 않는다.</w:t>
+          <w:b/>
+          <w:sz w:val="21"/>
+        </w:rPr>
+        <w:t xml:space="preserve">⑤ 복제 대상 스키마 확인.</w:t>
+      </w:r>
+      <w:r>
+        <w:rPr>
+          <w:rFonts w:ascii="맑은 고딕" w:hAnsi="맑은 고딕" w:eastAsia="맑은 고딕"/>
+          <w:sz w:val="21"/>
+        </w:rPr>
+        <w:t xml:space="preserve"> </w:t>
+      </w:r>
+      <w:r>
+        <w:rPr>
+          <w:rFonts w:ascii="Consolas" w:hAnsi="Consolas" w:eastAsia="맑은 고딕"/>
+          <w:sz w:val="21"/>
+        </w:rPr>
+        <w:t xml:space="preserve">SELECT * FROM dba_logstdby_skip</w:t>
+      </w:r>
+      <w:r>
+        <w:rPr>
+          <w:rFonts w:ascii="맑은 고딕" w:hAnsi="맑은 고딕" w:eastAsia="맑은 고딕"/>
+          <w:sz w:val="21"/>
+        </w:rPr>
+        <w:t xml:space="preserve"> → 35개 기본 규칙. 업무 객체가 </w:t>
+      </w:r>
+      <w:r>
+        <w:rPr>
+          <w:rFonts w:ascii="Consolas" w:hAnsi="Consolas" w:eastAsia="맑은 고딕"/>
+          <w:sz w:val="21"/>
+        </w:rPr>
+        <w:t xml:space="preserve">SYS</w:t>
+      </w:r>
+      <w:r>
+        <w:rPr>
+          <w:rFonts w:ascii="맑은 고딕" w:hAnsi="맑은 고딕" w:eastAsia="맑은 고딕"/>
+          <w:sz w:val="21"/>
+        </w:rPr>
+        <w:t xml:space="preserve">·</w:t>
+      </w:r>
+      <w:r>
+        <w:rPr>
+          <w:rFonts w:ascii="Consolas" w:hAnsi="Consolas" w:eastAsia="맑은 고딕"/>
+          <w:sz w:val="21"/>
+        </w:rPr>
+        <w:t xml:space="preserve">SYSTEM</w:t>
+      </w:r>
+      <w:r>
+        <w:rPr>
+          <w:rFonts w:ascii="맑은 고딕" w:hAnsi="맑은 고딕" w:eastAsia="맑은 고딕"/>
+          <w:sz w:val="21"/>
+        </w:rPr>
+        <w:t xml:space="preserve">에 있으면 복제되지 않는다.</w:t>
       </w:r>
     </w:p>
     <w:p>
       <w:r>
         <w:rPr>
           <w:rFonts w:ascii="맑은 고딕" w:hAnsi="맑은 고딕" w:eastAsia="맑은 고딕"/>
-          <w:sz w:val="21"/>
-        </w:rPr>
-        <w:t>**⑥ 보충 로깅 여력.** `V$DATABASE`의 보충 로깅 열과 `FORCE_LOGGING`. `BUILD`가 자동으로 켜지만 리두 양이 늘어나므로 Primary의 I/O와 전송 대역에 여유가 있어야 한다.</w:t>
+          <w:b/>
+          <w:sz w:val="21"/>
+        </w:rPr>
+        <w:t xml:space="preserve">⑥ 보충 로깅 여력.</w:t>
+      </w:r>
+      <w:r>
+        <w:rPr>
+          <w:rFonts w:ascii="맑은 고딕" w:hAnsi="맑은 고딕" w:eastAsia="맑은 고딕"/>
+          <w:sz w:val="21"/>
+        </w:rPr>
+        <w:t xml:space="preserve"> </w:t>
+      </w:r>
+      <w:r>
+        <w:rPr>
+          <w:rFonts w:ascii="Consolas" w:hAnsi="Consolas" w:eastAsia="맑은 고딕"/>
+          <w:sz w:val="21"/>
+        </w:rPr>
+        <w:t xml:space="preserve">V$DATABASE</w:t>
+      </w:r>
+      <w:r>
+        <w:rPr>
+          <w:rFonts w:ascii="맑은 고딕" w:hAnsi="맑은 고딕" w:eastAsia="맑은 고딕"/>
+          <w:sz w:val="21"/>
+        </w:rPr>
+        <w:t xml:space="preserve">의 보충 로깅 열과 </w:t>
+      </w:r>
+      <w:r>
+        <w:rPr>
+          <w:rFonts w:ascii="Consolas" w:hAnsi="Consolas" w:eastAsia="맑은 고딕"/>
+          <w:sz w:val="21"/>
+        </w:rPr>
+        <w:t xml:space="preserve">FORCE_LOGGING</w:t>
+      </w:r>
+      <w:r>
+        <w:rPr>
+          <w:rFonts w:ascii="맑은 고딕" w:hAnsi="맑은 고딕" w:eastAsia="맑은 고딕"/>
+          <w:sz w:val="21"/>
+        </w:rPr>
+        <w:t xml:space="preserve">. </w:t>
+      </w:r>
+      <w:r>
+        <w:rPr>
+          <w:rFonts w:ascii="Consolas" w:hAnsi="Consolas" w:eastAsia="맑은 고딕"/>
+          <w:sz w:val="21"/>
+        </w:rPr>
+        <w:t xml:space="preserve">BUILD</w:t>
+      </w:r>
+      <w:r>
+        <w:rPr>
+          <w:rFonts w:ascii="맑은 고딕" w:hAnsi="맑은 고딕" w:eastAsia="맑은 고딕"/>
+          <w:sz w:val="21"/>
+        </w:rPr>
+        <w:t xml:space="preserve">가 자동으로 켜지만 리두 양이 늘어나므로 Primary의 I/O와 전송 대역에 여유가 있어야 한다.</w:t>
       </w:r>
     </w:p>
     <w:p>
       <w:r>
         <w:rPr>
           <w:rFonts w:ascii="맑은 고딕" w:hAnsi="맑은 고딕" w:eastAsia="맑은 고딕"/>
-          <w:sz w:val="21"/>
-        </w:rPr>
-        <w:t>**⑦ 적용 지연 허용치를 정한다.** SQL Apply는 Redo Apply보다 느리다. 얼마나 뒤처져도 되는지 미리 합의한다.</w:t>
+          <w:b/>
+          <w:sz w:val="21"/>
+        </w:rPr>
+        <w:t xml:space="preserve">⑦ 적용 지연 허용치를 정한다.</w:t>
+      </w:r>
+      <w:r>
+        <w:rPr>
+          <w:rFonts w:ascii="맑은 고딕" w:hAnsi="맑은 고딕" w:eastAsia="맑은 고딕"/>
+          <w:sz w:val="21"/>
+        </w:rPr>
+        <w:t xml:space="preserve"> SQL Apply는 Redo Apply보다 느리다. 얼마나 뒤처져도 되는지 미리 합의한다.</w:t>
       </w:r>
     </w:p>
     <w:p>
       <w:r>
         <w:rPr>
           <w:rFonts w:ascii="맑은 고딕" w:hAnsi="맑은 고딕" w:eastAsia="맑은 고딕"/>
-          <w:sz w:val="21"/>
-        </w:rPr>
-        <w:t>**⑧ 다른 Standby가 있는지 확인한다.** 하나뿐인 Standby를 Logical로 바꾸면 재해 복구 능력이 약해진다.</w:t>
+          <w:b/>
+          <w:sz w:val="21"/>
+        </w:rPr>
+        <w:t xml:space="preserve">⑧ 다른 Standby가 있는지 확인한다.</w:t>
+      </w:r>
+      <w:r>
+        <w:rPr>
+          <w:rFonts w:ascii="맑은 고딕" w:hAnsi="맑은 고딕" w:eastAsia="맑은 고딕"/>
+          <w:sz w:val="21"/>
+        </w:rPr>
+        <w:t xml:space="preserve"> 하나뿐인 Standby를 Logical로 바꾸면 재해 복구 능력이 약해진다.</w:t>
       </w:r>
     </w:p>
     <w:p>
@@ -1530,63 +4478,233 @@
       <w:r>
         <w:rPr>
           <w:rFonts w:ascii="맑은 고딕" w:hAnsi="맑은 고딕" w:eastAsia="맑은 고딕"/>
-          <w:sz w:val="21"/>
-        </w:rPr>
-        <w:t>**① 상태 한 줄.** `SELECT state FROM v$logstdby_state` → **`IDLE`이면 정상**이다. `SQL APPLY NOT ON`이면 멈춘 것이다.</w:t>
+          <w:b/>
+          <w:sz w:val="21"/>
+        </w:rPr>
+        <w:t xml:space="preserve">① 상태 한 줄.</w:t>
+      </w:r>
+      <w:r>
+        <w:rPr>
+          <w:rFonts w:ascii="맑은 고딕" w:hAnsi="맑은 고딕" w:eastAsia="맑은 고딕"/>
+          <w:sz w:val="21"/>
+        </w:rPr>
+        <w:t xml:space="preserve"> </w:t>
+      </w:r>
+      <w:r>
+        <w:rPr>
+          <w:rFonts w:ascii="Consolas" w:hAnsi="Consolas" w:eastAsia="맑은 고딕"/>
+          <w:sz w:val="21"/>
+        </w:rPr>
+        <w:t xml:space="preserve">SELECT state FROM v$logstdby_state</w:t>
+      </w:r>
+      <w:r>
+        <w:rPr>
+          <w:rFonts w:ascii="맑은 고딕" w:hAnsi="맑은 고딕" w:eastAsia="맑은 고딕"/>
+          <w:sz w:val="21"/>
+        </w:rPr>
+        <w:t xml:space="preserve"> → </w:t>
+      </w:r>
+      <w:r>
+        <w:rPr>
+          <w:rFonts w:ascii="Consolas" w:hAnsi="Consolas" w:eastAsia="맑은 고딕"/>
+          <w:b/>
+          <w:sz w:val="21"/>
+        </w:rPr>
+        <w:t xml:space="preserve">IDLE</w:t>
+      </w:r>
+      <w:r>
+        <w:rPr>
+          <w:rFonts w:ascii="맑은 고딕" w:hAnsi="맑은 고딕" w:eastAsia="맑은 고딕"/>
+          <w:b/>
+          <w:sz w:val="21"/>
+        </w:rPr>
+        <w:t xml:space="preserve">이면 정상</w:t>
+      </w:r>
+      <w:r>
+        <w:rPr>
+          <w:rFonts w:ascii="맑은 고딕" w:hAnsi="맑은 고딕" w:eastAsia="맑은 고딕"/>
+          <w:sz w:val="21"/>
+        </w:rPr>
+        <w:t xml:space="preserve">이다. </w:t>
+      </w:r>
+      <w:r>
+        <w:rPr>
+          <w:rFonts w:ascii="Consolas" w:hAnsi="Consolas" w:eastAsia="맑은 고딕"/>
+          <w:sz w:val="21"/>
+        </w:rPr>
+        <w:t xml:space="preserve">SQL APPLY NOT ON</w:t>
+      </w:r>
+      <w:r>
+        <w:rPr>
+          <w:rFonts w:ascii="맑은 고딕" w:hAnsi="맑은 고딕" w:eastAsia="맑은 고딕"/>
+          <w:sz w:val="21"/>
+        </w:rPr>
+        <w:t xml:space="preserve">이면 멈춘 것이다.</w:t>
       </w:r>
     </w:p>
     <w:p>
       <w:r>
         <w:rPr>
           <w:rFonts w:ascii="맑은 고딕" w:hAnsi="맑은 고딕" w:eastAsia="맑은 고딕"/>
-          <w:sz w:val="21"/>
-        </w:rPr>
-        <w:t>**② 프로세스 구성.** `SELECT type, count(*) FROM v$logstdby_process GROUP BY type` → 여섯 종류가 모두 있어야 한다. 0행이면 멈춘 것이다.</w:t>
+          <w:b/>
+          <w:sz w:val="21"/>
+        </w:rPr>
+        <w:t xml:space="preserve">② 프로세스 구성.</w:t>
+      </w:r>
+      <w:r>
+        <w:rPr>
+          <w:rFonts w:ascii="맑은 고딕" w:hAnsi="맑은 고딕" w:eastAsia="맑은 고딕"/>
+          <w:sz w:val="21"/>
+        </w:rPr>
+        <w:t xml:space="preserve"> </w:t>
+      </w:r>
+      <w:r>
+        <w:rPr>
+          <w:rFonts w:ascii="Consolas" w:hAnsi="Consolas" w:eastAsia="맑은 고딕"/>
+          <w:sz w:val="21"/>
+        </w:rPr>
+        <w:t xml:space="preserve">SELECT type, count(*) FROM v$logstdby_process GROUP BY type</w:t>
+      </w:r>
+      <w:r>
+        <w:rPr>
+          <w:rFonts w:ascii="맑은 고딕" w:hAnsi="맑은 고딕" w:eastAsia="맑은 고딕"/>
+          <w:sz w:val="21"/>
+        </w:rPr>
+        <w:t xml:space="preserve"> → 여섯 종류가 모두 있어야 한다. 0행이면 멈춘 것이다.</w:t>
       </w:r>
     </w:p>
     <w:p>
       <w:r>
         <w:rPr>
           <w:rFonts w:ascii="맑은 고딕" w:hAnsi="맑은 고딕" w:eastAsia="맑은 고딕"/>
-          <w:sz w:val="21"/>
-        </w:rPr>
-        <w:t>**③ 진척.** `SELECT applied_scn, newest_scn, newest_scn-applied_scn gap FROM dba_logstdby_progress` → 격차가 작고 줄어드는 추세여야 한다. 실습 정상 상태에서 5였다.</w:t>
+          <w:b/>
+          <w:sz w:val="21"/>
+        </w:rPr>
+        <w:t xml:space="preserve">③ 진척.</w:t>
+      </w:r>
+      <w:r>
+        <w:rPr>
+          <w:rFonts w:ascii="맑은 고딕" w:hAnsi="맑은 고딕" w:eastAsia="맑은 고딕"/>
+          <w:sz w:val="21"/>
+        </w:rPr>
+        <w:t xml:space="preserve"> </w:t>
+      </w:r>
+      <w:r>
+        <w:rPr>
+          <w:rFonts w:ascii="Consolas" w:hAnsi="Consolas" w:eastAsia="맑은 고딕"/>
+          <w:sz w:val="21"/>
+        </w:rPr>
+        <w:t xml:space="preserve">SELECT applied_scn, newest_scn, newest_scn-applied_scn gap FROM dba_logstdby_progress</w:t>
+      </w:r>
+      <w:r>
+        <w:rPr>
+          <w:rFonts w:ascii="맑은 고딕" w:hAnsi="맑은 고딕" w:eastAsia="맑은 고딕"/>
+          <w:sz w:val="21"/>
+        </w:rPr>
+        <w:t xml:space="preserve"> → 격차가 작고 줄어드는 추세여야 한다. 실습 정상 상태에서 5였다.</w:t>
       </w:r>
     </w:p>
     <w:p>
       <w:r>
         <w:rPr>
           <w:rFonts w:ascii="맑은 고딕" w:hAnsi="맑은 고딕" w:eastAsia="맑은 고딕"/>
-          <w:sz w:val="21"/>
-        </w:rPr>
-        <w:t>**④ 지연.** `SELECT name, value FROM v$dataguard_stats WHERE name LIKE '%lag'` → 0에 수렴.</w:t>
+          <w:b/>
+          <w:sz w:val="21"/>
+        </w:rPr>
+        <w:t xml:space="preserve">④ 지연.</w:t>
+      </w:r>
+      <w:r>
+        <w:rPr>
+          <w:rFonts w:ascii="맑은 고딕" w:hAnsi="맑은 고딕" w:eastAsia="맑은 고딕"/>
+          <w:sz w:val="21"/>
+        </w:rPr>
+        <w:t xml:space="preserve"> </w:t>
+      </w:r>
+      <w:r>
+        <w:rPr>
+          <w:rFonts w:ascii="Consolas" w:hAnsi="Consolas" w:eastAsia="맑은 고딕"/>
+          <w:sz w:val="21"/>
+        </w:rPr>
+        <w:t xml:space="preserve">SELECT name, value FROM v$dataguard_stats WHERE name LIKE '%lag'</w:t>
+      </w:r>
+      <w:r>
+        <w:rPr>
+          <w:rFonts w:ascii="맑은 고딕" w:hAnsi="맑은 고딕" w:eastAsia="맑은 고딕"/>
+          <w:sz w:val="21"/>
+        </w:rPr>
+        <w:t xml:space="preserve"> → 0에 수렴.</w:t>
       </w:r>
     </w:p>
     <w:p>
       <w:r>
         <w:rPr>
           <w:rFonts w:ascii="맑은 고딕" w:hAnsi="맑은 고딕" w:eastAsia="맑은 고딕"/>
-          <w:sz w:val="21"/>
-        </w:rPr>
-        <w:t>**⑤ 이벤트.** `SELECT status_code, status FROM dba_logstdby_events WHERE status_code &lt;&gt; 0 ORDER BY event_time DESC` → 최근에 실제 오류가 없어야 한다. `SET LONG 4000`을 먼저 준다.</w:t>
+          <w:b/>
+          <w:sz w:val="21"/>
+        </w:rPr>
+        <w:t xml:space="preserve">⑤ 이벤트.</w:t>
+      </w:r>
+      <w:r>
+        <w:rPr>
+          <w:rFonts w:ascii="맑은 고딕" w:hAnsi="맑은 고딕" w:eastAsia="맑은 고딕"/>
+          <w:sz w:val="21"/>
+        </w:rPr>
+        <w:t xml:space="preserve"> </w:t>
+      </w:r>
+      <w:r>
+        <w:rPr>
+          <w:rFonts w:ascii="Consolas" w:hAnsi="Consolas" w:eastAsia="맑은 고딕"/>
+          <w:sz w:val="21"/>
+        </w:rPr>
+        <w:t xml:space="preserve">SELECT status_code, status FROM dba_logstdby_events WHERE status_code &lt;&gt; 0 ORDER BY event_time DESC</w:t>
+      </w:r>
+      <w:r>
+        <w:rPr>
+          <w:rFonts w:ascii="맑은 고딕" w:hAnsi="맑은 고딕" w:eastAsia="맑은 고딕"/>
+          <w:sz w:val="21"/>
+        </w:rPr>
+        <w:t xml:space="preserve"> → 최근에 실제 오류가 없어야 한다. </w:t>
+      </w:r>
+      <w:r>
+        <w:rPr>
+          <w:rFonts w:ascii="Consolas" w:hAnsi="Consolas" w:eastAsia="맑은 고딕"/>
+          <w:sz w:val="21"/>
+        </w:rPr>
+        <w:t xml:space="preserve">SET LONG 4000</w:t>
+      </w:r>
+      <w:r>
+        <w:rPr>
+          <w:rFonts w:ascii="맑은 고딕" w:hAnsi="맑은 고딕" w:eastAsia="맑은 고딕"/>
+          <w:sz w:val="21"/>
+        </w:rPr>
+        <w:t xml:space="preserve">을 먼저 준다.</w:t>
       </w:r>
     </w:p>
     <w:p>
       <w:r>
         <w:rPr>
           <w:rFonts w:ascii="맑은 고딕" w:hAnsi="맑은 고딕" w:eastAsia="맑은 고딕"/>
-          <w:sz w:val="21"/>
-        </w:rPr>
-        <w:t>**⑥ 데이터로 확인.** Primary에 한 행을 넣고 Standby에서 조회한다. 뷰가 모두 정상인데 데이터가 오지 않는 경우가 있다.</w:t>
+          <w:b/>
+          <w:sz w:val="21"/>
+        </w:rPr>
+        <w:t xml:space="preserve">⑥ 데이터로 확인.</w:t>
+      </w:r>
+      <w:r>
+        <w:rPr>
+          <w:rFonts w:ascii="맑은 고딕" w:hAnsi="맑은 고딕" w:eastAsia="맑은 고딕"/>
+          <w:sz w:val="21"/>
+        </w:rPr>
+        <w:t xml:space="preserve"> Primary에 한 행을 넣고 Standby에서 조회한다. 뷰가 모두 정상인데 데이터가 오지 않는 경우가 있다.</w:t>
       </w:r>
     </w:p>
     <w:p>
       <w:r>
         <w:rPr>
           <w:rFonts w:ascii="맑은 고딕" w:hAnsi="맑은 고딕" w:eastAsia="맑은 고딕"/>
-          <w:sz w:val="21"/>
-        </w:rPr>
-        <w:t>**정상인데 오류처럼 보이는 값들**</w:t>
+          <w:b/>
+          <w:sz w:val="21"/>
+        </w:rPr>
+        <w:t xml:space="preserve">정상인데 오류처럼 보이는 값들</w:t>
       </w:r>
     </w:p>
     <w:p>
@@ -1595,7 +4713,29 @@
           <w:rFonts w:ascii="맑은 고딕" w:hAnsi="맑은 고딕" w:eastAsia="맑은 고딕"/>
           <w:sz w:val="21"/>
         </w:rPr>
-        <w:t>· `ORA-16116: no work available` — 할 일이 없다. **정상**</w:t>
+        <w:t xml:space="preserve">· </w:t>
+      </w:r>
+      <w:r>
+        <w:rPr>
+          <w:rFonts w:ascii="Consolas" w:hAnsi="Consolas" w:eastAsia="맑은 고딕"/>
+          <w:sz w:val="21"/>
+        </w:rPr>
+        <w:t xml:space="preserve">ORA-16116: no work available</w:t>
+      </w:r>
+      <w:r>
+        <w:rPr>
+          <w:rFonts w:ascii="맑은 고딕" w:hAnsi="맑은 고딕" w:eastAsia="맑은 고딕"/>
+          <w:sz w:val="21"/>
+        </w:rPr>
+        <w:t xml:space="preserve"> — 할 일이 없다. </w:t>
+      </w:r>
+      <w:r>
+        <w:rPr>
+          <w:rFonts w:ascii="맑은 고딕" w:hAnsi="맑은 고딕" w:eastAsia="맑은 고딕"/>
+          <w:b/>
+          <w:sz w:val="21"/>
+        </w:rPr>
+        <w:t xml:space="preserve">정상</w:t>
       </w:r>
     </w:p>
     <w:p>
@@ -1604,7 +4744,29 @@
           <w:rFonts w:ascii="맑은 고딕" w:hAnsi="맑은 고딕" w:eastAsia="맑은 고딕"/>
           <w:sz w:val="21"/>
         </w:rPr>
-        <w:t>· `ORA-16242: Processing log file` — READER가 로그를 처리 중. **정상**</w:t>
+        <w:t xml:space="preserve">· </w:t>
+      </w:r>
+      <w:r>
+        <w:rPr>
+          <w:rFonts w:ascii="Consolas" w:hAnsi="Consolas" w:eastAsia="맑은 고딕"/>
+          <w:sz w:val="21"/>
+        </w:rPr>
+        <w:t xml:space="preserve">ORA-16242: Processing log file</w:t>
+      </w:r>
+      <w:r>
+        <w:rPr>
+          <w:rFonts w:ascii="맑은 고딕" w:hAnsi="맑은 고딕" w:eastAsia="맑은 고딕"/>
+          <w:sz w:val="21"/>
+        </w:rPr>
+        <w:t xml:space="preserve"> — READER가 로그를 처리 중. </w:t>
+      </w:r>
+      <w:r>
+        <w:rPr>
+          <w:rFonts w:ascii="맑은 고딕" w:hAnsi="맑은 고딕" w:eastAsia="맑은 고딕"/>
+          <w:b/>
+          <w:sz w:val="21"/>
+        </w:rPr>
+        <w:t xml:space="preserve">정상</w:t>
       </w:r>
     </w:p>
     <w:p>
@@ -1613,7 +4775,29 @@
           <w:rFonts w:ascii="맑은 고딕" w:hAnsi="맑은 고딕" w:eastAsia="맑은 고딕"/>
           <w:sz w:val="21"/>
         </w:rPr>
-        <w:t>· `ORA-16111: log mining and apply setting up` — 기동 직후 준비 중. **정상**</w:t>
+        <w:t xml:space="preserve">· </w:t>
+      </w:r>
+      <w:r>
+        <w:rPr>
+          <w:rFonts w:ascii="Consolas" w:hAnsi="Consolas" w:eastAsia="맑은 고딕"/>
+          <w:sz w:val="21"/>
+        </w:rPr>
+        <w:t xml:space="preserve">ORA-16111: log mining and apply setting up</w:t>
+      </w:r>
+      <w:r>
+        <w:rPr>
+          <w:rFonts w:ascii="맑은 고딕" w:hAnsi="맑은 고딕" w:eastAsia="맑은 고딕"/>
+          <w:sz w:val="21"/>
+        </w:rPr>
+        <w:t xml:space="preserve"> — 기동 직후 준비 중. </w:t>
+      </w:r>
+      <w:r>
+        <w:rPr>
+          <w:rFonts w:ascii="맑은 고딕" w:hAnsi="맑은 고딕" w:eastAsia="맑은 고딕"/>
+          <w:b/>
+          <w:sz w:val="21"/>
+        </w:rPr>
+        <w:t xml:space="preserve">정상</w:t>
       </w:r>
     </w:p>
     <w:p>
@@ -1622,7 +4806,21 @@
           <w:rFonts w:ascii="맑은 고딕" w:hAnsi="맑은 고딕" w:eastAsia="맑은 고딕"/>
           <w:sz w:val="21"/>
         </w:rPr>
-        <w:t>· `ORA-16128: User initiated stop apply successfully completed` — 정상 종료</w:t>
+        <w:t xml:space="preserve">· </w:t>
+      </w:r>
+      <w:r>
+        <w:rPr>
+          <w:rFonts w:ascii="Consolas" w:hAnsi="Consolas" w:eastAsia="맑은 고딕"/>
+          <w:sz w:val="21"/>
+        </w:rPr>
+        <w:t xml:space="preserve">ORA-16128: User initiated stop apply successfully completed</w:t>
+      </w:r>
+      <w:r>
+        <w:rPr>
+          <w:rFonts w:ascii="맑은 고딕" w:hAnsi="맑은 고딕" w:eastAsia="맑은 고딕"/>
+          <w:sz w:val="21"/>
+        </w:rPr>
+        <w:t xml:space="preserve"> — 정상 종료</w:t>
       </w:r>
     </w:p>
     <w:p>
@@ -1631,7 +4829,29 @@
           <w:rFonts w:ascii="맑은 고딕" w:hAnsi="맑은 고딕" w:eastAsia="맑은 고딕"/>
           <w:sz w:val="21"/>
         </w:rPr>
-        <w:t>· `STATE = IDLE` — 멈춘 것이 아니라 할 일이 없는 것. **정상**</w:t>
+        <w:t xml:space="preserve">· </w:t>
+      </w:r>
+      <w:r>
+        <w:rPr>
+          <w:rFonts w:ascii="Consolas" w:hAnsi="Consolas" w:eastAsia="맑은 고딕"/>
+          <w:sz w:val="21"/>
+        </w:rPr>
+        <w:t xml:space="preserve">STATE = IDLE</w:t>
+      </w:r>
+      <w:r>
+        <w:rPr>
+          <w:rFonts w:ascii="맑은 고딕" w:hAnsi="맑은 고딕" w:eastAsia="맑은 고딕"/>
+          <w:sz w:val="21"/>
+        </w:rPr>
+        <w:t xml:space="preserve"> — 멈춘 것이 아니라 할 일이 없는 것. </w:t>
+      </w:r>
+      <w:r>
+        <w:rPr>
+          <w:rFonts w:ascii="맑은 고딕" w:hAnsi="맑은 고딕" w:eastAsia="맑은 고딕"/>
+          <w:b/>
+          <w:sz w:val="21"/>
+        </w:rPr>
+        <w:t xml:space="preserve">정상</w:t>
       </w:r>
     </w:p>
     <w:p>
@@ -1640,7 +4860,63 @@
           <w:rFonts w:ascii="맑은 고딕" w:hAnsi="맑은 고딕" w:eastAsia="맑은 고딕"/>
           <w:sz w:val="21"/>
         </w:rPr>
-        <w:t>실제 문제를 뜻하는 것은 `ORA-26676`·`ORA-26786` 같은 적용 실패와 `STATE = SQL APPLY NOT ON`이다. `ORA-16222`(자동 재시도)가 반복되면 그 앞의 오류를 봐야 한다.</w:t>
+        <w:t xml:space="preserve">실제 문제를 뜻하는 것은 </w:t>
+      </w:r>
+      <w:r>
+        <w:rPr>
+          <w:rFonts w:ascii="Consolas" w:hAnsi="Consolas" w:eastAsia="맑은 고딕"/>
+          <w:sz w:val="21"/>
+        </w:rPr>
+        <w:t xml:space="preserve">ORA-26676</w:t>
+      </w:r>
+      <w:r>
+        <w:rPr>
+          <w:rFonts w:ascii="맑은 고딕" w:hAnsi="맑은 고딕" w:eastAsia="맑은 고딕"/>
+          <w:sz w:val="21"/>
+        </w:rPr>
+        <w:t xml:space="preserve">·</w:t>
+      </w:r>
+      <w:r>
+        <w:rPr>
+          <w:rFonts w:ascii="Consolas" w:hAnsi="Consolas" w:eastAsia="맑은 고딕"/>
+          <w:sz w:val="21"/>
+        </w:rPr>
+        <w:t xml:space="preserve">ORA-26786</w:t>
+      </w:r>
+      <w:r>
+        <w:rPr>
+          <w:rFonts w:ascii="맑은 고딕" w:hAnsi="맑은 고딕" w:eastAsia="맑은 고딕"/>
+          <w:sz w:val="21"/>
+        </w:rPr>
+        <w:t xml:space="preserve"> 같은 적용 실패와 </w:t>
+      </w:r>
+      <w:r>
+        <w:rPr>
+          <w:rFonts w:ascii="Consolas" w:hAnsi="Consolas" w:eastAsia="맑은 고딕"/>
+          <w:sz w:val="21"/>
+        </w:rPr>
+        <w:t xml:space="preserve">STATE = SQL APPLY NOT ON</w:t>
+      </w:r>
+      <w:r>
+        <w:rPr>
+          <w:rFonts w:ascii="맑은 고딕" w:hAnsi="맑은 고딕" w:eastAsia="맑은 고딕"/>
+          <w:sz w:val="21"/>
+        </w:rPr>
+        <w:t xml:space="preserve">이다. </w:t>
+      </w:r>
+      <w:r>
+        <w:rPr>
+          <w:rFonts w:ascii="Consolas" w:hAnsi="Consolas" w:eastAsia="맑은 고딕"/>
+          <w:sz w:val="21"/>
+        </w:rPr>
+        <w:t xml:space="preserve">ORA-16222</w:t>
+      </w:r>
+      <w:r>
+        <w:rPr>
+          <w:rFonts w:ascii="맑은 고딕" w:hAnsi="맑은 고딕" w:eastAsia="맑은 고딕"/>
+          <w:sz w:val="21"/>
+        </w:rPr>
+        <w:t xml:space="preserve">(자동 재시도)가 반복되면 그 앞의 오류를 봐야 한다.</w:t>
       </w:r>
     </w:p>
     <w:p>
@@ -1675,108 +4951,443 @@
       <w:r>
         <w:rPr>
           <w:rFonts w:ascii="맑은 고딕" w:hAnsi="맑은 고딕" w:eastAsia="맑은 고딕"/>
-          <w:sz w:val="21"/>
-        </w:rPr>
-        <w:t>**확인 절차**</w:t>
+          <w:b/>
+          <w:sz w:val="21"/>
+        </w:rPr>
+        <w:t xml:space="preserve">확인 절차</w:t>
       </w:r>
     </w:p>
     <w:p>
       <w:r>
         <w:rPr>
           <w:rFonts w:ascii="맑은 고딕" w:hAnsi="맑은 고딕" w:eastAsia="맑은 고딕"/>
-          <w:sz w:val="21"/>
-        </w:rPr>
-        <w:t>**①** Primary에서 그 테이블에 한 행을 넣고 커밋한 뒤 `ALTER SYSTEM ARCHIVE LOG CURRENT`.</w:t>
+          <w:b/>
+          <w:sz w:val="21"/>
+        </w:rPr>
+        <w:t xml:space="preserve">①</w:t>
+      </w:r>
+      <w:r>
+        <w:rPr>
+          <w:rFonts w:ascii="맑은 고딕" w:hAnsi="맑은 고딕" w:eastAsia="맑은 고딕"/>
+          <w:sz w:val="21"/>
+        </w:rPr>
+        <w:t xml:space="preserve"> Primary에서 그 테이블에 한 행을 넣고 커밋한 뒤 </w:t>
+      </w:r>
+      <w:r>
+        <w:rPr>
+          <w:rFonts w:ascii="Consolas" w:hAnsi="Consolas" w:eastAsia="맑은 고딕"/>
+          <w:sz w:val="21"/>
+        </w:rPr>
+        <w:t xml:space="preserve">ALTER SYSTEM ARCHIVE LOG CURRENT</w:t>
+      </w:r>
+      <w:r>
+        <w:rPr>
+          <w:rFonts w:ascii="맑은 고딕" w:hAnsi="맑은 고딕" w:eastAsia="맑은 고딕"/>
+          <w:sz w:val="21"/>
+        </w:rPr>
+        <w:t xml:space="preserve">.</w:t>
       </w:r>
     </w:p>
     <w:p>
       <w:r>
         <w:rPr>
           <w:rFonts w:ascii="맑은 고딕" w:hAnsi="맑은 고딕" w:eastAsia="맑은 고딕"/>
-          <w:sz w:val="21"/>
-        </w:rPr>
-        <w:t>**②** 잠시 뒤 Standby에서 조회한다. 실습에서 45~60초면 충분했다.</w:t>
+          <w:b/>
+          <w:sz w:val="21"/>
+        </w:rPr>
+        <w:t xml:space="preserve">②</w:t>
+      </w:r>
+      <w:r>
+        <w:rPr>
+          <w:rFonts w:ascii="맑은 고딕" w:hAnsi="맑은 고딕" w:eastAsia="맑은 고딕"/>
+          <w:sz w:val="21"/>
+        </w:rPr>
+        <w:t xml:space="preserve"> 잠시 뒤 Standby에서 조회한다. 실습에서 45~60초면 충분했다.</w:t>
       </w:r>
     </w:p>
     <w:p>
       <w:r>
         <w:rPr>
           <w:rFonts w:ascii="맑은 고딕" w:hAnsi="맑은 고딕" w:eastAsia="맑은 고딕"/>
-          <w:sz w:val="21"/>
-        </w:rPr>
-        <w:t>**③** 안 오면 아래 원인 후보를 순서대로 확인한다.</w:t>
+          <w:b/>
+          <w:sz w:val="21"/>
+        </w:rPr>
+        <w:t xml:space="preserve">③</w:t>
+      </w:r>
+      <w:r>
+        <w:rPr>
+          <w:rFonts w:ascii="맑은 고딕" w:hAnsi="맑은 고딕" w:eastAsia="맑은 고딕"/>
+          <w:sz w:val="21"/>
+        </w:rPr>
+        <w:t xml:space="preserve"> 안 오면 아래 원인 후보를 순서대로 확인한다.</w:t>
       </w:r>
     </w:p>
     <w:p>
       <w:r>
         <w:rPr>
           <w:rFonts w:ascii="맑은 고딕" w:hAnsi="맑은 고딕" w:eastAsia="맑은 고딕"/>
-          <w:sz w:val="21"/>
-        </w:rPr>
-        <w:t>**원인 후보와 확인 방법**</w:t>
+          <w:b/>
+          <w:sz w:val="21"/>
+        </w:rPr>
+        <w:t xml:space="preserve">원인 후보와 확인 방법</w:t>
       </w:r>
     </w:p>
     <w:p>
       <w:r>
         <w:rPr>
           <w:rFonts w:ascii="맑은 고딕" w:hAnsi="맑은 고딕" w:eastAsia="맑은 고딕"/>
-          <w:sz w:val="21"/>
-        </w:rPr>
-        <w:t>**㉮ 내부 스키마다.** `SELECT * FROM dba_logstdby_skip WHERE owner='&lt;소유자&gt;'` → `INTERNAL SCHEMA` 규칙에 걸리면 복제되지 않는다. 실측에서 `system.lg_skip`이 `ORA-00942`였다.</w:t>
+          <w:b/>
+          <w:sz w:val="21"/>
+        </w:rPr>
+        <w:t xml:space="preserve">㉮ 내부 스키마다.</w:t>
+      </w:r>
+      <w:r>
+        <w:rPr>
+          <w:rFonts w:ascii="맑은 고딕" w:hAnsi="맑은 고딕" w:eastAsia="맑은 고딕"/>
+          <w:sz w:val="21"/>
+        </w:rPr>
+        <w:t xml:space="preserve"> </w:t>
+      </w:r>
+      <w:r>
+        <w:rPr>
+          <w:rFonts w:ascii="Consolas" w:hAnsi="Consolas" w:eastAsia="맑은 고딕"/>
+          <w:sz w:val="21"/>
+        </w:rPr>
+        <w:t xml:space="preserve">SELECT * FROM dba_logstdby_skip WHERE owner='&lt;소유자&gt;'</w:t>
+      </w:r>
+      <w:r>
+        <w:rPr>
+          <w:rFonts w:ascii="맑은 고딕" w:hAnsi="맑은 고딕" w:eastAsia="맑은 고딕"/>
+          <w:sz w:val="21"/>
+        </w:rPr>
+        <w:t xml:space="preserve"> → </w:t>
+      </w:r>
+      <w:r>
+        <w:rPr>
+          <w:rFonts w:ascii="Consolas" w:hAnsi="Consolas" w:eastAsia="맑은 고딕"/>
+          <w:sz w:val="21"/>
+        </w:rPr>
+        <w:t xml:space="preserve">INTERNAL SCHEMA</w:t>
+      </w:r>
+      <w:r>
+        <w:rPr>
+          <w:rFonts w:ascii="맑은 고딕" w:hAnsi="맑은 고딕" w:eastAsia="맑은 고딕"/>
+          <w:sz w:val="21"/>
+        </w:rPr>
+        <w:t xml:space="preserve"> 규칙에 걸리면 복제되지 않는다. 실측에서 </w:t>
+      </w:r>
+      <w:r>
+        <w:rPr>
+          <w:rFonts w:ascii="Consolas" w:hAnsi="Consolas" w:eastAsia="맑은 고딕"/>
+          <w:sz w:val="21"/>
+        </w:rPr>
+        <w:t xml:space="preserve">system.lg_skip</w:t>
+      </w:r>
+      <w:r>
+        <w:rPr>
+          <w:rFonts w:ascii="맑은 고딕" w:hAnsi="맑은 고딕" w:eastAsia="맑은 고딕"/>
+          <w:sz w:val="21"/>
+        </w:rPr>
+        <w:t xml:space="preserve">이 </w:t>
+      </w:r>
+      <w:r>
+        <w:rPr>
+          <w:rFonts w:ascii="Consolas" w:hAnsi="Consolas" w:eastAsia="맑은 고딕"/>
+          <w:sz w:val="21"/>
+        </w:rPr>
+        <w:t xml:space="preserve">ORA-00942</w:t>
+      </w:r>
+      <w:r>
+        <w:rPr>
+          <w:rFonts w:ascii="맑은 고딕" w:hAnsi="맑은 고딕" w:eastAsia="맑은 고딕"/>
+          <w:sz w:val="21"/>
+        </w:rPr>
+        <w:t xml:space="preserve">였다.</w:t>
       </w:r>
     </w:p>
     <w:p>
       <w:r>
         <w:rPr>
           <w:rFonts w:ascii="맑은 고딕" w:hAnsi="맑은 고딕" w:eastAsia="맑은 고딕"/>
-          <w:sz w:val="21"/>
-        </w:rPr>
-        <w:t>**㉯ SKIP 규칙을 걸어 두었다.** 같은 뷰에서 `SCHEMA_DDL`이나 `DML` 규칙이 있는지 본다.</w:t>
+          <w:b/>
+          <w:sz w:val="21"/>
+        </w:rPr>
+        <w:t xml:space="preserve">㉯ SKIP 규칙을 걸어 두었다.</w:t>
+      </w:r>
+      <w:r>
+        <w:rPr>
+          <w:rFonts w:ascii="맑은 고딕" w:hAnsi="맑은 고딕" w:eastAsia="맑은 고딕"/>
+          <w:sz w:val="21"/>
+        </w:rPr>
+        <w:t xml:space="preserve"> 같은 뷰에서 </w:t>
+      </w:r>
+      <w:r>
+        <w:rPr>
+          <w:rFonts w:ascii="Consolas" w:hAnsi="Consolas" w:eastAsia="맑은 고딕"/>
+          <w:sz w:val="21"/>
+        </w:rPr>
+        <w:t xml:space="preserve">SCHEMA_DDL</w:t>
+      </w:r>
+      <w:r>
+        <w:rPr>
+          <w:rFonts w:ascii="맑은 고딕" w:hAnsi="맑은 고딕" w:eastAsia="맑은 고딕"/>
+          <w:sz w:val="21"/>
+        </w:rPr>
+        <w:t xml:space="preserve">이나 </w:t>
+      </w:r>
+      <w:r>
+        <w:rPr>
+          <w:rFonts w:ascii="Consolas" w:hAnsi="Consolas" w:eastAsia="맑은 고딕"/>
+          <w:sz w:val="21"/>
+        </w:rPr>
+        <w:t xml:space="preserve">DML</w:t>
+      </w:r>
+      <w:r>
+        <w:rPr>
+          <w:rFonts w:ascii="맑은 고딕" w:hAnsi="맑은 고딕" w:eastAsia="맑은 고딕"/>
+          <w:sz w:val="21"/>
+        </w:rPr>
+        <w:t xml:space="preserve"> 규칙이 있는지 본다.</w:t>
       </w:r>
     </w:p>
     <w:p>
       <w:r>
         <w:rPr>
           <w:rFonts w:ascii="맑은 고딕" w:hAnsi="맑은 고딕" w:eastAsia="맑은 고딕"/>
-          <w:sz w:val="21"/>
-        </w:rPr>
-        <w:t>**㉰ 지원되지 않는 컬럼이 있다.** `SELECT * FROM dba_logstdby_unsupported WHERE owner='&lt;소유자&gt;'` → 나오면 **테이블은 있는데 데이터가 비어 있다.** 실측에서 `ROWID` 컬럼을 가진 `lgu.t_bad`의 `count(*)`가 0이었다. 오류가 아니라 0행이므로 특히 주의한다.</w:t>
+          <w:b/>
+          <w:sz w:val="21"/>
+        </w:rPr>
+        <w:t xml:space="preserve">㉰ 지원되지 않는 컬럼이 있다.</w:t>
+      </w:r>
+      <w:r>
+        <w:rPr>
+          <w:rFonts w:ascii="맑은 고딕" w:hAnsi="맑은 고딕" w:eastAsia="맑은 고딕"/>
+          <w:sz w:val="21"/>
+        </w:rPr>
+        <w:t xml:space="preserve"> </w:t>
+      </w:r>
+      <w:r>
+        <w:rPr>
+          <w:rFonts w:ascii="Consolas" w:hAnsi="Consolas" w:eastAsia="맑은 고딕"/>
+          <w:sz w:val="21"/>
+        </w:rPr>
+        <w:t xml:space="preserve">SELECT * FROM dba_logstdby_unsupported WHERE owner='&lt;소유자&gt;'</w:t>
+      </w:r>
+      <w:r>
+        <w:rPr>
+          <w:rFonts w:ascii="맑은 고딕" w:hAnsi="맑은 고딕" w:eastAsia="맑은 고딕"/>
+          <w:sz w:val="21"/>
+        </w:rPr>
+        <w:t xml:space="preserve"> → 나오면 </w:t>
+      </w:r>
+      <w:r>
+        <w:rPr>
+          <w:rFonts w:ascii="맑은 고딕" w:hAnsi="맑은 고딕" w:eastAsia="맑은 고딕"/>
+          <w:b/>
+          <w:sz w:val="21"/>
+        </w:rPr>
+        <w:t xml:space="preserve">테이블은 있는데 데이터가 비어 있다.</w:t>
+      </w:r>
+      <w:r>
+        <w:rPr>
+          <w:rFonts w:ascii="맑은 고딕" w:hAnsi="맑은 고딕" w:eastAsia="맑은 고딕"/>
+          <w:sz w:val="21"/>
+        </w:rPr>
+        <w:t xml:space="preserve"> 실측에서 </w:t>
+      </w:r>
+      <w:r>
+        <w:rPr>
+          <w:rFonts w:ascii="Consolas" w:hAnsi="Consolas" w:eastAsia="맑은 고딕"/>
+          <w:sz w:val="21"/>
+        </w:rPr>
+        <w:t xml:space="preserve">ROWID</w:t>
+      </w:r>
+      <w:r>
+        <w:rPr>
+          <w:rFonts w:ascii="맑은 고딕" w:hAnsi="맑은 고딕" w:eastAsia="맑은 고딕"/>
+          <w:sz w:val="21"/>
+        </w:rPr>
+        <w:t xml:space="preserve"> 컬럼을 가진 </w:t>
+      </w:r>
+      <w:r>
+        <w:rPr>
+          <w:rFonts w:ascii="Consolas" w:hAnsi="Consolas" w:eastAsia="맑은 고딕"/>
+          <w:sz w:val="21"/>
+        </w:rPr>
+        <w:t xml:space="preserve">lgu.t_bad</w:t>
+      </w:r>
+      <w:r>
+        <w:rPr>
+          <w:rFonts w:ascii="맑은 고딕" w:hAnsi="맑은 고딕" w:eastAsia="맑은 고딕"/>
+          <w:sz w:val="21"/>
+        </w:rPr>
+        <w:t xml:space="preserve">의 </w:t>
+      </w:r>
+      <w:r>
+        <w:rPr>
+          <w:rFonts w:ascii="Consolas" w:hAnsi="Consolas" w:eastAsia="맑은 고딕"/>
+          <w:sz w:val="21"/>
+        </w:rPr>
+        <w:t xml:space="preserve">count(*)</w:t>
+      </w:r>
+      <w:r>
+        <w:rPr>
+          <w:rFonts w:ascii="맑은 고딕" w:hAnsi="맑은 고딕" w:eastAsia="맑은 고딕"/>
+          <w:sz w:val="21"/>
+        </w:rPr>
+        <w:t xml:space="preserve">가 0이었다. 오류가 아니라 0행이므로 특히 주의한다.</w:t>
       </w:r>
     </w:p>
     <w:p>
       <w:r>
         <w:rPr>
           <w:rFonts w:ascii="맑은 고딕" w:hAnsi="맑은 고딕" w:eastAsia="맑은 고딕"/>
-          <w:sz w:val="21"/>
-        </w:rPr>
-        <w:t>**㉱ SQL Apply가 멈췄다.** `V$LOGSTDBY_STATE`가 `SQL APPLY NOT ON`이면 그 테이블만의 문제가 아니다.</w:t>
+          <w:b/>
+          <w:sz w:val="21"/>
+        </w:rPr>
+        <w:t xml:space="preserve">㉱ SQL Apply가 멈췄다.</w:t>
+      </w:r>
+      <w:r>
+        <w:rPr>
+          <w:rFonts w:ascii="맑은 고딕" w:hAnsi="맑은 고딕" w:eastAsia="맑은 고딕"/>
+          <w:sz w:val="21"/>
+        </w:rPr>
+        <w:t xml:space="preserve"> </w:t>
+      </w:r>
+      <w:r>
+        <w:rPr>
+          <w:rFonts w:ascii="Consolas" w:hAnsi="Consolas" w:eastAsia="맑은 고딕"/>
+          <w:sz w:val="21"/>
+        </w:rPr>
+        <w:t xml:space="preserve">V$LOGSTDBY_STATE</w:t>
+      </w:r>
+      <w:r>
+        <w:rPr>
+          <w:rFonts w:ascii="맑은 고딕" w:hAnsi="맑은 고딕" w:eastAsia="맑은 고딕"/>
+          <w:sz w:val="21"/>
+        </w:rPr>
+        <w:t xml:space="preserve">가 </w:t>
+      </w:r>
+      <w:r>
+        <w:rPr>
+          <w:rFonts w:ascii="Consolas" w:hAnsi="Consolas" w:eastAsia="맑은 고딕"/>
+          <w:sz w:val="21"/>
+        </w:rPr>
+        <w:t xml:space="preserve">SQL APPLY NOT ON</w:t>
+      </w:r>
+      <w:r>
+        <w:rPr>
+          <w:rFonts w:ascii="맑은 고딕" w:hAnsi="맑은 고딕" w:eastAsia="맑은 고딕"/>
+          <w:sz w:val="21"/>
+        </w:rPr>
+        <w:t xml:space="preserve">이면 그 테이블만의 문제가 아니다.</w:t>
       </w:r>
     </w:p>
     <w:p>
       <w:r>
         <w:rPr>
           <w:rFonts w:ascii="맑은 고딕" w:hAnsi="맑은 고딕" w:eastAsia="맑은 고딕"/>
-          <w:sz w:val="21"/>
-        </w:rPr>
-        <w:t>**㉲ 아직 안 왔다.** `DBA_LOGSTDBY_PROGRESS`의 격차를 본다. 밀려 있으면 기다린다.</w:t>
+          <w:b/>
+          <w:sz w:val="21"/>
+        </w:rPr>
+        <w:t xml:space="preserve">㉲ 아직 안 왔다.</w:t>
+      </w:r>
+      <w:r>
+        <w:rPr>
+          <w:rFonts w:ascii="맑은 고딕" w:hAnsi="맑은 고딕" w:eastAsia="맑은 고딕"/>
+          <w:sz w:val="21"/>
+        </w:rPr>
+        <w:t xml:space="preserve"> </w:t>
+      </w:r>
+      <w:r>
+        <w:rPr>
+          <w:rFonts w:ascii="Consolas" w:hAnsi="Consolas" w:eastAsia="맑은 고딕"/>
+          <w:sz w:val="21"/>
+        </w:rPr>
+        <w:t xml:space="preserve">DBA_LOGSTDBY_PROGRESS</w:t>
+      </w:r>
+      <w:r>
+        <w:rPr>
+          <w:rFonts w:ascii="맑은 고딕" w:hAnsi="맑은 고딕" w:eastAsia="맑은 고딕"/>
+          <w:sz w:val="21"/>
+        </w:rPr>
+        <w:t xml:space="preserve">의 격차를 본다. 밀려 있으면 기다린다.</w:t>
       </w:r>
     </w:p>
     <w:p>
       <w:r>
         <w:rPr>
           <w:rFonts w:ascii="맑은 고딕" w:hAnsi="맑은 고딕" w:eastAsia="맑은 고딕"/>
-          <w:sz w:val="21"/>
-        </w:rPr>
-        <w:t>**㉳ 트랜잭션을 건너뛰었다.** `DBA_LOGSTDBY_EVENTS`에 스킵 기록이 있는지 본다. `RECORD_SKIP_ERRORS`가 `TRUE`면 남는다.</w:t>
+          <w:b/>
+          <w:sz w:val="21"/>
+        </w:rPr>
+        <w:t xml:space="preserve">㉳ 트랜잭션을 건너뛰었다.</w:t>
+      </w:r>
+      <w:r>
+        <w:rPr>
+          <w:rFonts w:ascii="맑은 고딕" w:hAnsi="맑은 고딕" w:eastAsia="맑은 고딕"/>
+          <w:sz w:val="21"/>
+        </w:rPr>
+        <w:t xml:space="preserve"> </w:t>
+      </w:r>
+      <w:r>
+        <w:rPr>
+          <w:rFonts w:ascii="Consolas" w:hAnsi="Consolas" w:eastAsia="맑은 고딕"/>
+          <w:sz w:val="21"/>
+        </w:rPr>
+        <w:t xml:space="preserve">DBA_LOGSTDBY_EVENTS</w:t>
+      </w:r>
+      <w:r>
+        <w:rPr>
+          <w:rFonts w:ascii="맑은 고딕" w:hAnsi="맑은 고딕" w:eastAsia="맑은 고딕"/>
+          <w:sz w:val="21"/>
+        </w:rPr>
+        <w:t xml:space="preserve">에 스킵 기록이 있는지 본다. </w:t>
+      </w:r>
+      <w:r>
+        <w:rPr>
+          <w:rFonts w:ascii="Consolas" w:hAnsi="Consolas" w:eastAsia="맑은 고딕"/>
+          <w:sz w:val="21"/>
+        </w:rPr>
+        <w:t xml:space="preserve">RECORD_SKIP_ERRORS</w:t>
+      </w:r>
+      <w:r>
+        <w:rPr>
+          <w:rFonts w:ascii="맑은 고딕" w:hAnsi="맑은 고딕" w:eastAsia="맑은 고딕"/>
+          <w:sz w:val="21"/>
+        </w:rPr>
+        <w:t xml:space="preserve">가 </w:t>
+      </w:r>
+      <w:r>
+        <w:rPr>
+          <w:rFonts w:ascii="Consolas" w:hAnsi="Consolas" w:eastAsia="맑은 고딕"/>
+          <w:sz w:val="21"/>
+        </w:rPr>
+        <w:t xml:space="preserve">TRUE</w:t>
+      </w:r>
+      <w:r>
+        <w:rPr>
+          <w:rFonts w:ascii="맑은 고딕" w:hAnsi="맑은 고딕" w:eastAsia="맑은 고딕"/>
+          <w:sz w:val="21"/>
+        </w:rPr>
+        <w:t xml:space="preserve">면 남는다.</w:t>
       </w:r>
     </w:p>
     <w:p>
       <w:r>
         <w:rPr>
           <w:rFonts w:ascii="맑은 고딕" w:hAnsi="맑은 고딕" w:eastAsia="맑은 고딕"/>
-          <w:sz w:val="21"/>
-        </w:rPr>
-        <w:t>**구별 요령** — 테이블 자체가 없으면 ㉮㉯, 테이블은 있는데 비어 있으면 ㉰, 일부만 오면 ㉱㉲㉳다.</w:t>
+          <w:b/>
+          <w:sz w:val="21"/>
+        </w:rPr>
+        <w:t xml:space="preserve">구별 요령</w:t>
+      </w:r>
+      <w:r>
+        <w:rPr>
+          <w:rFonts w:ascii="맑은 고딕" w:hAnsi="맑은 고딕" w:eastAsia="맑은 고딕"/>
+          <w:sz w:val="21"/>
+        </w:rPr>
+        <w:t xml:space="preserve"> — 테이블 자체가 없으면 ㉮㉯, 테이블은 있는데 비어 있으면 ㉰, 일부만 오면 ㉱㉲㉳다.</w:t>
       </w:r>
     </w:p>
     <w:p>
@@ -1811,27 +5422,128 @@
       <w:r>
         <w:rPr>
           <w:rFonts w:ascii="맑은 고딕" w:hAnsi="맑은 고딕" w:eastAsia="맑은 고딕"/>
-          <w:sz w:val="21"/>
-        </w:rPr>
-        <w:t>**① 멈췄는지 확인한다.** `V$LOGSTDBY_STATE` → `SQL APPLY NOT ON`. `V$LOGSTDBY_PROCESS`가 0행.</w:t>
+          <w:b/>
+          <w:sz w:val="21"/>
+        </w:rPr>
+        <w:t xml:space="preserve">① 멈췄는지 확인한다.</w:t>
+      </w:r>
+      <w:r>
+        <w:rPr>
+          <w:rFonts w:ascii="맑은 고딕" w:hAnsi="맑은 고딕" w:eastAsia="맑은 고딕"/>
+          <w:sz w:val="21"/>
+        </w:rPr>
+        <w:t xml:space="preserve"> </w:t>
+      </w:r>
+      <w:r>
+        <w:rPr>
+          <w:rFonts w:ascii="Consolas" w:hAnsi="Consolas" w:eastAsia="맑은 고딕"/>
+          <w:sz w:val="21"/>
+        </w:rPr>
+        <w:t xml:space="preserve">V$LOGSTDBY_STATE</w:t>
+      </w:r>
+      <w:r>
+        <w:rPr>
+          <w:rFonts w:ascii="맑은 고딕" w:hAnsi="맑은 고딕" w:eastAsia="맑은 고딕"/>
+          <w:sz w:val="21"/>
+        </w:rPr>
+        <w:t xml:space="preserve"> → </w:t>
+      </w:r>
+      <w:r>
+        <w:rPr>
+          <w:rFonts w:ascii="Consolas" w:hAnsi="Consolas" w:eastAsia="맑은 고딕"/>
+          <w:sz w:val="21"/>
+        </w:rPr>
+        <w:t xml:space="preserve">SQL APPLY NOT ON</w:t>
+      </w:r>
+      <w:r>
+        <w:rPr>
+          <w:rFonts w:ascii="맑은 고딕" w:hAnsi="맑은 고딕" w:eastAsia="맑은 고딕"/>
+          <w:sz w:val="21"/>
+        </w:rPr>
+        <w:t xml:space="preserve">. </w:t>
+      </w:r>
+      <w:r>
+        <w:rPr>
+          <w:rFonts w:ascii="Consolas" w:hAnsi="Consolas" w:eastAsia="맑은 고딕"/>
+          <w:sz w:val="21"/>
+        </w:rPr>
+        <w:t xml:space="preserve">V$LOGSTDBY_PROCESS</w:t>
+      </w:r>
+      <w:r>
+        <w:rPr>
+          <w:rFonts w:ascii="맑은 고딕" w:hAnsi="맑은 고딕" w:eastAsia="맑은 고딕"/>
+          <w:sz w:val="21"/>
+        </w:rPr>
+        <w:t xml:space="preserve">가 0행.</w:t>
       </w:r>
     </w:p>
     <w:p>
       <w:r>
         <w:rPr>
           <w:rFonts w:ascii="맑은 고딕" w:hAnsi="맑은 고딕" w:eastAsia="맑은 고딕"/>
-          <w:sz w:val="21"/>
-        </w:rPr>
-        <w:t>**② 원인을 읽는다.** `SET LONG 4000` 후 `DBA_LOGSTDBY_EVENTS`를 `status_code &lt;&gt; 0` 조건으로 최근 순 조회.</w:t>
+          <w:b/>
+          <w:sz w:val="21"/>
+        </w:rPr>
+        <w:t xml:space="preserve">② 원인을 읽는다.</w:t>
+      </w:r>
+      <w:r>
+        <w:rPr>
+          <w:rFonts w:ascii="맑은 고딕" w:hAnsi="맑은 고딕" w:eastAsia="맑은 고딕"/>
+          <w:sz w:val="21"/>
+        </w:rPr>
+        <w:t xml:space="preserve"> </w:t>
+      </w:r>
+      <w:r>
+        <w:rPr>
+          <w:rFonts w:ascii="Consolas" w:hAnsi="Consolas" w:eastAsia="맑은 고딕"/>
+          <w:sz w:val="21"/>
+        </w:rPr>
+        <w:t xml:space="preserve">SET LONG 4000</w:t>
+      </w:r>
+      <w:r>
+        <w:rPr>
+          <w:rFonts w:ascii="맑은 고딕" w:hAnsi="맑은 고딕" w:eastAsia="맑은 고딕"/>
+          <w:sz w:val="21"/>
+        </w:rPr>
+        <w:t xml:space="preserve"> 후 </w:t>
+      </w:r>
+      <w:r>
+        <w:rPr>
+          <w:rFonts w:ascii="Consolas" w:hAnsi="Consolas" w:eastAsia="맑은 고딕"/>
+          <w:sz w:val="21"/>
+        </w:rPr>
+        <w:t xml:space="preserve">DBA_LOGSTDBY_EVENTS</w:t>
+      </w:r>
+      <w:r>
+        <w:rPr>
+          <w:rFonts w:ascii="맑은 고딕" w:hAnsi="맑은 고딕" w:eastAsia="맑은 고딕"/>
+          <w:sz w:val="21"/>
+        </w:rPr>
+        <w:t xml:space="preserve">를 </w:t>
+      </w:r>
+      <w:r>
+        <w:rPr>
+          <w:rFonts w:ascii="Consolas" w:hAnsi="Consolas" w:eastAsia="맑은 고딕"/>
+          <w:sz w:val="21"/>
+        </w:rPr>
+        <w:t xml:space="preserve">status_code &lt;&gt; 0</w:t>
+      </w:r>
+      <w:r>
+        <w:rPr>
+          <w:rFonts w:ascii="맑은 고딕" w:hAnsi="맑은 고딕" w:eastAsia="맑은 고딕"/>
+          <w:sz w:val="21"/>
+        </w:rPr>
+        <w:t xml:space="preserve"> 조건으로 최근 순 조회.</w:t>
       </w:r>
     </w:p>
     <w:p>
       <w:r>
         <w:rPr>
           <w:rFonts w:ascii="맑은 고딕" w:hAnsi="맑은 고딕" w:eastAsia="맑은 고딕"/>
-          <w:sz w:val="21"/>
-        </w:rPr>
-        <w:t>**③ 오류에 따라 분기한다.**</w:t>
+          <w:b/>
+          <w:sz w:val="21"/>
+        </w:rPr>
+        <w:t xml:space="preserve">③ 오류에 따라 분기한다.</w:t>
       </w:r>
     </w:p>
     <w:p>
@@ -1840,7 +5552,44 @@
           <w:rFonts w:ascii="맑은 고딕" w:hAnsi="맑은 고딕" w:eastAsia="맑은 고딕"/>
           <w:sz w:val="21"/>
         </w:rPr>
-        <w:t>· **ORA-26676**(컬럼 수 불일치) → 양쪽 `ALL_TAB_COLUMNS`를 대조하고 구조를 맞춘다. 고친 뒤 **이벤트를 다시 읽는다.**</w:t>
+        <w:t xml:space="preserve">· </w:t>
+      </w:r>
+      <w:r>
+        <w:rPr>
+          <w:rFonts w:ascii="맑은 고딕" w:hAnsi="맑은 고딕" w:eastAsia="맑은 고딕"/>
+          <w:b/>
+          <w:sz w:val="21"/>
+        </w:rPr>
+        <w:t xml:space="preserve">ORA-26676</w:t>
+      </w:r>
+      <w:r>
+        <w:rPr>
+          <w:rFonts w:ascii="맑은 고딕" w:hAnsi="맑은 고딕" w:eastAsia="맑은 고딕"/>
+          <w:sz w:val="21"/>
+        </w:rPr>
+        <w:t xml:space="preserve">(컬럼 수 불일치) → 양쪽 </w:t>
+      </w:r>
+      <w:r>
+        <w:rPr>
+          <w:rFonts w:ascii="Consolas" w:hAnsi="Consolas" w:eastAsia="맑은 고딕"/>
+          <w:sz w:val="21"/>
+        </w:rPr>
+        <w:t xml:space="preserve">ALL_TAB_COLUMNS</w:t>
+      </w:r>
+      <w:r>
+        <w:rPr>
+          <w:rFonts w:ascii="맑은 고딕" w:hAnsi="맑은 고딕" w:eastAsia="맑은 고딕"/>
+          <w:sz w:val="21"/>
+        </w:rPr>
+        <w:t xml:space="preserve">를 대조하고 구조를 맞춘다. 고친 뒤 </w:t>
+      </w:r>
+      <w:r>
+        <w:rPr>
+          <w:rFonts w:ascii="맑은 고딕" w:hAnsi="맑은 고딕" w:eastAsia="맑은 고딕"/>
+          <w:b/>
+          <w:sz w:val="21"/>
+        </w:rPr>
+        <w:t xml:space="preserve">이벤트를 다시 읽는다.</w:t>
       </w:r>
     </w:p>
     <w:p>
@@ -1849,7 +5598,36 @@
           <w:rFonts w:ascii="맑은 고딕" w:hAnsi="맑은 고딕" w:eastAsia="맑은 고딕"/>
           <w:sz w:val="21"/>
         </w:rPr>
-        <w:t>· **ORA-26786**(값 충돌) → `DBMS_LOGSTDBY.INSTANTIATE_TABLE`로 재적재한다.</w:t>
+        <w:t xml:space="preserve">· </w:t>
+      </w:r>
+      <w:r>
+        <w:rPr>
+          <w:rFonts w:ascii="맑은 고딕" w:hAnsi="맑은 고딕" w:eastAsia="맑은 고딕"/>
+          <w:b/>
+          <w:sz w:val="21"/>
+        </w:rPr>
+        <w:t xml:space="preserve">ORA-26786</w:t>
+      </w:r>
+      <w:r>
+        <w:rPr>
+          <w:rFonts w:ascii="맑은 고딕" w:hAnsi="맑은 고딕" w:eastAsia="맑은 고딕"/>
+          <w:sz w:val="21"/>
+        </w:rPr>
+        <w:t xml:space="preserve">(값 충돌) → </w:t>
+      </w:r>
+      <w:r>
+        <w:rPr>
+          <w:rFonts w:ascii="Consolas" w:hAnsi="Consolas" w:eastAsia="맑은 고딕"/>
+          <w:sz w:val="21"/>
+        </w:rPr>
+        <w:t xml:space="preserve">DBMS_LOGSTDBY.INSTANTIATE_TABLE</w:t>
+      </w:r>
+      <w:r>
+        <w:rPr>
+          <w:rFonts w:ascii="맑은 고딕" w:hAnsi="맑은 고딕" w:eastAsia="맑은 고딕"/>
+          <w:sz w:val="21"/>
+        </w:rPr>
+        <w:t xml:space="preserve">로 재적재한다.</w:t>
       </w:r>
     </w:p>
     <w:p>
@@ -1858,7 +5636,22 @@
           <w:rFonts w:ascii="맑은 고딕" w:hAnsi="맑은 고딕" w:eastAsia="맑은 고딕"/>
           <w:sz w:val="21"/>
         </w:rPr>
-        <w:t>· **ORA-16222**(자동 재시도) → 이것은 결과이지 원인이 아니다. 그 앞의 오류를 본다.</w:t>
+        <w:t xml:space="preserve">· </w:t>
+      </w:r>
+      <w:r>
+        <w:rPr>
+          <w:rFonts w:ascii="맑은 고딕" w:hAnsi="맑은 고딕" w:eastAsia="맑은 고딕"/>
+          <w:b/>
+          <w:sz w:val="21"/>
+        </w:rPr>
+        <w:t xml:space="preserve">ORA-16222</w:t>
+      </w:r>
+      <w:r>
+        <w:rPr>
+          <w:rFonts w:ascii="맑은 고딕" w:hAnsi="맑은 고딕" w:eastAsia="맑은 고딕"/>
+          <w:sz w:val="21"/>
+        </w:rPr>
+        <w:t xml:space="preserve">(자동 재시도) → 이것은 결과이지 원인이 아니다. 그 앞의 오류를 본다.</w:t>
       </w:r>
     </w:p>
     <w:p>
@@ -1867,7 +5660,36 @@
           <w:rFonts w:ascii="맑은 고딕" w:hAnsi="맑은 고딕" w:eastAsia="맑은 고딕"/>
           <w:sz w:val="21"/>
         </w:rPr>
-        <w:t>· **적용 오류가 특정 트랜잭션에 국한된다면** → `DBMS_LOGSTDBY.SKIP_TRANSACTION`으로 건너뛴다. 다만 그 트랜잭션의 변경은 영영 반영되지 않으므로 최후의 수단이다.</w:t>
+        <w:t xml:space="preserve">· </w:t>
+      </w:r>
+      <w:r>
+        <w:rPr>
+          <w:rFonts w:ascii="맑은 고딕" w:hAnsi="맑은 고딕" w:eastAsia="맑은 고딕"/>
+          <w:b/>
+          <w:sz w:val="21"/>
+        </w:rPr>
+        <w:t xml:space="preserve">적용 오류가 특정 트랜잭션에 국한된다면</w:t>
+      </w:r>
+      <w:r>
+        <w:rPr>
+          <w:rFonts w:ascii="맑은 고딕" w:hAnsi="맑은 고딕" w:eastAsia="맑은 고딕"/>
+          <w:sz w:val="21"/>
+        </w:rPr>
+        <w:t xml:space="preserve"> → </w:t>
+      </w:r>
+      <w:r>
+        <w:rPr>
+          <w:rFonts w:ascii="Consolas" w:hAnsi="Consolas" w:eastAsia="맑은 고딕"/>
+          <w:sz w:val="21"/>
+        </w:rPr>
+        <w:t xml:space="preserve">DBMS_LOGSTDBY.SKIP_TRANSACTION</w:t>
+      </w:r>
+      <w:r>
+        <w:rPr>
+          <w:rFonts w:ascii="맑은 고딕" w:hAnsi="맑은 고딕" w:eastAsia="맑은 고딕"/>
+          <w:sz w:val="21"/>
+        </w:rPr>
+        <w:t xml:space="preserve">으로 건너뛴다. 다만 그 트랜잭션의 변경은 영영 반영되지 않으므로 최후의 수단이다.</w:t>
       </w:r>
     </w:p>
     <w:p>
@@ -1876,34 +5698,172 @@
           <w:rFonts w:ascii="맑은 고딕" w:hAnsi="맑은 고딕" w:eastAsia="맑은 고딕"/>
           <w:sz w:val="21"/>
         </w:rPr>
-        <w:t>· **오류가 없는데 멈춰 있다면** → 전송이 끊겼을 수 있다. `V$DATAGUARD_STATS`의 `transport lag`을 본다.</w:t>
+        <w:t xml:space="preserve">· </w:t>
+      </w:r>
+      <w:r>
+        <w:rPr>
+          <w:rFonts w:ascii="맑은 고딕" w:hAnsi="맑은 고딕" w:eastAsia="맑은 고딕"/>
+          <w:b/>
+          <w:sz w:val="21"/>
+        </w:rPr>
+        <w:t xml:space="preserve">오류가 없는데 멈춰 있다면</w:t>
+      </w:r>
+      <w:r>
+        <w:rPr>
+          <w:rFonts w:ascii="맑은 고딕" w:hAnsi="맑은 고딕" w:eastAsia="맑은 고딕"/>
+          <w:sz w:val="21"/>
+        </w:rPr>
+        <w:t xml:space="preserve"> → 전송이 끊겼을 수 있다. </w:t>
+      </w:r>
+      <w:r>
+        <w:rPr>
+          <w:rFonts w:ascii="Consolas" w:hAnsi="Consolas" w:eastAsia="맑은 고딕"/>
+          <w:sz w:val="21"/>
+        </w:rPr>
+        <w:t xml:space="preserve">V$DATAGUARD_STATS</w:t>
+      </w:r>
+      <w:r>
+        <w:rPr>
+          <w:rFonts w:ascii="맑은 고딕" w:hAnsi="맑은 고딕" w:eastAsia="맑은 고딕"/>
+          <w:sz w:val="21"/>
+        </w:rPr>
+        <w:t xml:space="preserve">의 </w:t>
+      </w:r>
+      <w:r>
+        <w:rPr>
+          <w:rFonts w:ascii="Consolas" w:hAnsi="Consolas" w:eastAsia="맑은 고딕"/>
+          <w:sz w:val="21"/>
+        </w:rPr>
+        <w:t xml:space="preserve">transport lag</w:t>
+      </w:r>
+      <w:r>
+        <w:rPr>
+          <w:rFonts w:ascii="맑은 고딕" w:hAnsi="맑은 고딕" w:eastAsia="맑은 고딕"/>
+          <w:sz w:val="21"/>
+        </w:rPr>
+        <w:t xml:space="preserve">을 본다.</w:t>
       </w:r>
     </w:p>
     <w:p>
       <w:r>
         <w:rPr>
           <w:rFonts w:ascii="맑은 고딕" w:hAnsi="맑은 고딕" w:eastAsia="맑은 고딕"/>
-          <w:sz w:val="21"/>
-        </w:rPr>
-        <w:t>**④ 재적재가 필요하면 준비한다.** 가드를 `CDB$ROOT`에서 `STANDBY`로 완화(PDB에서는 ORA-65040), 링크 확인, 권한 확인(없으면 ORA-31631).</w:t>
+          <w:b/>
+          <w:sz w:val="21"/>
+        </w:rPr>
+        <w:t xml:space="preserve">④ 재적재가 필요하면 준비한다.</w:t>
+      </w:r>
+      <w:r>
+        <w:rPr>
+          <w:rFonts w:ascii="맑은 고딕" w:hAnsi="맑은 고딕" w:eastAsia="맑은 고딕"/>
+          <w:sz w:val="21"/>
+        </w:rPr>
+        <w:t xml:space="preserve"> 가드를 </w:t>
+      </w:r>
+      <w:r>
+        <w:rPr>
+          <w:rFonts w:ascii="Consolas" w:hAnsi="Consolas" w:eastAsia="맑은 고딕"/>
+          <w:sz w:val="21"/>
+        </w:rPr>
+        <w:t xml:space="preserve">CDB$ROOT</w:t>
+      </w:r>
+      <w:r>
+        <w:rPr>
+          <w:rFonts w:ascii="맑은 고딕" w:hAnsi="맑은 고딕" w:eastAsia="맑은 고딕"/>
+          <w:sz w:val="21"/>
+        </w:rPr>
+        <w:t xml:space="preserve">에서 </w:t>
+      </w:r>
+      <w:r>
+        <w:rPr>
+          <w:rFonts w:ascii="Consolas" w:hAnsi="Consolas" w:eastAsia="맑은 고딕"/>
+          <w:sz w:val="21"/>
+        </w:rPr>
+        <w:t xml:space="preserve">STANDBY</w:t>
+      </w:r>
+      <w:r>
+        <w:rPr>
+          <w:rFonts w:ascii="맑은 고딕" w:hAnsi="맑은 고딕" w:eastAsia="맑은 고딕"/>
+          <w:sz w:val="21"/>
+        </w:rPr>
+        <w:t xml:space="preserve">로 완화(PDB에서는 ORA-65040), 링크 확인, 권한 확인(없으면 ORA-31631).</w:t>
       </w:r>
     </w:p>
     <w:p>
       <w:r>
         <w:rPr>
           <w:rFonts w:ascii="맑은 고딕" w:hAnsi="맑은 고딕" w:eastAsia="맑은 고딕"/>
-          <w:sz w:val="21"/>
-        </w:rPr>
-        <w:t>**⑤ 재개한다.** `ALTER DATABASE START LOGICAL STANDBY APPLY IMMEDIATE`.</w:t>
+          <w:b/>
+          <w:sz w:val="21"/>
+        </w:rPr>
+        <w:t xml:space="preserve">⑤ 재개한다.</w:t>
+      </w:r>
+      <w:r>
+        <w:rPr>
+          <w:rFonts w:ascii="맑은 고딕" w:hAnsi="맑은 고딕" w:eastAsia="맑은 고딕"/>
+          <w:sz w:val="21"/>
+        </w:rPr>
+        <w:t xml:space="preserve"> </w:t>
+      </w:r>
+      <w:r>
+        <w:rPr>
+          <w:rFonts w:ascii="Consolas" w:hAnsi="Consolas" w:eastAsia="맑은 고딕"/>
+          <w:sz w:val="21"/>
+        </w:rPr>
+        <w:t xml:space="preserve">ALTER DATABASE START LOGICAL STANDBY APPLY IMMEDIATE</w:t>
+      </w:r>
+      <w:r>
+        <w:rPr>
+          <w:rFonts w:ascii="맑은 고딕" w:hAnsi="맑은 고딕" w:eastAsia="맑은 고딕"/>
+          <w:sz w:val="21"/>
+        </w:rPr>
+        <w:t xml:space="preserve">.</w:t>
       </w:r>
     </w:p>
     <w:p>
       <w:r>
         <w:rPr>
           <w:rFonts w:ascii="맑은 고딕" w:hAnsi="맑은 고딕" w:eastAsia="맑은 고딕"/>
-          <w:sz w:val="21"/>
-        </w:rPr>
-        <w:t>**⑥ 검증한다.** `STATE = IDLE`, 프로세스 6종, 격차 감소, 그리고 **데이터로 종단 확인**.</w:t>
+          <w:b/>
+          <w:sz w:val="21"/>
+        </w:rPr>
+        <w:t xml:space="preserve">⑥ 검증한다.</w:t>
+      </w:r>
+      <w:r>
+        <w:rPr>
+          <w:rFonts w:ascii="맑은 고딕" w:hAnsi="맑은 고딕" w:eastAsia="맑은 고딕"/>
+          <w:sz w:val="21"/>
+        </w:rPr>
+        <w:t xml:space="preserve"> </w:t>
+      </w:r>
+      <w:r>
+        <w:rPr>
+          <w:rFonts w:ascii="Consolas" w:hAnsi="Consolas" w:eastAsia="맑은 고딕"/>
+          <w:sz w:val="21"/>
+        </w:rPr>
+        <w:t xml:space="preserve">STATE = IDLE</w:t>
+      </w:r>
+      <w:r>
+        <w:rPr>
+          <w:rFonts w:ascii="맑은 고딕" w:hAnsi="맑은 고딕" w:eastAsia="맑은 고딕"/>
+          <w:sz w:val="21"/>
+        </w:rPr>
+        <w:t xml:space="preserve">, 프로세스 6종, 격차 감소, 그리고 </w:t>
+      </w:r>
+      <w:r>
+        <w:rPr>
+          <w:rFonts w:ascii="맑은 고딕" w:hAnsi="맑은 고딕" w:eastAsia="맑은 고딕"/>
+          <w:b/>
+          <w:sz w:val="21"/>
+        </w:rPr>
+        <w:t xml:space="preserve">데이터로 종단 확인</w:t>
+      </w:r>
+      <w:r>
+        <w:rPr>
+          <w:rFonts w:ascii="맑은 고딕" w:hAnsi="맑은 고딕" w:eastAsia="맑은 고딕"/>
+          <w:sz w:val="21"/>
+        </w:rPr>
+        <w:t xml:space="preserve">.</w:t>
       </w:r>
     </w:p>
     <w:p>
@@ -1938,18 +5898,40 @@
       <w:r>
         <w:rPr>
           <w:rFonts w:ascii="맑은 고딕" w:hAnsi="맑은 고딕" w:eastAsia="맑은 고딕"/>
-          <w:sz w:val="21"/>
-        </w:rPr>
-        <w:t>**① 지금 어디에 접속해 있는지 확인한다.**</w:t>
+          <w:b/>
+          <w:sz w:val="21"/>
+        </w:rPr>
+        <w:t xml:space="preserve">① 지금 어디에 접속해 있는지 확인한다.</w:t>
       </w:r>
     </w:p>
     <w:p>
       <w:r>
         <w:rPr>
-          <w:rFonts w:ascii="맑은 고딕" w:hAnsi="맑은 고딕" w:eastAsia="맑은 고딕"/>
-          <w:sz w:val="21"/>
-        </w:rPr>
-        <w:t>`SELECT sys_context('userenv','con_name') FROM dual` 또는 `SHOW CON_NAME`.</w:t>
+          <w:rFonts w:ascii="Consolas" w:hAnsi="Consolas" w:eastAsia="맑은 고딕"/>
+          <w:sz w:val="21"/>
+        </w:rPr>
+        <w:t xml:space="preserve">SELECT sys_context('userenv','con_name') FROM dual</w:t>
+      </w:r>
+      <w:r>
+        <w:rPr>
+          <w:rFonts w:ascii="맑은 고딕" w:hAnsi="맑은 고딕" w:eastAsia="맑은 고딕"/>
+          <w:sz w:val="21"/>
+        </w:rPr>
+        <w:t xml:space="preserve"> 또는 </w:t>
+      </w:r>
+      <w:r>
+        <w:rPr>
+          <w:rFonts w:ascii="Consolas" w:hAnsi="Consolas" w:eastAsia="맑은 고딕"/>
+          <w:sz w:val="21"/>
+        </w:rPr>
+        <w:t xml:space="preserve">SHOW CON_NAME</w:t>
+      </w:r>
+      <w:r>
+        <w:rPr>
+          <w:rFonts w:ascii="맑은 고딕" w:hAnsi="맑은 고딕" w:eastAsia="맑은 고딕"/>
+          <w:sz w:val="21"/>
+        </w:rPr>
+        <w:t xml:space="preserve">.</w:t>
       </w:r>
     </w:p>
     <w:p>
@@ -1958,16 +5940,31 @@
           <w:rFonts w:ascii="맑은 고딕" w:hAnsi="맑은 고딕" w:eastAsia="맑은 고딕"/>
           <w:sz w:val="21"/>
         </w:rPr>
-        <w:t>가드는 CDB 전체 설정이므로 `CDB$ROOT`에서 바꿔야 하고(ORA-65040), 스키마 작업은 해당 PDB에서 해야 한다.</w:t>
+        <w:t xml:space="preserve">가드는 CDB 전체 설정이므로 </w:t>
+      </w:r>
+      <w:r>
+        <w:rPr>
+          <w:rFonts w:ascii="Consolas" w:hAnsi="Consolas" w:eastAsia="맑은 고딕"/>
+          <w:sz w:val="21"/>
+        </w:rPr>
+        <w:t xml:space="preserve">CDB$ROOT</w:t>
+      </w:r>
+      <w:r>
+        <w:rPr>
+          <w:rFonts w:ascii="맑은 고딕" w:hAnsi="맑은 고딕" w:eastAsia="맑은 고딕"/>
+          <w:sz w:val="21"/>
+        </w:rPr>
+        <w:t xml:space="preserve">에서 바꿔야 하고(ORA-65040), 스키마 작업은 해당 PDB에서 해야 한다.</w:t>
       </w:r>
     </w:p>
     <w:p>
       <w:r>
         <w:rPr>
           <w:rFonts w:ascii="맑은 고딕" w:hAnsi="맑은 고딕" w:eastAsia="맑은 고딕"/>
-          <w:sz w:val="21"/>
-        </w:rPr>
-        <w:t>**② 지금 무엇을 만지려는지 확인한다.**</w:t>
+          <w:b/>
+          <w:sz w:val="21"/>
+        </w:rPr>
+        <w:t xml:space="preserve">② 지금 무엇을 만지려는지 확인한다.</w:t>
       </w:r>
     </w:p>
     <w:p>
@@ -1976,7 +5973,29 @@
           <w:rFonts w:ascii="맑은 고딕" w:hAnsi="맑은 고딕" w:eastAsia="맑은 고딕"/>
           <w:sz w:val="21"/>
         </w:rPr>
-        <w:t>그 스키마가 복제 대상인지 본다. `DBA_LOGSTDBY_SKIP`에 없으면 복제 대상이다. 복제 대상 테이블의 **구조를 바꾸는 작업은 하지 않는다.**</w:t>
+        <w:t xml:space="preserve">그 스키마가 복제 대상인지 본다. </w:t>
+      </w:r>
+      <w:r>
+        <w:rPr>
+          <w:rFonts w:ascii="Consolas" w:hAnsi="Consolas" w:eastAsia="맑은 고딕"/>
+          <w:sz w:val="21"/>
+        </w:rPr>
+        <w:t xml:space="preserve">DBA_LOGSTDBY_SKIP</w:t>
+      </w:r>
+      <w:r>
+        <w:rPr>
+          <w:rFonts w:ascii="맑은 고딕" w:hAnsi="맑은 고딕" w:eastAsia="맑은 고딕"/>
+          <w:sz w:val="21"/>
+        </w:rPr>
+        <w:t xml:space="preserve">에 없으면 복제 대상이다. 복제 대상 테이블의 </w:t>
+      </w:r>
+      <w:r>
+        <w:rPr>
+          <w:rFonts w:ascii="맑은 고딕" w:hAnsi="맑은 고딕" w:eastAsia="맑은 고딕"/>
+          <w:b/>
+          <w:sz w:val="21"/>
+        </w:rPr>
+        <w:t xml:space="preserve">구조를 바꾸는 작업은 하지 않는다.</w:t>
       </w:r>
     </w:p>
     <w:p>
@@ -1992,9 +6011,10 @@
       <w:r>
         <w:rPr>
           <w:rFonts w:ascii="맑은 고딕" w:hAnsi="맑은 고딕" w:eastAsia="맑은 고딕"/>
-          <w:sz w:val="21"/>
-        </w:rPr>
-        <w:t>**③ SYS로 하지 않는다.**</w:t>
+          <w:b/>
+          <w:sz w:val="21"/>
+        </w:rPr>
+        <w:t xml:space="preserve">③ SYS로 하지 않는다.</w:t>
       </w:r>
     </w:p>
     <w:p>
@@ -2003,34 +6023,71 @@
           <w:rFonts w:ascii="맑은 고딕" w:hAnsi="맑은 고딕" w:eastAsia="맑은 고딕"/>
           <w:sz w:val="21"/>
         </w:rPr>
-        <w:t>SYS는 가드를 통과하므로 실수를 막아 주지 않는다. 전용 계정에 `GRANT ALTER DATABASE`를 주고 `ALTER SESSION DISABLE GUARD`로 세션 단위로 푼다. 권한이 없으면 ORA-01031이 나므로 의식적인 행위가 된다.</w:t>
+        <w:t xml:space="preserve">SYS는 가드를 통과하므로 실수를 막아 주지 않는다. 전용 계정에 </w:t>
+      </w:r>
+      <w:r>
+        <w:rPr>
+          <w:rFonts w:ascii="Consolas" w:hAnsi="Consolas" w:eastAsia="맑은 고딕"/>
+          <w:sz w:val="21"/>
+        </w:rPr>
+        <w:t xml:space="preserve">GRANT ALTER DATABASE</w:t>
+      </w:r>
+      <w:r>
+        <w:rPr>
+          <w:rFonts w:ascii="맑은 고딕" w:hAnsi="맑은 고딕" w:eastAsia="맑은 고딕"/>
+          <w:sz w:val="21"/>
+        </w:rPr>
+        <w:t xml:space="preserve">를 주고 </w:t>
+      </w:r>
+      <w:r>
+        <w:rPr>
+          <w:rFonts w:ascii="Consolas" w:hAnsi="Consolas" w:eastAsia="맑은 고딕"/>
+          <w:sz w:val="21"/>
+        </w:rPr>
+        <w:t xml:space="preserve">ALTER SESSION DISABLE GUARD</w:t>
+      </w:r>
+      <w:r>
+        <w:rPr>
+          <w:rFonts w:ascii="맑은 고딕" w:hAnsi="맑은 고딕" w:eastAsia="맑은 고딕"/>
+          <w:sz w:val="21"/>
+        </w:rPr>
+        <w:t xml:space="preserve">로 세션 단위로 푼다. 권한이 없으면 ORA-01031이 나므로 의식적인 행위가 된다.</w:t>
       </w:r>
     </w:p>
     <w:p>
       <w:r>
         <w:rPr>
           <w:rFonts w:ascii="맑은 고딕" w:hAnsi="맑은 고딕" w:eastAsia="맑은 고딕"/>
-          <w:sz w:val="21"/>
-        </w:rPr>
-        <w:t>**④ 가드를 전체로 풀지 않는다.**</w:t>
+          <w:b/>
+          <w:sz w:val="21"/>
+        </w:rPr>
+        <w:t xml:space="preserve">④ 가드를 전체로 풀지 않는다.</w:t>
       </w:r>
     </w:p>
     <w:p>
       <w:r>
         <w:rPr>
-          <w:rFonts w:ascii="맑은 고딕" w:hAnsi="맑은 고딕" w:eastAsia="맑은 고딕"/>
-          <w:sz w:val="21"/>
-        </w:rPr>
-        <w:t>`ALTER DATABASE GUARD NONE`은 다시 켤 때까지 데이터베이스 전체가 열려 있다. 세션 단위가 훨씬 안전하다.</w:t>
+          <w:rFonts w:ascii="Consolas" w:hAnsi="Consolas" w:eastAsia="맑은 고딕"/>
+          <w:sz w:val="21"/>
+        </w:rPr>
+        <w:t xml:space="preserve">ALTER DATABASE GUARD NONE</w:t>
+      </w:r>
+      <w:r>
+        <w:rPr>
+          <w:rFonts w:ascii="맑은 고딕" w:hAnsi="맑은 고딕" w:eastAsia="맑은 고딕"/>
+          <w:sz w:val="21"/>
+        </w:rPr>
+        <w:t xml:space="preserve">은 다시 켤 때까지 데이터베이스 전체가 열려 있다. 세션 단위가 훨씬 안전하다.</w:t>
       </w:r>
     </w:p>
     <w:p>
       <w:r>
         <w:rPr>
           <w:rFonts w:ascii="맑은 고딕" w:hAnsi="맑은 고딕" w:eastAsia="맑은 고딕"/>
-          <w:sz w:val="21"/>
-        </w:rPr>
-        <w:t>**⑤ 작업 전후로 상태를 기록한다.**</w:t>
+          <w:b/>
+          <w:sz w:val="21"/>
+        </w:rPr>
+        <w:t xml:space="preserve">⑤ 작업 전후로 상태를 기록한다.</w:t>
       </w:r>
     </w:p>
     <w:p>
@@ -2039,16 +6096,45 @@
           <w:rFonts w:ascii="맑은 고딕" w:hAnsi="맑은 고딕" w:eastAsia="맑은 고딕"/>
           <w:sz w:val="21"/>
         </w:rPr>
-        <w:t>작업 전 `V$LOGSTDBY_STATE`와 `DBA_LOGSTDBY_PROGRESS`, 작업 후 같은 값. 무엇이 달라졌는지 알 수 있다.</w:t>
+        <w:t xml:space="preserve">작업 전 </w:t>
+      </w:r>
+      <w:r>
+        <w:rPr>
+          <w:rFonts w:ascii="Consolas" w:hAnsi="Consolas" w:eastAsia="맑은 고딕"/>
+          <w:sz w:val="21"/>
+        </w:rPr>
+        <w:t xml:space="preserve">V$LOGSTDBY_STATE</w:t>
+      </w:r>
+      <w:r>
+        <w:rPr>
+          <w:rFonts w:ascii="맑은 고딕" w:hAnsi="맑은 고딕" w:eastAsia="맑은 고딕"/>
+          <w:sz w:val="21"/>
+        </w:rPr>
+        <w:t xml:space="preserve">와 </w:t>
+      </w:r>
+      <w:r>
+        <w:rPr>
+          <w:rFonts w:ascii="Consolas" w:hAnsi="Consolas" w:eastAsia="맑은 고딕"/>
+          <w:sz w:val="21"/>
+        </w:rPr>
+        <w:t xml:space="preserve">DBA_LOGSTDBY_PROGRESS</w:t>
+      </w:r>
+      <w:r>
+        <w:rPr>
+          <w:rFonts w:ascii="맑은 고딕" w:hAnsi="맑은 고딕" w:eastAsia="맑은 고딕"/>
+          <w:sz w:val="21"/>
+        </w:rPr>
+        <w:t xml:space="preserve">, 작업 후 같은 값. 무엇이 달라졌는지 알 수 있다.</w:t>
       </w:r>
     </w:p>
     <w:p>
       <w:r>
         <w:rPr>
           <w:rFonts w:ascii="맑은 고딕" w:hAnsi="맑은 고딕" w:eastAsia="맑은 고딕"/>
-          <w:sz w:val="21"/>
-        </w:rPr>
-        <w:t>**⑥ 작업 후 이벤트를 확인한다.**</w:t>
+          <w:b/>
+          <w:sz w:val="21"/>
+        </w:rPr>
+        <w:t xml:space="preserve">⑥ 작업 후 이벤트를 확인한다.</w:t>
       </w:r>
     </w:p>
     <w:p>
@@ -2057,16 +6143,53 @@
           <w:rFonts w:ascii="맑은 고딕" w:hAnsi="맑은 고딕" w:eastAsia="맑은 고딕"/>
           <w:sz w:val="21"/>
         </w:rPr>
-        <w:t>문제는 **다음 리두가 도착할 때** 드러난다. 작업 직후에 정상으로 보인다고 끝난 것이 아니다. 몇 분 뒤 `DBA_LOGSTDBY_EVENTS`를 다시 본다.</w:t>
+        <w:t xml:space="preserve">문제는 </w:t>
+      </w:r>
+      <w:r>
+        <w:rPr>
+          <w:rFonts w:ascii="맑은 고딕" w:hAnsi="맑은 고딕" w:eastAsia="맑은 고딕"/>
+          <w:b/>
+          <w:sz w:val="21"/>
+        </w:rPr>
+        <w:t xml:space="preserve">다음 리두가 도착할 때</w:t>
+      </w:r>
+      <w:r>
+        <w:rPr>
+          <w:rFonts w:ascii="맑은 고딕" w:hAnsi="맑은 고딕" w:eastAsia="맑은 고딕"/>
+          <w:sz w:val="21"/>
+        </w:rPr>
+        <w:t xml:space="preserve"> 드러난다. 작업 직후에 정상으로 보인다고 끝난 것이 아니다. 몇 분 뒤 </w:t>
+      </w:r>
+      <w:r>
+        <w:rPr>
+          <w:rFonts w:ascii="Consolas" w:hAnsi="Consolas" w:eastAsia="맑은 고딕"/>
+          <w:sz w:val="21"/>
+        </w:rPr>
+        <w:t xml:space="preserve">DBA_LOGSTDBY_EVENTS</w:t>
+      </w:r>
+      <w:r>
+        <w:rPr>
+          <w:rFonts w:ascii="맑은 고딕" w:hAnsi="맑은 고딕" w:eastAsia="맑은 고딕"/>
+          <w:sz w:val="21"/>
+        </w:rPr>
+        <w:t xml:space="preserve">를 다시 본다.</w:t>
       </w:r>
     </w:p>
     <w:p>
       <w:r>
         <w:rPr>
           <w:rFonts w:ascii="맑은 고딕" w:hAnsi="맑은 고딕" w:eastAsia="맑은 고딕"/>
-          <w:sz w:val="21"/>
-        </w:rPr>
-        <w:t>**⑦ 파라미터를 바꿀 때는 적용을 멈춘다.** SKIP 규칙도 마찬가지다.</w:t>
+          <w:b/>
+          <w:sz w:val="21"/>
+        </w:rPr>
+        <w:t xml:space="preserve">⑦ 파라미터를 바꿀 때는 적용을 멈춘다.</w:t>
+      </w:r>
+      <w:r>
+        <w:rPr>
+          <w:rFonts w:ascii="맑은 고딕" w:hAnsi="맑은 고딕" w:eastAsia="맑은 고딕"/>
+          <w:sz w:val="21"/>
+        </w:rPr>
+        <w:t xml:space="preserve"> SKIP 규칙도 마찬가지다.</w:t>
       </w:r>
     </w:p>
     <w:p>
@@ -2101,9 +6224,10 @@
       <w:r>
         <w:rPr>
           <w:rFonts w:ascii="맑은 고딕" w:hAnsi="맑은 고딕" w:eastAsia="맑은 고딕"/>
-          <w:sz w:val="21"/>
-        </w:rPr>
-        <w:t>**호스트**</w:t>
+          <w:b/>
+          <w:sz w:val="21"/>
+        </w:rPr>
+        <w:t xml:space="preserve">호스트</w:t>
       </w:r>
     </w:p>
     <w:p>
@@ -2112,16 +6236,31 @@
           <w:rFonts w:ascii="맑은 고딕" w:hAnsi="맑은 고딕" w:eastAsia="맑은 고딕"/>
           <w:sz w:val="21"/>
         </w:rPr>
-        <w:t>· `vmrun list` → 두 VM이 실행 중</w:t>
+        <w:t xml:space="preserve">· </w:t>
+      </w:r>
+      <w:r>
+        <w:rPr>
+          <w:rFonts w:ascii="Consolas" w:hAnsi="Consolas" w:eastAsia="맑은 고딕"/>
+          <w:sz w:val="21"/>
+        </w:rPr>
+        <w:t xml:space="preserve">vmrun list</w:t>
+      </w:r>
+      <w:r>
+        <w:rPr>
+          <w:rFonts w:ascii="맑은 고딕" w:hAnsi="맑은 고딕" w:eastAsia="맑은 고딕"/>
+          <w:sz w:val="21"/>
+        </w:rPr>
+        <w:t xml:space="preserve"> → 두 VM이 실행 중</w:t>
       </w:r>
     </w:p>
     <w:p>
       <w:r>
         <w:rPr>
           <w:rFonts w:ascii="맑은 고딕" w:hAnsi="맑은 고딕" w:eastAsia="맑은 고딕"/>
-          <w:sz w:val="21"/>
-        </w:rPr>
-        <w:t>**chicago (Primary)**</w:t>
+          <w:b/>
+          <w:sz w:val="21"/>
+        </w:rPr>
+        <w:t xml:space="preserve">chicago (Primary)</w:t>
       </w:r>
     </w:p>
     <w:p>
@@ -2130,7 +6269,28 @@
           <w:rFonts w:ascii="맑은 고딕" w:hAnsi="맑은 고딕" w:eastAsia="맑은 고딕"/>
           <w:sz w:val="21"/>
         </w:rPr>
-        <w:t>· `SELECT database_role, open_mode, protection_mode FROM v$database;` → `PRIMARY / READ WRITE / MAXIMUM PERFORMANCE`</w:t>
+        <w:t xml:space="preserve">· </w:t>
+      </w:r>
+      <w:r>
+        <w:rPr>
+          <w:rFonts w:ascii="Consolas" w:hAnsi="Consolas" w:eastAsia="맑은 고딕"/>
+          <w:sz w:val="21"/>
+        </w:rPr>
+        <w:t xml:space="preserve">SELECT database_role, open_mode, protection_mode FROM v$database;</w:t>
+      </w:r>
+      <w:r>
+        <w:rPr>
+          <w:rFonts w:ascii="맑은 고딕" w:hAnsi="맑은 고딕" w:eastAsia="맑은 고딕"/>
+          <w:sz w:val="21"/>
+        </w:rPr>
+        <w:t xml:space="preserve"> → </w:t>
+      </w:r>
+      <w:r>
+        <w:rPr>
+          <w:rFonts w:ascii="Consolas" w:hAnsi="Consolas" w:eastAsia="맑은 고딕"/>
+          <w:sz w:val="21"/>
+        </w:rPr>
+        <w:t xml:space="preserve">PRIMARY / READ WRITE / MAXIMUM PERFORMANCE</w:t>
       </w:r>
     </w:p>
     <w:p>
@@ -2139,7 +6299,35 @@
           <w:rFonts w:ascii="맑은 고딕" w:hAnsi="맑은 고딕" w:eastAsia="맑은 고딕"/>
           <w:sz w:val="21"/>
         </w:rPr>
-        <w:t>· `SELECT dest_id, status, error FROM v$archive_dest_status WHERE dest_id&lt;=2;` → 모두 `VALID`, 오류 없음</w:t>
+        <w:t xml:space="preserve">· </w:t>
+      </w:r>
+      <w:r>
+        <w:rPr>
+          <w:rFonts w:ascii="Consolas" w:hAnsi="Consolas" w:eastAsia="맑은 고딕"/>
+          <w:sz w:val="21"/>
+        </w:rPr>
+        <w:t xml:space="preserve">SELECT dest_id, status, error FROM v$archive_dest_status WHERE dest_id&lt;=2;</w:t>
+      </w:r>
+      <w:r>
+        <w:rPr>
+          <w:rFonts w:ascii="맑은 고딕" w:hAnsi="맑은 고딕" w:eastAsia="맑은 고딕"/>
+          <w:sz w:val="21"/>
+        </w:rPr>
+        <w:t xml:space="preserve"> → 모두 </w:t>
+      </w:r>
+      <w:r>
+        <w:rPr>
+          <w:rFonts w:ascii="Consolas" w:hAnsi="Consolas" w:eastAsia="맑은 고딕"/>
+          <w:sz w:val="21"/>
+        </w:rPr>
+        <w:t xml:space="preserve">VALID</w:t>
+      </w:r>
+      <w:r>
+        <w:rPr>
+          <w:rFonts w:ascii="맑은 고딕" w:hAnsi="맑은 고딕" w:eastAsia="맑은 고딕"/>
+          <w:sz w:val="21"/>
+        </w:rPr>
+        <w:t xml:space="preserve">, 오류 없음</w:t>
       </w:r>
     </w:p>
     <w:p>
@@ -2148,16 +6336,60 @@
           <w:rFonts w:ascii="맑은 고딕" w:hAnsi="맑은 고딕" w:eastAsia="맑은 고딕"/>
           <w:sz w:val="21"/>
         </w:rPr>
-        <w:t>· 실습에서 만든 `lgu`·`lgadmin` 스키마가 **없어야 한다**(스냅샷 시점에는 없던 것)</w:t>
+        <w:t xml:space="preserve">· 실습에서 만든 </w:t>
+      </w:r>
+      <w:r>
+        <w:rPr>
+          <w:rFonts w:ascii="Consolas" w:hAnsi="Consolas" w:eastAsia="맑은 고딕"/>
+          <w:sz w:val="21"/>
+        </w:rPr>
+        <w:t xml:space="preserve">lgu</w:t>
+      </w:r>
+      <w:r>
+        <w:rPr>
+          <w:rFonts w:ascii="맑은 고딕" w:hAnsi="맑은 고딕" w:eastAsia="맑은 고딕"/>
+          <w:sz w:val="21"/>
+        </w:rPr>
+        <w:t xml:space="preserve">·</w:t>
+      </w:r>
+      <w:r>
+        <w:rPr>
+          <w:rFonts w:ascii="Consolas" w:hAnsi="Consolas" w:eastAsia="맑은 고딕"/>
+          <w:sz w:val="21"/>
+        </w:rPr>
+        <w:t xml:space="preserve">lgadmin</w:t>
+      </w:r>
+      <w:r>
+        <w:rPr>
+          <w:rFonts w:ascii="맑은 고딕" w:hAnsi="맑은 고딕" w:eastAsia="맑은 고딕"/>
+          <w:sz w:val="21"/>
+        </w:rPr>
+        <w:t xml:space="preserve"> 스키마가 </w:t>
+      </w:r>
+      <w:r>
+        <w:rPr>
+          <w:rFonts w:ascii="맑은 고딕" w:hAnsi="맑은 고딕" w:eastAsia="맑은 고딕"/>
+          <w:b/>
+          <w:sz w:val="21"/>
+        </w:rPr>
+        <w:t xml:space="preserve">없어야 한다</w:t>
+      </w:r>
+      <w:r>
+        <w:rPr>
+          <w:rFonts w:ascii="맑은 고딕" w:hAnsi="맑은 고딕" w:eastAsia="맑은 고딕"/>
+          <w:sz w:val="21"/>
+        </w:rPr>
+        <w:t xml:space="preserve">(스냅샷 시점에는 없던 것)</w:t>
       </w:r>
     </w:p>
     <w:p>
       <w:r>
         <w:rPr>
           <w:rFonts w:ascii="맑은 고딕" w:hAnsi="맑은 고딕" w:eastAsia="맑은 고딕"/>
-          <w:sz w:val="21"/>
-        </w:rPr>
-        <w:t>**boston (Standby)**</w:t>
+          <w:b/>
+          <w:sz w:val="21"/>
+        </w:rPr>
+        <w:t xml:space="preserve">boston (Standby)</w:t>
       </w:r>
     </w:p>
     <w:p>
@@ -2166,7 +6398,29 @@
           <w:rFonts w:ascii="맑은 고딕" w:hAnsi="맑은 고딕" w:eastAsia="맑은 고딕"/>
           <w:sz w:val="21"/>
         </w:rPr>
-        <w:t>· `SELECT database_role, open_mode, guard_status FROM v$database;` → **`PHYSICAL STANDBY / READ ONLY WITH APPLY / NONE`**</w:t>
+        <w:t xml:space="preserve">· </w:t>
+      </w:r>
+      <w:r>
+        <w:rPr>
+          <w:rFonts w:ascii="Consolas" w:hAnsi="Consolas" w:eastAsia="맑은 고딕"/>
+          <w:sz w:val="21"/>
+        </w:rPr>
+        <w:t xml:space="preserve">SELECT database_role, open_mode, guard_status FROM v$database;</w:t>
+      </w:r>
+      <w:r>
+        <w:rPr>
+          <w:rFonts w:ascii="맑은 고딕" w:hAnsi="맑은 고딕" w:eastAsia="맑은 고딕"/>
+          <w:sz w:val="21"/>
+        </w:rPr>
+        <w:t xml:space="preserve"> → </w:t>
+      </w:r>
+      <w:r>
+        <w:rPr>
+          <w:rFonts w:ascii="Consolas" w:hAnsi="Consolas" w:eastAsia="맑은 고딕"/>
+          <w:b/>
+          <w:sz w:val="21"/>
+        </w:rPr>
+        <w:t xml:space="preserve">PHYSICAL STANDBY / READ ONLY WITH APPLY / NONE</w:t>
       </w:r>
     </w:p>
     <w:p>
@@ -2175,7 +6429,49 @@
           <w:rFonts w:ascii="맑은 고딕" w:hAnsi="맑은 고딕" w:eastAsia="맑은 고딕"/>
           <w:sz w:val="21"/>
         </w:rPr>
-        <w:t>세 값이 모두 바뀌었어야 한다. `LOGICAL STANDBY`나 `READ WRITE`나 `ALL`이 보이면 되돌리기가 안 된 것이다.</w:t>
+        <w:t xml:space="preserve">세 값이 모두 바뀌었어야 한다. </w:t>
+      </w:r>
+      <w:r>
+        <w:rPr>
+          <w:rFonts w:ascii="Consolas" w:hAnsi="Consolas" w:eastAsia="맑은 고딕"/>
+          <w:sz w:val="21"/>
+        </w:rPr>
+        <w:t xml:space="preserve">LOGICAL STANDBY</w:t>
+      </w:r>
+      <w:r>
+        <w:rPr>
+          <w:rFonts w:ascii="맑은 고딕" w:hAnsi="맑은 고딕" w:eastAsia="맑은 고딕"/>
+          <w:sz w:val="21"/>
+        </w:rPr>
+        <w:t xml:space="preserve">나 </w:t>
+      </w:r>
+      <w:r>
+        <w:rPr>
+          <w:rFonts w:ascii="Consolas" w:hAnsi="Consolas" w:eastAsia="맑은 고딕"/>
+          <w:sz w:val="21"/>
+        </w:rPr>
+        <w:t xml:space="preserve">READ WRITE</w:t>
+      </w:r>
+      <w:r>
+        <w:rPr>
+          <w:rFonts w:ascii="맑은 고딕" w:hAnsi="맑은 고딕" w:eastAsia="맑은 고딕"/>
+          <w:sz w:val="21"/>
+        </w:rPr>
+        <w:t xml:space="preserve">나 </w:t>
+      </w:r>
+      <w:r>
+        <w:rPr>
+          <w:rFonts w:ascii="Consolas" w:hAnsi="Consolas" w:eastAsia="맑은 고딕"/>
+          <w:sz w:val="21"/>
+        </w:rPr>
+        <w:t xml:space="preserve">ALL</w:t>
+      </w:r>
+      <w:r>
+        <w:rPr>
+          <w:rFonts w:ascii="맑은 고딕" w:hAnsi="맑은 고딕" w:eastAsia="맑은 고딕"/>
+          <w:sz w:val="21"/>
+        </w:rPr>
+        <w:t xml:space="preserve">이 보이면 되돌리기가 안 된 것이다.</w:t>
       </w:r>
     </w:p>
     <w:p>
@@ -2184,7 +6480,28 @@
           <w:rFonts w:ascii="맑은 고딕" w:hAnsi="맑은 고딕" w:eastAsia="맑은 고딕"/>
           <w:sz w:val="21"/>
         </w:rPr>
-        <w:t>· `SELECT dest_id, status, recovery_mode FROM v$archive_dest_status WHERE dest_id=1;` → `VALID / MANAGED REAL TIME APPLY`</w:t>
+        <w:t xml:space="preserve">· </w:t>
+      </w:r>
+      <w:r>
+        <w:rPr>
+          <w:rFonts w:ascii="Consolas" w:hAnsi="Consolas" w:eastAsia="맑은 고딕"/>
+          <w:sz w:val="21"/>
+        </w:rPr>
+        <w:t xml:space="preserve">SELECT dest_id, status, recovery_mode FROM v$archive_dest_status WHERE dest_id=1;</w:t>
+      </w:r>
+      <w:r>
+        <w:rPr>
+          <w:rFonts w:ascii="맑은 고딕" w:hAnsi="맑은 고딕" w:eastAsia="맑은 고딕"/>
+          <w:sz w:val="21"/>
+        </w:rPr>
+        <w:t xml:space="preserve"> → </w:t>
+      </w:r>
+      <w:r>
+        <w:rPr>
+          <w:rFonts w:ascii="Consolas" w:hAnsi="Consolas" w:eastAsia="맑은 고딕"/>
+          <w:sz w:val="21"/>
+        </w:rPr>
+        <w:t xml:space="preserve">VALID / MANAGED REAL TIME APPLY</w:t>
       </w:r>
     </w:p>
     <w:p>
@@ -2193,7 +6510,36 @@
           <w:rFonts w:ascii="맑은 고딕" w:hAnsi="맑은 고딕" w:eastAsia="맑은 고딕"/>
           <w:sz w:val="21"/>
         </w:rPr>
-        <w:t>· `SELECT process, status, sequence# FROM v$managed_standby WHERE process='MRP0';` → **MRP0이 있어야 한다.** Logical Standby에는 없던 프로세스다</w:t>
+        <w:t xml:space="preserve">· </w:t>
+      </w:r>
+      <w:r>
+        <w:rPr>
+          <w:rFonts w:ascii="Consolas" w:hAnsi="Consolas" w:eastAsia="맑은 고딕"/>
+          <w:sz w:val="21"/>
+        </w:rPr>
+        <w:t xml:space="preserve">SELECT process, status, sequence# FROM v$managed_standby WHERE process='MRP0';</w:t>
+      </w:r>
+      <w:r>
+        <w:rPr>
+          <w:rFonts w:ascii="맑은 고딕" w:hAnsi="맑은 고딕" w:eastAsia="맑은 고딕"/>
+          <w:sz w:val="21"/>
+        </w:rPr>
+        <w:t xml:space="preserve"> → </w:t>
+      </w:r>
+      <w:r>
+        <w:rPr>
+          <w:rFonts w:ascii="맑은 고딕" w:hAnsi="맑은 고딕" w:eastAsia="맑은 고딕"/>
+          <w:b/>
+          <w:sz w:val="21"/>
+        </w:rPr>
+        <w:t xml:space="preserve">MRP0이 있어야 한다.</w:t>
+      </w:r>
+      <w:r>
+        <w:rPr>
+          <w:rFonts w:ascii="맑은 고딕" w:hAnsi="맑은 고딕" w:eastAsia="맑은 고딕"/>
+          <w:sz w:val="21"/>
+        </w:rPr>
+        <w:t xml:space="preserve"> Logical Standby에는 없던 프로세스다</w:t>
       </w:r>
     </w:p>
     <w:p>
@@ -2202,7 +6548,36 @@
           <w:rFonts w:ascii="맑은 고딕" w:hAnsi="맑은 고딕" w:eastAsia="맑은 고딕"/>
           <w:sz w:val="21"/>
         </w:rPr>
-        <w:t>· `SELECT count(*) FROM v$logstdby_process;` → **0**. SQL Apply 프로세스가 없어야 한다</w:t>
+        <w:t xml:space="preserve">· </w:t>
+      </w:r>
+      <w:r>
+        <w:rPr>
+          <w:rFonts w:ascii="Consolas" w:hAnsi="Consolas" w:eastAsia="맑은 고딕"/>
+          <w:sz w:val="21"/>
+        </w:rPr>
+        <w:t xml:space="preserve">SELECT count(*) FROM v$logstdby_process;</w:t>
+      </w:r>
+      <w:r>
+        <w:rPr>
+          <w:rFonts w:ascii="맑은 고딕" w:hAnsi="맑은 고딕" w:eastAsia="맑은 고딕"/>
+          <w:sz w:val="21"/>
+        </w:rPr>
+        <w:t xml:space="preserve"> → </w:t>
+      </w:r>
+      <w:r>
+        <w:rPr>
+          <w:rFonts w:ascii="맑은 고딕" w:hAnsi="맑은 고딕" w:eastAsia="맑은 고딕"/>
+          <w:b/>
+          <w:sz w:val="21"/>
+        </w:rPr>
+        <w:t xml:space="preserve">0</w:t>
+      </w:r>
+      <w:r>
+        <w:rPr>
+          <w:rFonts w:ascii="맑은 고딕" w:hAnsi="맑은 고딕" w:eastAsia="맑은 고딕"/>
+          <w:sz w:val="21"/>
+        </w:rPr>
+        <w:t xml:space="preserve">. SQL Apply 프로세스가 없어야 한다</w:t>
       </w:r>
     </w:p>
     <w:p>
@@ -2211,7 +6586,21 @@
           <w:rFonts w:ascii="맑은 고딕" w:hAnsi="맑은 고딕" w:eastAsia="맑은 고딕"/>
           <w:sz w:val="21"/>
         </w:rPr>
-        <w:t>· `SELECT name, value FROM v$dataguard_stats WHERE name LIKE '%lag';` → 두 값 모두 0에 수렴</w:t>
+        <w:t xml:space="preserve">· </w:t>
+      </w:r>
+      <w:r>
+        <w:rPr>
+          <w:rFonts w:ascii="Consolas" w:hAnsi="Consolas" w:eastAsia="맑은 고딕"/>
+          <w:sz w:val="21"/>
+        </w:rPr>
+        <w:t xml:space="preserve">SELECT name, value FROM v$dataguard_stats WHERE name LIKE '%lag';</w:t>
+      </w:r>
+      <w:r>
+        <w:rPr>
+          <w:rFonts w:ascii="맑은 고딕" w:hAnsi="맑은 고딕" w:eastAsia="맑은 고딕"/>
+          <w:sz w:val="21"/>
+        </w:rPr>
+        <w:t xml:space="preserve"> → 두 값 모두 0에 수렴</w:t>
       </w:r>
     </w:p>
     <w:p>
@@ -2220,7 +6609,42 @@
           <w:rFonts w:ascii="맑은 고딕" w:hAnsi="맑은 고딕" w:eastAsia="맑은 고딕"/>
           <w:sz w:val="21"/>
         </w:rPr>
-        <w:t>· `SELECT name, open_mode FROM v$pdbs;` → `CHICAGO_PDB1`이 `READ ONLY`</w:t>
+        <w:t xml:space="preserve">· </w:t>
+      </w:r>
+      <w:r>
+        <w:rPr>
+          <w:rFonts w:ascii="Consolas" w:hAnsi="Consolas" w:eastAsia="맑은 고딕"/>
+          <w:sz w:val="21"/>
+        </w:rPr>
+        <w:t xml:space="preserve">SELECT name, open_mode FROM v$pdbs;</w:t>
+      </w:r>
+      <w:r>
+        <w:rPr>
+          <w:rFonts w:ascii="맑은 고딕" w:hAnsi="맑은 고딕" w:eastAsia="맑은 고딕"/>
+          <w:sz w:val="21"/>
+        </w:rPr>
+        <w:t xml:space="preserve"> → </w:t>
+      </w:r>
+      <w:r>
+        <w:rPr>
+          <w:rFonts w:ascii="Consolas" w:hAnsi="Consolas" w:eastAsia="맑은 고딕"/>
+          <w:sz w:val="21"/>
+        </w:rPr>
+        <w:t xml:space="preserve">CHICAGO_PDB1</w:t>
+      </w:r>
+      <w:r>
+        <w:rPr>
+          <w:rFonts w:ascii="맑은 고딕" w:hAnsi="맑은 고딕" w:eastAsia="맑은 고딕"/>
+          <w:sz w:val="21"/>
+        </w:rPr>
+        <w:t xml:space="preserve">이 </w:t>
+      </w:r>
+      <w:r>
+        <w:rPr>
+          <w:rFonts w:ascii="Consolas" w:hAnsi="Consolas" w:eastAsia="맑은 고딕"/>
+          <w:sz w:val="21"/>
+        </w:rPr>
+        <w:t xml:space="preserve">READ ONLY</w:t>
       </w:r>
     </w:p>
     <w:p>
@@ -2229,16 +6653,45 @@
           <w:rFonts w:ascii="맑은 고딕" w:hAnsi="맑은 고딕" w:eastAsia="맑은 고딕"/>
           <w:sz w:val="21"/>
         </w:rPr>
-        <w:t>· `rpt`·`lgu` 스키마가 없어야 한다</w:t>
+        <w:t xml:space="preserve">· </w:t>
+      </w:r>
+      <w:r>
+        <w:rPr>
+          <w:rFonts w:ascii="Consolas" w:hAnsi="Consolas" w:eastAsia="맑은 고딕"/>
+          <w:sz w:val="21"/>
+        </w:rPr>
+        <w:t xml:space="preserve">rpt</w:t>
+      </w:r>
+      <w:r>
+        <w:rPr>
+          <w:rFonts w:ascii="맑은 고딕" w:hAnsi="맑은 고딕" w:eastAsia="맑은 고딕"/>
+          <w:sz w:val="21"/>
+        </w:rPr>
+        <w:t xml:space="preserve">·</w:t>
+      </w:r>
+      <w:r>
+        <w:rPr>
+          <w:rFonts w:ascii="Consolas" w:hAnsi="Consolas" w:eastAsia="맑은 고딕"/>
+          <w:sz w:val="21"/>
+        </w:rPr>
+        <w:t xml:space="preserve">lgu</w:t>
+      </w:r>
+      <w:r>
+        <w:rPr>
+          <w:rFonts w:ascii="맑은 고딕" w:hAnsi="맑은 고딕" w:eastAsia="맑은 고딕"/>
+          <w:sz w:val="21"/>
+        </w:rPr>
+        <w:t xml:space="preserve"> 스키마가 없어야 한다</w:t>
       </w:r>
     </w:p>
     <w:p>
       <w:r>
         <w:rPr>
           <w:rFonts w:ascii="맑은 고딕" w:hAnsi="맑은 고딕" w:eastAsia="맑은 고딕"/>
-          <w:sz w:val="21"/>
-        </w:rPr>
-        <w:t>**양쪽 대조**</w:t>
+          <w:b/>
+          <w:sz w:val="21"/>
+        </w:rPr>
+        <w:t xml:space="preserve">양쪽 대조</w:t>
       </w:r>
     </w:p>
     <w:p>
@@ -2256,7 +6709,15 @@
           <w:rFonts w:ascii="맑은 고딕" w:hAnsi="맑은 고딕" w:eastAsia="맑은 고딕"/>
           <w:sz w:val="21"/>
         </w:rPr>
-        <w:t>· Primary에 한 행을 넣고 Standby에 반영되는지 확인한다. **마지막 확인은 데이터로 한다.**</w:t>
+        <w:t xml:space="preserve">· Primary에 한 행을 넣고 Standby에 반영되는지 확인한다. </w:t>
+      </w:r>
+      <w:r>
+        <w:rPr>
+          <w:rFonts w:ascii="맑은 고딕" w:hAnsi="맑은 고딕" w:eastAsia="맑은 고딕"/>
+          <w:b/>
+          <w:sz w:val="21"/>
+        </w:rPr>
+        <w:t xml:space="preserve">마지막 확인은 데이터로 한다.</w:t>
       </w:r>
     </w:p>
     <w:p>
@@ -2265,7 +6726,21 @@
           <w:rFonts w:ascii="맑은 고딕" w:hAnsi="맑은 고딕" w:eastAsia="맑은 고딕"/>
           <w:sz w:val="21"/>
         </w:rPr>
-        <w:t>하나라도 어긋나면 스냅샷이 제대로 잡히지 않았거나 되돌리기가 실패한 것이다. 그때는 `adg-configured`로 되돌려 6장부터 다시 만든다.</w:t>
+        <w:t xml:space="preserve">하나라도 어긋나면 스냅샷이 제대로 잡히지 않았거나 되돌리기가 실패한 것이다. 그때는 </w:t>
+      </w:r>
+      <w:r>
+        <w:rPr>
+          <w:rFonts w:ascii="Consolas" w:hAnsi="Consolas" w:eastAsia="맑은 고딕"/>
+          <w:sz w:val="21"/>
+        </w:rPr>
+        <w:t xml:space="preserve">adg-configured</w:t>
+      </w:r>
+      <w:r>
+        <w:rPr>
+          <w:rFonts w:ascii="맑은 고딕" w:hAnsi="맑은 고딕" w:eastAsia="맑은 고딕"/>
+          <w:sz w:val="21"/>
+        </w:rPr>
+        <w:t xml:space="preserve">로 되돌려 6장부터 다시 만든다.</w:t>
       </w:r>
     </w:p>
     <w:p>
@@ -2278,6 +6753,8 @@
       </w:r>
     </w:p>
     <w:sectPr>
+      <w:headerReference w:type="default" r:id="rId9"/>
+      <w:footerReference w:type="default" r:id="rId10"/>
       <w:pgSz w:w="12240" w:h="15840"/>
       <w:pgMar w:top="1440" w:right="1800" w:bottom="1440" w:left="1800" w:header="720" w:footer="720" w:gutter="0"/>
       <w:cols w:space="720"/>
@@ -2285,6 +6762,26 @@
     </w:sectPr>
   </w:body>
 </w:document>
+</file>
+
+<file path=word/footer1.xml><?xml version="1.0" encoding="utf-8"?>
+<w:ftr xmlns:m="http://schemas.openxmlformats.org/officeDocument/2006/math" xmlns:mc="http://schemas.openxmlformats.org/markup-compatibility/2006" xmlns:mo="http://schemas.microsoft.com/office/mac/office/2008/main" xmlns:mv="urn:schemas-microsoft-com:mac:vml" xmlns:o="urn:schemas-microsoft-com:office:office" xmlns:r="http://schemas.openxmlformats.org/officeDocument/2006/relationships" xmlns:v="urn:schemas-microsoft-com:vml" xmlns:w10="urn:schemas-microsoft-com:office:word" xmlns:w14="http://schemas.microsoft.com/office/word/2010/wordml" xmlns:w="http://schemas.openxmlformats.org/wordprocessingml/2006/main" xmlns:wne="http://schemas.microsoft.com/office/word/2006/wordml" xmlns:wp14="http://schemas.microsoft.com/office/word/2010/wordprocessingDrawing" xmlns:wp="http://schemas.openxmlformats.org/drawingml/2006/wordprocessingDrawing" xmlns:wpc="http://schemas.microsoft.com/office/word/2010/wordprocessingCanvas" xmlns:wpg="http://schemas.microsoft.com/office/word/2010/wordprocessingGroup" xmlns:wpi="http://schemas.microsoft.com/office/word/2010/wordprocessingInk" xmlns:wps="http://schemas.microsoft.com/office/word/2010/wordprocessingShape" mc:Ignorable="w14 wp14">
+  <w:p>
+    <w:pPr>
+      <w:pStyle w:val="Footer"/>
+    </w:pPr>
+  </w:p>
+</w:ftr>
+</file>
+
+<file path=word/header1.xml><?xml version="1.0" encoding="utf-8"?>
+<w:hdr xmlns:m="http://schemas.openxmlformats.org/officeDocument/2006/math" xmlns:mc="http://schemas.openxmlformats.org/markup-compatibility/2006" xmlns:mo="http://schemas.microsoft.com/office/mac/office/2008/main" xmlns:mv="urn:schemas-microsoft-com:mac:vml" xmlns:o="urn:schemas-microsoft-com:office:office" xmlns:r="http://schemas.openxmlformats.org/officeDocument/2006/relationships" xmlns:v="urn:schemas-microsoft-com:vml" xmlns:w10="urn:schemas-microsoft-com:office:word" xmlns:w14="http://schemas.microsoft.com/office/word/2010/wordml" xmlns:w="http://schemas.openxmlformats.org/wordprocessingml/2006/main" xmlns:wne="http://schemas.microsoft.com/office/word/2006/wordml" xmlns:wp14="http://schemas.microsoft.com/office/word/2010/wordprocessingDrawing" xmlns:wp="http://schemas.openxmlformats.org/drawingml/2006/wordprocessingDrawing" xmlns:wpc="http://schemas.microsoft.com/office/word/2010/wordprocessingCanvas" xmlns:wpg="http://schemas.microsoft.com/office/word/2010/wordprocessingGroup" xmlns:wpi="http://schemas.microsoft.com/office/word/2010/wordprocessingInk" xmlns:wps="http://schemas.microsoft.com/office/word/2010/wordprocessingShape" mc:Ignorable="w14 wp14">
+  <w:p>
+    <w:pPr>
+      <w:pStyle w:val="Header"/>
+    </w:pPr>
+  </w:p>
+</w:hdr>
 </file>
 
 <file path=word/numbering.xml><?xml version="1.0" encoding="utf-8"?>
